--- a/0012_papic/0012_papic.docx
+++ b/0012_papic/0012_papic.docx
@@ -2,7 +2,7 @@
 <file path=word/document.xml><?xml version="1.0" encoding="utf-8"?>
 <w:document xmlns:w="http://schemas.openxmlformats.org/wordprocessingml/2006/main" xmlns:m="http://schemas.openxmlformats.org/officeDocument/2006/math" xmlns:r="http://schemas.openxmlformats.org/officeDocument/2006/relationships" xmlns:o="urn:schemas-microsoft-com:office:office" xmlns:v="urn:schemas-microsoft-com:vml" xmlns:w10="urn:schemas-microsoft-com:office:word" xmlns:a="http://schemas.openxmlformats.org/drawingml/2006/main" xmlns:pic="http://schemas.openxmlformats.org/drawingml/2006/picture" xmlns:wp="http://schemas.openxmlformats.org/drawingml/2006/wordprocessingDrawing">
   <w:body>
-    <w:bookmarkStart w:id="97" w:name="iteration-0012-papic"/>
+    <w:bookmarkStart w:id="99" w:name="iteration-0012-papic"/>
     <w:p>
       <w:pPr>
         <w:pStyle w:val="Heading1"/>
@@ -235,7 +235,7 @@
         </w:pict>
       </w:r>
     </w:p>
-    <w:bookmarkStart w:id="20" w:name="X57ea6e74ea95d60c4556b5c643a5fa8cebc1623"/>
+    <w:bookmarkStart w:id="22" w:name="X57ea6e74ea95d60c4556b5c643a5fa8cebc1623"/>
     <w:p>
       <w:pPr>
         <w:pStyle w:val="Heading2"/>
@@ -2095,6 +2095,301 @@
         <w:t xml:space="preserve">under V1 tax tier (Percentage Tax 3% + Local Business Tax 1% + Income Tax 25% — non-VAT lock). Cold-tier R2 + 90-day safety window cuts long-tail storage cost ~80% vs the prior hot-tier indefinite retention model.</w:t>
       </w:r>
     </w:p>
+    <w:bookmarkEnd w:id="19"/>
+    <w:bookmarkStart w:id="21" w:name="X4d9f91c7c06338c82a89c68a6a0b01e96bebc98"/>
+    <w:p>
+      <w:pPr>
+        <w:pStyle w:val="Heading3"/>
+      </w:pPr>
+      <w:r>
+        <w:t xml:space="preserve">QR scan token — defers to 0002 unified model (cross-ref 2026-05-22)</w:t>
+      </w:r>
+    </w:p>
+    <w:p>
+      <w:pPr>
+        <w:pStyle w:val="FirstParagraph"/>
+      </w:pPr>
+      <w:r>
+        <w:t xml:space="preserve">Paparazzi scan the</w:t>
+      </w:r>
+      <w:r>
+        <w:t xml:space="preserve"> </w:t>
+      </w:r>
+      <w:r>
+        <w:rPr>
+          <w:b/>
+          <w:bCs/>
+        </w:rPr>
+        <w:t xml:space="preserve">same</w:t>
+      </w:r>
+      <w:r>
+        <w:rPr>
+          <w:b/>
+          <w:bCs/>
+        </w:rPr>
+        <w:t xml:space="preserve"> </w:t>
+      </w:r>
+      <w:r>
+        <w:rPr>
+          <w:rStyle w:val="VerbatimChar"/>
+          <w:b/>
+          <w:bCs/>
+        </w:rPr>
+        <w:t xml:space="preserve">guests.qr_token</w:t>
+      </w:r>
+      <w:r>
+        <w:t xml:space="preserve"> </w:t>
+      </w:r>
+      <w:r>
+        <w:t xml:space="preserve">(32-hex opaque, from 0001’s schema) that opens the guest’s invitation page in a browser and hydrates the day-of LIVE view in 0031. No separate Papic-specific peer-tag token; no separate scan vector. The single token drives four scan uses across four actors per the</w:t>
+      </w:r>
+      <w:r>
+        <w:t xml:space="preserve"> </w:t>
+      </w:r>
+      <w:r>
+        <w:rPr>
+          <w:b/>
+          <w:bCs/>
+        </w:rPr>
+        <w:t xml:space="preserve">canonical lock in</w:t>
+      </w:r>
+      <w:r>
+        <w:rPr>
+          <w:b/>
+          <w:bCs/>
+        </w:rPr>
+        <w:t xml:space="preserve"> </w:t>
+      </w:r>
+      <w:hyperlink r:id="rId20">
+        <w:r>
+          <w:rPr>
+            <w:rStyle w:val="Hyperlink"/>
+            <w:b/>
+            <w:bCs/>
+          </w:rPr>
+          <w:t xml:space="preserve">0002 § Unified QR Code Lifecycle Model</w:t>
+        </w:r>
+      </w:hyperlink>
+      <w:r>
+        <w:t xml:space="preserve"> </w:t>
+      </w:r>
+      <w:r>
+        <w:t xml:space="preserve">locked 2026-05-22.</w:t>
+      </w:r>
+    </w:p>
+    <w:p>
+      <w:pPr>
+        <w:pStyle w:val="BodyText"/>
+      </w:pPr>
+      <w:r>
+        <w:t xml:space="preserve">Locked behaviors preserved from prior 0012 + 2026-05-09 decisions, restated here for build-time clarity:</w:t>
+      </w:r>
+    </w:p>
+    <w:p>
+      <w:pPr>
+        <w:pStyle w:val="Compact"/>
+        <w:numPr>
+          <w:ilvl w:val="0"/>
+          <w:numId w:val="1001"/>
+        </w:numPr>
+      </w:pPr>
+      <w:r>
+        <w:rPr>
+          <w:b/>
+          <w:bCs/>
+        </w:rPr>
+        <w:t xml:space="preserve">Paparazzi scan</w:t>
+      </w:r>
+      <w:r>
+        <w:t xml:space="preserve"> </w:t>
+      </w:r>
+      <w:r>
+        <w:t xml:space="preserve">writes</w:t>
+      </w:r>
+      <w:r>
+        <w:t xml:space="preserve"> </w:t>
+      </w:r>
+      <w:r>
+        <w:rPr>
+          <w:rStyle w:val="VerbatimChar"/>
+        </w:rPr>
+        <w:t xml:space="preserve">photo_tags.guest_id = &lt;guest&gt; AND source = 'individual_qr'</w:t>
+      </w:r>
+      <w:r>
+        <w:t xml:space="preserve"> </w:t>
+      </w:r>
+      <w:r>
+        <w:t xml:space="preserve">(the existing 0012 line 583 contract).</w:t>
+      </w:r>
+    </w:p>
+    <w:p>
+      <w:pPr>
+        <w:pStyle w:val="Compact"/>
+        <w:numPr>
+          <w:ilvl w:val="0"/>
+          <w:numId w:val="1001"/>
+        </w:numPr>
+      </w:pPr>
+      <w:r>
+        <w:rPr>
+          <w:b/>
+          <w:bCs/>
+        </w:rPr>
+        <w:t xml:space="preserve">Tag-once trust handshake</w:t>
+      </w:r>
+      <w:r>
+        <w:t xml:space="preserve"> </w:t>
+      </w:r>
+      <w:r>
+        <w:t xml:space="preserve">(2026-05-09): a paparazzo scanning a guest’s QR once gates 5+ minutes of subsequent shots from that paparazzo as auto-tagged to that guest, no rescanning needed.</w:t>
+      </w:r>
+    </w:p>
+    <w:p>
+      <w:pPr>
+        <w:pStyle w:val="Compact"/>
+        <w:numPr>
+          <w:ilvl w:val="0"/>
+          <w:numId w:val="1001"/>
+        </w:numPr>
+      </w:pPr>
+      <w:r>
+        <w:rPr>
+          <w:b/>
+          <w:bCs/>
+        </w:rPr>
+        <w:t xml:space="preserve">Untagged-still-delivered guarantee</w:t>
+      </w:r>
+      <w:r>
+        <w:t xml:space="preserve"> </w:t>
+      </w:r>
+      <w:r>
+        <w:t xml:space="preserve">(2026-05-09): photos with no scan / face-match / pick action still upload to the couple’s gallery; they just don’t get a guest tag.</w:t>
+      </w:r>
+    </w:p>
+    <w:p>
+      <w:pPr>
+        <w:pStyle w:val="Compact"/>
+        <w:numPr>
+          <w:ilvl w:val="0"/>
+          <w:numId w:val="1001"/>
+        </w:numPr>
+      </w:pPr>
+      <w:r>
+        <w:rPr>
+          <w:b/>
+          <w:bCs/>
+        </w:rPr>
+        <w:t xml:space="preserve">Max 10 tags per photo</w:t>
+      </w:r>
+      <w:r>
+        <w:t xml:space="preserve"> </w:t>
+      </w:r>
+      <w:r>
+        <w:t xml:space="preserve">(2026-05-09): combined guest QR + table QR + auto-face + manual Pick + table fan-out caps at 10 tags total per photo.</w:t>
+      </w:r>
+    </w:p>
+    <w:p>
+      <w:pPr>
+        <w:pStyle w:val="Compact"/>
+        <w:numPr>
+          <w:ilvl w:val="0"/>
+          <w:numId w:val="1001"/>
+        </w:numPr>
+      </w:pPr>
+      <w:r>
+        <w:rPr>
+          <w:b/>
+          <w:bCs/>
+        </w:rPr>
+        <w:t xml:space="preserve">Table QR (</w:t>
+      </w:r>
+      <w:r>
+        <w:rPr>
+          <w:rStyle w:val="VerbatimChar"/>
+          <w:b/>
+          <w:bCs/>
+        </w:rPr>
+        <w:t xml:space="preserve">setnayan://table/{token}</w:t>
+      </w:r>
+      <w:r>
+        <w:rPr>
+          <w:b/>
+          <w:bCs/>
+        </w:rPr>
+        <w:t xml:space="preserve">)</w:t>
+      </w:r>
+      <w:r>
+        <w:t xml:space="preserve"> </w:t>
+      </w:r>
+      <w:r>
+        <w:t xml:space="preserve">is a SEPARATE token from</w:t>
+      </w:r>
+      <w:r>
+        <w:t xml:space="preserve"> </w:t>
+      </w:r>
+      <w:r>
+        <w:rPr>
+          <w:rStyle w:val="VerbatimChar"/>
+        </w:rPr>
+        <w:t xml:space="preserve">guests.qr_token</w:t>
+      </w:r>
+      <w:r>
+        <w:t xml:space="preserve">. Per 0008’s lock, table QRs are minted only at seating-chart publish. A table-QR scan fans tags to every guest seated at that table (alphabetized + truncated at the 10-cap).</w:t>
+      </w:r>
+    </w:p>
+    <w:p>
+      <w:pPr>
+        <w:pStyle w:val="Compact"/>
+        <w:numPr>
+          <w:ilvl w:val="0"/>
+          <w:numId w:val="1001"/>
+        </w:numPr>
+      </w:pPr>
+      <w:r>
+        <w:rPr>
+          <w:b/>
+          <w:bCs/>
+        </w:rPr>
+        <w:t xml:space="preserve">Token rotation never breaks tag history.</w:t>
+      </w:r>
+      <w:r>
+        <w:t xml:space="preserve"> </w:t>
+      </w:r>
+      <w:r>
+        <w:rPr>
+          <w:rStyle w:val="VerbatimChar"/>
+        </w:rPr>
+        <w:t xml:space="preserve">photo_tags.guest_id</w:t>
+      </w:r>
+      <w:r>
+        <w:t xml:space="preserve"> </w:t>
+      </w:r>
+      <w:r>
+        <w:t xml:space="preserve">is the immutable join; the QR token is just the lookup key. A re-issued QR (per 0002’s per-guest Re-issue action) invalidates the magic-link cookie + the printed QR but does not unlink the guest from already-tagged photos.</w:t>
+      </w:r>
+    </w:p>
+    <w:p>
+      <w:pPr>
+        <w:pStyle w:val="FirstParagraph"/>
+      </w:pPr>
+      <w:r>
+        <w:t xml:space="preserve">For the cross-iteration framing (3 lifecycle states · 4 scan actors · vendor TIER 1/TIER 2 scan addition · Phase 4 editorial guest hydration), defer to</w:t>
+      </w:r>
+      <w:r>
+        <w:t xml:space="preserve"> </w:t>
+      </w:r>
+      <w:hyperlink r:id="rId20">
+        <w:r>
+          <w:rPr>
+            <w:rStyle w:val="Hyperlink"/>
+          </w:rPr>
+          <w:t xml:space="preserve">0002 § Unified QR Code Lifecycle Model (canonical lock 2026-05-22)</w:t>
+        </w:r>
+      </w:hyperlink>
+      <w:r>
+        <w:t xml:space="preserve">.</w:t>
+      </w:r>
+    </w:p>
     <w:p>
       <w:r>
         <w:pict>
@@ -2102,9 +2397,9 @@
         </w:pict>
       </w:r>
     </w:p>
-    <w:bookmarkEnd w:id="19"/>
-    <w:bookmarkEnd w:id="20"/>
-    <w:bookmarkStart w:id="21" w:name="what-this-iteration-ships"/>
+    <w:bookmarkEnd w:id="21"/>
+    <w:bookmarkEnd w:id="22"/>
+    <w:bookmarkStart w:id="23" w:name="what-this-iteration-ships"/>
     <w:p>
       <w:pPr>
         <w:pStyle w:val="Heading2"/>
@@ -2162,7 +2457,7 @@
         <w:pStyle w:val="Compact"/>
         <w:numPr>
           <w:ilvl w:val="0"/>
-          <w:numId w:val="1001"/>
+          <w:numId w:val="1002"/>
         </w:numPr>
       </w:pPr>
       <w:r>
@@ -2174,7 +2469,7 @@
         <w:pStyle w:val="Compact"/>
         <w:numPr>
           <w:ilvl w:val="0"/>
-          <w:numId w:val="1001"/>
+          <w:numId w:val="1002"/>
         </w:numPr>
       </w:pPr>
       <w:r>
@@ -2186,7 +2481,7 @@
         <w:pStyle w:val="Compact"/>
         <w:numPr>
           <w:ilvl w:val="0"/>
-          <w:numId w:val="1001"/>
+          <w:numId w:val="1002"/>
         </w:numPr>
       </w:pPr>
       <w:r>
@@ -2224,7 +2519,7 @@
         <w:pStyle w:val="Compact"/>
         <w:numPr>
           <w:ilvl w:val="0"/>
-          <w:numId w:val="1001"/>
+          <w:numId w:val="1002"/>
         </w:numPr>
       </w:pPr>
       <w:r>
@@ -2252,7 +2547,7 @@
         <w:pStyle w:val="Compact"/>
         <w:numPr>
           <w:ilvl w:val="0"/>
-          <w:numId w:val="1001"/>
+          <w:numId w:val="1002"/>
         </w:numPr>
       </w:pPr>
       <w:r>
@@ -2264,7 +2559,7 @@
         <w:pStyle w:val="Compact"/>
         <w:numPr>
           <w:ilvl w:val="0"/>
-          <w:numId w:val="1001"/>
+          <w:numId w:val="1002"/>
         </w:numPr>
       </w:pPr>
       <w:r>
@@ -2276,7 +2571,7 @@
         <w:pStyle w:val="Compact"/>
         <w:numPr>
           <w:ilvl w:val="0"/>
-          <w:numId w:val="1001"/>
+          <w:numId w:val="1002"/>
         </w:numPr>
       </w:pPr>
       <w:r>
@@ -2301,7 +2596,7 @@
         <w:pStyle w:val="Compact"/>
         <w:numPr>
           <w:ilvl w:val="0"/>
-          <w:numId w:val="1001"/>
+          <w:numId w:val="1002"/>
         </w:numPr>
       </w:pPr>
       <w:r>
@@ -2313,7 +2608,7 @@
         <w:pStyle w:val="Compact"/>
         <w:numPr>
           <w:ilvl w:val="0"/>
-          <w:numId w:val="1001"/>
+          <w:numId w:val="1002"/>
         </w:numPr>
       </w:pPr>
       <w:r>
@@ -2325,7 +2620,7 @@
         <w:pStyle w:val="Compact"/>
         <w:numPr>
           <w:ilvl w:val="0"/>
-          <w:numId w:val="1001"/>
+          <w:numId w:val="1002"/>
         </w:numPr>
       </w:pPr>
       <w:r>
@@ -2337,7 +2632,7 @@
         <w:pStyle w:val="Compact"/>
         <w:numPr>
           <w:ilvl w:val="0"/>
-          <w:numId w:val="1001"/>
+          <w:numId w:val="1002"/>
         </w:numPr>
       </w:pPr>
       <w:r>
@@ -2349,7 +2644,7 @@
         <w:pStyle w:val="Compact"/>
         <w:numPr>
           <w:ilvl w:val="0"/>
-          <w:numId w:val="1001"/>
+          <w:numId w:val="1002"/>
         </w:numPr>
       </w:pPr>
       <w:r>
@@ -2361,7 +2656,7 @@
         <w:pStyle w:val="Compact"/>
         <w:numPr>
           <w:ilvl w:val="0"/>
-          <w:numId w:val="1001"/>
+          <w:numId w:val="1002"/>
         </w:numPr>
       </w:pPr>
       <w:r>
@@ -2379,7 +2674,7 @@
         <w:pStyle w:val="Compact"/>
         <w:numPr>
           <w:ilvl w:val="0"/>
-          <w:numId w:val="1001"/>
+          <w:numId w:val="1002"/>
         </w:numPr>
       </w:pPr>
       <w:r>
@@ -2391,7 +2686,7 @@
         <w:pStyle w:val="Compact"/>
         <w:numPr>
           <w:ilvl w:val="0"/>
-          <w:numId w:val="1001"/>
+          <w:numId w:val="1002"/>
         </w:numPr>
       </w:pPr>
       <w:r>
@@ -2403,7 +2698,7 @@
         <w:pStyle w:val="Compact"/>
         <w:numPr>
           <w:ilvl w:val="0"/>
-          <w:numId w:val="1001"/>
+          <w:numId w:val="1002"/>
         </w:numPr>
       </w:pPr>
       <w:r>
@@ -2415,7 +2710,7 @@
         <w:pStyle w:val="Compact"/>
         <w:numPr>
           <w:ilvl w:val="0"/>
-          <w:numId w:val="1001"/>
+          <w:numId w:val="1002"/>
         </w:numPr>
       </w:pPr>
       <w:r>
@@ -2427,7 +2722,7 @@
         <w:pStyle w:val="Compact"/>
         <w:numPr>
           <w:ilvl w:val="0"/>
-          <w:numId w:val="1001"/>
+          <w:numId w:val="1002"/>
         </w:numPr>
       </w:pPr>
       <w:r>
@@ -2439,7 +2734,7 @@
         <w:pStyle w:val="Compact"/>
         <w:numPr>
           <w:ilvl w:val="0"/>
-          <w:numId w:val="1001"/>
+          <w:numId w:val="1002"/>
         </w:numPr>
       </w:pPr>
       <w:r>
@@ -2451,7 +2746,7 @@
         <w:pStyle w:val="Compact"/>
         <w:numPr>
           <w:ilvl w:val="0"/>
-          <w:numId w:val="1001"/>
+          <w:numId w:val="1002"/>
         </w:numPr>
       </w:pPr>
       <w:r>
@@ -2485,7 +2780,7 @@
         <w:pStyle w:val="Compact"/>
         <w:numPr>
           <w:ilvl w:val="0"/>
-          <w:numId w:val="1001"/>
+          <w:numId w:val="1002"/>
         </w:numPr>
       </w:pPr>
       <w:r>
@@ -2592,7 +2887,7 @@
         <w:pStyle w:val="Compact"/>
         <w:numPr>
           <w:ilvl w:val="0"/>
-          <w:numId w:val="1001"/>
+          <w:numId w:val="1002"/>
         </w:numPr>
       </w:pPr>
       <w:r>
@@ -2630,7 +2925,7 @@
         <w:pStyle w:val="Compact"/>
         <w:numPr>
           <w:ilvl w:val="0"/>
-          <w:numId w:val="1001"/>
+          <w:numId w:val="1002"/>
         </w:numPr>
       </w:pPr>
       <w:r>
@@ -2664,7 +2959,7 @@
         <w:pStyle w:val="Compact"/>
         <w:numPr>
           <w:ilvl w:val="0"/>
-          <w:numId w:val="1001"/>
+          <w:numId w:val="1002"/>
         </w:numPr>
       </w:pPr>
       <w:r>
@@ -2676,7 +2971,7 @@
         <w:pStyle w:val="Compact"/>
         <w:numPr>
           <w:ilvl w:val="0"/>
-          <w:numId w:val="1001"/>
+          <w:numId w:val="1002"/>
         </w:numPr>
       </w:pPr>
       <w:r>
@@ -2688,7 +2983,7 @@
         <w:pStyle w:val="Compact"/>
         <w:numPr>
           <w:ilvl w:val="0"/>
-          <w:numId w:val="1001"/>
+          <w:numId w:val="1002"/>
         </w:numPr>
       </w:pPr>
       <w:r>
@@ -2700,7 +2995,7 @@
         <w:pStyle w:val="Compact"/>
         <w:numPr>
           <w:ilvl w:val="0"/>
-          <w:numId w:val="1001"/>
+          <w:numId w:val="1002"/>
         </w:numPr>
       </w:pPr>
       <w:r>
@@ -2726,7 +3021,7 @@
         <w:pStyle w:val="Compact"/>
         <w:numPr>
           <w:ilvl w:val="0"/>
-          <w:numId w:val="1002"/>
+          <w:numId w:val="1003"/>
         </w:numPr>
       </w:pPr>
       <w:r>
@@ -2738,7 +3033,7 @@
         <w:pStyle w:val="Compact"/>
         <w:numPr>
           <w:ilvl w:val="0"/>
-          <w:numId w:val="1002"/>
+          <w:numId w:val="1003"/>
         </w:numPr>
       </w:pPr>
       <w:r>
@@ -2750,7 +3045,7 @@
         <w:pStyle w:val="Compact"/>
         <w:numPr>
           <w:ilvl w:val="0"/>
-          <w:numId w:val="1002"/>
+          <w:numId w:val="1003"/>
         </w:numPr>
       </w:pPr>
       <w:r>
@@ -2762,7 +3057,7 @@
         <w:pStyle w:val="Compact"/>
         <w:numPr>
           <w:ilvl w:val="0"/>
-          <w:numId w:val="1002"/>
+          <w:numId w:val="1003"/>
         </w:numPr>
       </w:pPr>
       <w:r>
@@ -2774,7 +3069,7 @@
         <w:pStyle w:val="Compact"/>
         <w:numPr>
           <w:ilvl w:val="0"/>
-          <w:numId w:val="1002"/>
+          <w:numId w:val="1003"/>
         </w:numPr>
       </w:pPr>
       <w:r>
@@ -2798,7 +3093,7 @@
         <w:pStyle w:val="Compact"/>
         <w:numPr>
           <w:ilvl w:val="0"/>
-          <w:numId w:val="1002"/>
+          <w:numId w:val="1003"/>
         </w:numPr>
       </w:pPr>
       <w:r>
@@ -2810,7 +3105,7 @@
         <w:pStyle w:val="Compact"/>
         <w:numPr>
           <w:ilvl w:val="0"/>
-          <w:numId w:val="1002"/>
+          <w:numId w:val="1003"/>
         </w:numPr>
       </w:pPr>
       <w:r>
@@ -2822,7 +3117,7 @@
         <w:pStyle w:val="Compact"/>
         <w:numPr>
           <w:ilvl w:val="0"/>
-          <w:numId w:val="1002"/>
+          <w:numId w:val="1003"/>
         </w:numPr>
       </w:pPr>
       <w:r>
@@ -2834,7 +3129,7 @@
         <w:pStyle w:val="Compact"/>
         <w:numPr>
           <w:ilvl w:val="0"/>
-          <w:numId w:val="1002"/>
+          <w:numId w:val="1003"/>
         </w:numPr>
       </w:pPr>
       <w:r>
@@ -2862,7 +3157,7 @@
         <w:pStyle w:val="Compact"/>
         <w:numPr>
           <w:ilvl w:val="0"/>
-          <w:numId w:val="1002"/>
+          <w:numId w:val="1003"/>
         </w:numPr>
       </w:pPr>
       <w:r>
@@ -2874,7 +3169,7 @@
         <w:pStyle w:val="Compact"/>
         <w:numPr>
           <w:ilvl w:val="0"/>
-          <w:numId w:val="1002"/>
+          <w:numId w:val="1003"/>
         </w:numPr>
       </w:pPr>
       <w:r>
@@ -2886,7 +3181,7 @@
         <w:pStyle w:val="Compact"/>
         <w:numPr>
           <w:ilvl w:val="0"/>
-          <w:numId w:val="1002"/>
+          <w:numId w:val="1003"/>
         </w:numPr>
       </w:pPr>
       <w:r>
@@ -2898,7 +3193,7 @@
         <w:pStyle w:val="Compact"/>
         <w:numPr>
           <w:ilvl w:val="0"/>
-          <w:numId w:val="1002"/>
+          <w:numId w:val="1003"/>
         </w:numPr>
       </w:pPr>
       <w:r>
@@ -2910,7 +3205,7 @@
         <w:pStyle w:val="Compact"/>
         <w:numPr>
           <w:ilvl w:val="0"/>
-          <w:numId w:val="1002"/>
+          <w:numId w:val="1003"/>
         </w:numPr>
       </w:pPr>
       <w:r>
@@ -2944,8 +3239,8 @@
         </w:pict>
       </w:r>
     </w:p>
-    <w:bookmarkEnd w:id="21"/>
-    <w:bookmarkStart w:id="22" w:name="pricing-alignment"/>
+    <w:bookmarkEnd w:id="23"/>
+    <w:bookmarkStart w:id="24" w:name="pricing-alignment"/>
     <w:p>
       <w:pPr>
         <w:pStyle w:val="Heading2"/>
@@ -3342,8 +3637,8 @@
         </w:pict>
       </w:r>
     </w:p>
-    <w:bookmarkEnd w:id="22"/>
-    <w:bookmarkStart w:id="27" w:name="capture-ui-v1-spec"/>
+    <w:bookmarkEnd w:id="24"/>
+    <w:bookmarkStart w:id="29" w:name="capture-ui-v1-spec"/>
     <w:p>
       <w:pPr>
         <w:pStyle w:val="Heading2"/>
@@ -3352,7 +3647,7 @@
         <w:t xml:space="preserve">Capture UI — V1 spec</w:t>
       </w:r>
     </w:p>
-    <w:bookmarkStart w:id="23" w:name="screen-layout-top-to-bottom"/>
+    <w:bookmarkStart w:id="25" w:name="screen-layout-top-to-bottom"/>
     <w:p>
       <w:pPr>
         <w:pStyle w:val="Heading3"/>
@@ -3402,7 +3697,7 @@
         <w:pStyle w:val="Compact"/>
         <w:numPr>
           <w:ilvl w:val="0"/>
-          <w:numId w:val="1003"/>
+          <w:numId w:val="1004"/>
         </w:numPr>
       </w:pPr>
       <w:r>
@@ -3436,7 +3731,7 @@
         <w:pStyle w:val="Compact"/>
         <w:numPr>
           <w:ilvl w:val="0"/>
-          <w:numId w:val="1003"/>
+          <w:numId w:val="1004"/>
         </w:numPr>
       </w:pPr>
       <w:r>
@@ -3467,7 +3762,7 @@
         <w:pStyle w:val="Compact"/>
         <w:numPr>
           <w:ilvl w:val="0"/>
-          <w:numId w:val="1003"/>
+          <w:numId w:val="1004"/>
         </w:numPr>
       </w:pPr>
       <w:r>
@@ -3513,7 +3808,7 @@
         <w:pStyle w:val="Compact"/>
         <w:numPr>
           <w:ilvl w:val="0"/>
-          <w:numId w:val="1003"/>
+          <w:numId w:val="1004"/>
         </w:numPr>
       </w:pPr>
       <w:r>
@@ -3561,7 +3856,7 @@
         <w:pStyle w:val="Compact"/>
         <w:numPr>
           <w:ilvl w:val="0"/>
-          <w:numId w:val="1004"/>
+          <w:numId w:val="1005"/>
         </w:numPr>
       </w:pPr>
       <w:r>
@@ -3573,7 +3868,7 @@
         <w:pStyle w:val="Compact"/>
         <w:numPr>
           <w:ilvl w:val="0"/>
-          <w:numId w:val="1004"/>
+          <w:numId w:val="1005"/>
         </w:numPr>
       </w:pPr>
       <w:r>
@@ -3585,7 +3880,7 @@
         <w:pStyle w:val="Compact"/>
         <w:numPr>
           <w:ilvl w:val="0"/>
-          <w:numId w:val="1004"/>
+          <w:numId w:val="1005"/>
         </w:numPr>
       </w:pPr>
       <w:r>
@@ -3597,7 +3892,7 @@
         <w:pStyle w:val="Compact"/>
         <w:numPr>
           <w:ilvl w:val="0"/>
-          <w:numId w:val="1004"/>
+          <w:numId w:val="1005"/>
         </w:numPr>
       </w:pPr>
       <w:r>
@@ -3637,7 +3932,7 @@
         <w:pStyle w:val="Compact"/>
         <w:numPr>
           <w:ilvl w:val="0"/>
-          <w:numId w:val="1005"/>
+          <w:numId w:val="1006"/>
         </w:numPr>
       </w:pPr>
       <w:r>
@@ -3655,7 +3950,7 @@
         <w:pStyle w:val="Compact"/>
         <w:numPr>
           <w:ilvl w:val="0"/>
-          <w:numId w:val="1005"/>
+          <w:numId w:val="1006"/>
         </w:numPr>
       </w:pPr>
       <w:r>
@@ -3685,7 +3980,7 @@
         <w:pStyle w:val="Compact"/>
         <w:numPr>
           <w:ilvl w:val="0"/>
-          <w:numId w:val="1006"/>
+          <w:numId w:val="1007"/>
         </w:numPr>
       </w:pPr>
       <w:r>
@@ -3707,7 +4002,7 @@
         <w:pStyle w:val="Compact"/>
         <w:numPr>
           <w:ilvl w:val="0"/>
-          <w:numId w:val="1006"/>
+          <w:numId w:val="1007"/>
         </w:numPr>
       </w:pPr>
       <w:r>
@@ -3729,7 +4024,7 @@
         <w:pStyle w:val="Compact"/>
         <w:numPr>
           <w:ilvl w:val="0"/>
-          <w:numId w:val="1006"/>
+          <w:numId w:val="1007"/>
         </w:numPr>
       </w:pPr>
       <w:r>
@@ -3751,7 +4046,7 @@
         <w:pStyle w:val="Compact"/>
         <w:numPr>
           <w:ilvl w:val="0"/>
-          <w:numId w:val="1006"/>
+          <w:numId w:val="1007"/>
         </w:numPr>
       </w:pPr>
       <w:r>
@@ -3782,8 +4077,8 @@
         <w:t xml:space="preserve">) from the master spec is removed in V1 — the gesture shutter handles mode selection.</w:t>
       </w:r>
     </w:p>
-    <w:bookmarkEnd w:id="23"/>
-    <w:bookmarkStart w:id="24" w:name="gesture-shutter-the-four-capture-modes"/>
+    <w:bookmarkEnd w:id="25"/>
+    <w:bookmarkStart w:id="26" w:name="gesture-shutter-the-four-capture-modes"/>
     <w:p>
       <w:pPr>
         <w:pStyle w:val="Heading3"/>
@@ -3952,7 +4247,7 @@
         <w:pStyle w:val="Compact"/>
         <w:numPr>
           <w:ilvl w:val="0"/>
-          <w:numId w:val="1007"/>
+          <w:numId w:val="1008"/>
         </w:numPr>
       </w:pPr>
       <w:r>
@@ -3964,7 +4259,7 @@
         <w:pStyle w:val="Compact"/>
         <w:numPr>
           <w:ilvl w:val="0"/>
-          <w:numId w:val="1007"/>
+          <w:numId w:val="1008"/>
         </w:numPr>
       </w:pPr>
       <w:r>
@@ -3976,7 +4271,7 @@
         <w:pStyle w:val="Compact"/>
         <w:numPr>
           <w:ilvl w:val="0"/>
-          <w:numId w:val="1007"/>
+          <w:numId w:val="1008"/>
         </w:numPr>
       </w:pPr>
       <w:r>
@@ -4030,7 +4325,7 @@
         <w:pStyle w:val="Compact"/>
         <w:numPr>
           <w:ilvl w:val="0"/>
-          <w:numId w:val="1008"/>
+          <w:numId w:val="1009"/>
         </w:numPr>
       </w:pPr>
       <w:r>
@@ -4042,7 +4337,7 @@
         <w:pStyle w:val="Compact"/>
         <w:numPr>
           <w:ilvl w:val="0"/>
-          <w:numId w:val="1008"/>
+          <w:numId w:val="1009"/>
         </w:numPr>
       </w:pPr>
       <w:r>
@@ -4054,7 +4349,7 @@
         <w:pStyle w:val="Compact"/>
         <w:numPr>
           <w:ilvl w:val="0"/>
-          <w:numId w:val="1008"/>
+          <w:numId w:val="1009"/>
         </w:numPr>
       </w:pPr>
       <w:r>
@@ -4079,7 +4374,7 @@
         <w:pStyle w:val="Compact"/>
         <w:numPr>
           <w:ilvl w:val="0"/>
-          <w:numId w:val="1008"/>
+          <w:numId w:val="1009"/>
         </w:numPr>
       </w:pPr>
       <w:r>
@@ -4106,8 +4401,8 @@
         <w:t xml:space="preserve">— the 5-second duration is fixed by design. This makes clips droppable straight into Reels / TikTok / Stories with no further trimming, and makes the upload payload size predictable.</w:t>
       </w:r>
     </w:p>
-    <w:bookmarkEnd w:id="24"/>
-    <w:bookmarkStart w:id="25" w:name="storage-and-album-behavior"/>
+    <w:bookmarkEnd w:id="26"/>
+    <w:bookmarkStart w:id="27" w:name="storage-and-album-behavior"/>
     <w:p>
       <w:pPr>
         <w:pStyle w:val="Heading3"/>
@@ -4151,7 +4446,7 @@
         <w:pStyle w:val="Compact"/>
         <w:numPr>
           <w:ilvl w:val="0"/>
-          <w:numId w:val="1009"/>
+          <w:numId w:val="1010"/>
         </w:numPr>
       </w:pPr>
       <w:r>
@@ -4163,7 +4458,7 @@
         <w:pStyle w:val="Compact"/>
         <w:numPr>
           <w:ilvl w:val="0"/>
-          <w:numId w:val="1009"/>
+          <w:numId w:val="1010"/>
         </w:numPr>
       </w:pPr>
       <w:r>
@@ -4175,7 +4470,7 @@
         <w:pStyle w:val="Compact"/>
         <w:numPr>
           <w:ilvl w:val="0"/>
-          <w:numId w:val="1009"/>
+          <w:numId w:val="1010"/>
         </w:numPr>
       </w:pPr>
       <w:r>
@@ -4187,7 +4482,7 @@
         <w:pStyle w:val="Compact"/>
         <w:numPr>
           <w:ilvl w:val="0"/>
-          <w:numId w:val="1009"/>
+          <w:numId w:val="1010"/>
         </w:numPr>
       </w:pPr>
       <w:r>
@@ -4270,8 +4565,8 @@
         <w:t xml:space="preserve">each paparazzo can access a personal gallery of their captures from the past event for download / sharing if the couple has granted them download access.</w:t>
       </w:r>
     </w:p>
-    <w:bookmarkEnd w:id="25"/>
-    <w:bookmarkStart w:id="26" w:name="battery-handoff-v1-single-threshold"/>
+    <w:bookmarkEnd w:id="27"/>
+    <w:bookmarkStart w:id="28" w:name="battery-handoff-v1-single-threshold"/>
     <w:p>
       <w:pPr>
         <w:pStyle w:val="Heading3"/>
@@ -4322,7 +4617,7 @@
         <w:pStyle w:val="Compact"/>
         <w:numPr>
           <w:ilvl w:val="0"/>
-          <w:numId w:val="1010"/>
+          <w:numId w:val="1011"/>
         </w:numPr>
       </w:pPr>
       <w:r>
@@ -4344,7 +4639,7 @@
         <w:pStyle w:val="Compact"/>
         <w:numPr>
           <w:ilvl w:val="0"/>
-          <w:numId w:val="1010"/>
+          <w:numId w:val="1011"/>
         </w:numPr>
       </w:pPr>
       <w:r>
@@ -4409,9 +4704,9 @@
         </w:pict>
       </w:r>
     </w:p>
-    <w:bookmarkEnd w:id="26"/>
-    <w:bookmarkEnd w:id="27"/>
-    <w:bookmarkStart w:id="37" w:name="pro-camera-bridge-dslr-pairing"/>
+    <w:bookmarkEnd w:id="28"/>
+    <w:bookmarkEnd w:id="29"/>
+    <w:bookmarkStart w:id="39" w:name="pro-camera-bridge-dslr-pairing"/>
     <w:p>
       <w:pPr>
         <w:pStyle w:val="Heading2"/>
@@ -4420,7 +4715,7 @@
         <w:t xml:space="preserve">Pro Camera Bridge — DSLR pairing</w:t>
       </w:r>
     </w:p>
-    <w:bookmarkStart w:id="28" w:name="what-it-is"/>
+    <w:bookmarkStart w:id="30" w:name="what-it-is"/>
     <w:p>
       <w:pPr>
         <w:pStyle w:val="Heading3"/>
@@ -4481,8 +4776,8 @@
         <w:t xml:space="preserve">in the service_orders (V1 apply-then-pay) (shared SKU with 0011 — one purchase counts toward whichever surface the paired phone is running, Papic or Panood).</w:t>
       </w:r>
     </w:p>
-    <w:bookmarkEnd w:id="28"/>
-    <w:bookmarkStart w:id="29" w:name="X52ba8c465f34101a8d530c3c16ce9b582974552"/>
+    <w:bookmarkEnd w:id="30"/>
+    <w:bookmarkStart w:id="31" w:name="X52ba8c465f34101a8d530c3c16ce9b582974552"/>
     <w:p>
       <w:pPr>
         <w:pStyle w:val="Heading3"/>
@@ -4504,7 +4799,7 @@
         <w:pStyle w:val="Compact"/>
         <w:numPr>
           <w:ilvl w:val="0"/>
-          <w:numId w:val="1011"/>
+          <w:numId w:val="1012"/>
         </w:numPr>
       </w:pPr>
       <w:r>
@@ -4526,7 +4821,7 @@
         <w:pStyle w:val="Compact"/>
         <w:numPr>
           <w:ilvl w:val="0"/>
-          <w:numId w:val="1011"/>
+          <w:numId w:val="1012"/>
         </w:numPr>
       </w:pPr>
       <w:r>
@@ -4548,7 +4843,7 @@
         <w:pStyle w:val="Compact"/>
         <w:numPr>
           <w:ilvl w:val="0"/>
-          <w:numId w:val="1011"/>
+          <w:numId w:val="1012"/>
         </w:numPr>
       </w:pPr>
       <w:r>
@@ -4577,8 +4872,8 @@
         <w:t xml:space="preserve">is a small surface vs. re-implementing the whole stack on a body that won’t run our code anyway.</w:t>
       </w:r>
     </w:p>
-    <w:bookmarkEnd w:id="29"/>
-    <w:bookmarkStart w:id="30" w:name="vendor-sdk-matrix"/>
+    <w:bookmarkEnd w:id="31"/>
+    <w:bookmarkStart w:id="32" w:name="vendor-sdk-matrix"/>
     <w:p>
       <w:pPr>
         <w:pStyle w:val="Heading3"/>
@@ -5016,8 +5311,8 @@
         <w:t xml:space="preserve">└──────────────────────────────────────────────────────────────────────────────────┘</w:t>
       </w:r>
     </w:p>
-    <w:bookmarkEnd w:id="30"/>
-    <w:bookmarkStart w:id="31" w:name="pairing-flow"/>
+    <w:bookmarkEnd w:id="32"/>
+    <w:bookmarkStart w:id="33" w:name="pairing-flow"/>
     <w:p>
       <w:pPr>
         <w:pStyle w:val="Heading3"/>
@@ -5039,7 +5334,7 @@
         <w:pStyle w:val="Compact"/>
         <w:numPr>
           <w:ilvl w:val="0"/>
-          <w:numId w:val="1012"/>
+          <w:numId w:val="1013"/>
         </w:numPr>
       </w:pPr>
       <w:r>
@@ -5082,7 +5377,7 @@
         <w:pStyle w:val="Compact"/>
         <w:numPr>
           <w:ilvl w:val="0"/>
-          <w:numId w:val="1012"/>
+          <w:numId w:val="1013"/>
         </w:numPr>
       </w:pPr>
       <w:r>
@@ -5100,7 +5395,7 @@
         <w:pStyle w:val="Compact"/>
         <w:numPr>
           <w:ilvl w:val="0"/>
-          <w:numId w:val="1012"/>
+          <w:numId w:val="1013"/>
         </w:numPr>
       </w:pPr>
       <w:r>
@@ -5118,7 +5413,7 @@
         <w:pStyle w:val="Compact"/>
         <w:numPr>
           <w:ilvl w:val="0"/>
-          <w:numId w:val="1012"/>
+          <w:numId w:val="1013"/>
         </w:numPr>
       </w:pPr>
       <w:r>
@@ -5130,7 +5425,7 @@
         <w:pStyle w:val="Compact"/>
         <w:numPr>
           <w:ilvl w:val="0"/>
-          <w:numId w:val="1012"/>
+          <w:numId w:val="1013"/>
         </w:numPr>
       </w:pPr>
       <w:r>
@@ -5148,7 +5443,7 @@
         <w:pStyle w:val="Compact"/>
         <w:numPr>
           <w:ilvl w:val="0"/>
-          <w:numId w:val="1012"/>
+          <w:numId w:val="1013"/>
         </w:numPr>
       </w:pPr>
       <w:r>
@@ -5163,8 +5458,8 @@
         <w:t xml:space="preserve">A re-pair (camera was paired earlier in the day) is a single-tap reconnect — the phone remembers the last paired body per seat and reconnects automatically when both are powered on within range.</w:t>
       </w:r>
     </w:p>
-    <w:bookmarkEnd w:id="31"/>
-    <w:bookmarkStart w:id="32" w:name="capture-flow-when-paired"/>
+    <w:bookmarkEnd w:id="33"/>
+    <w:bookmarkStart w:id="34" w:name="capture-flow-when-paired"/>
     <w:p>
       <w:pPr>
         <w:pStyle w:val="Heading3"/>
@@ -5336,8 +5631,8 @@
         <w:t xml:space="preserve">Files transfer DSLR → phone over WiFi as they’re captured (5 GHz preferred for SDKs that support it; 2.4 GHz fallback). The phone’s WAL holds them; face detection runs on the phone; tagging works exactly as it does for phone-internal captures. The last-5 strip shows the DSLR’s photos, not the phone’s internal sensor’s.</w:t>
       </w:r>
     </w:p>
-    <w:bookmarkEnd w:id="32"/>
-    <w:bookmarkStart w:id="33" w:name="live-view-overlay"/>
+    <w:bookmarkEnd w:id="34"/>
+    <w:bookmarkStart w:id="35" w:name="live-view-overlay"/>
     <w:p>
       <w:pPr>
         <w:pStyle w:val="Heading3"/>
@@ -5370,8 +5665,8 @@
         <w:t xml:space="preserve">when paired. The vendor SDK streams a 720p preview from the DSLR body to the phone. Setnayan overlays its own UI chrome (storage chip, upload chip, tag drawer, gesture shutter, orientation nudge) on top of that preview, exactly as in the phone-internal path. The phone’s own rear camera is held inactive while paired, freeing thermal headroom for the upload + face-detection workload.</w:t>
       </w:r>
     </w:p>
-    <w:bookmarkEnd w:id="33"/>
-    <w:bookmarkStart w:id="34" w:name="fallback-to-phone-internal-on-disconnect"/>
+    <w:bookmarkEnd w:id="35"/>
+    <w:bookmarkStart w:id="36" w:name="fallback-to-phone-internal-on-disconnect"/>
     <w:p>
       <w:pPr>
         <w:pStyle w:val="Heading3"/>
@@ -5393,7 +5688,7 @@
         <w:pStyle w:val="Compact"/>
         <w:numPr>
           <w:ilvl w:val="0"/>
-          <w:numId w:val="1013"/>
+          <w:numId w:val="1014"/>
         </w:numPr>
       </w:pPr>
       <w:r>
@@ -5421,7 +5716,7 @@
         <w:pStyle w:val="Compact"/>
         <w:numPr>
           <w:ilvl w:val="0"/>
-          <w:numId w:val="1013"/>
+          <w:numId w:val="1014"/>
         </w:numPr>
       </w:pPr>
       <w:r>
@@ -5433,7 +5728,7 @@
         <w:pStyle w:val="Compact"/>
         <w:numPr>
           <w:ilvl w:val="0"/>
-          <w:numId w:val="1013"/>
+          <w:numId w:val="1014"/>
         </w:numPr>
       </w:pPr>
       <w:r>
@@ -5455,7 +5750,7 @@
         <w:pStyle w:val="Compact"/>
         <w:numPr>
           <w:ilvl w:val="0"/>
-          <w:numId w:val="1013"/>
+          <w:numId w:val="1014"/>
         </w:numPr>
       </w:pPr>
       <w:r>
@@ -5477,8 +5772,8 @@
         <w:t xml:space="preserve">— clearly distinguishable from paired captures in the gallery.</w:t>
       </w:r>
     </w:p>
-    <w:bookmarkEnd w:id="34"/>
-    <w:bookmarkStart w:id="35" w:name="what-the-bridge-unlock-gives-the-couple"/>
+    <w:bookmarkEnd w:id="36"/>
+    <w:bookmarkStart w:id="37" w:name="what-the-bridge-unlock-gives-the-couple"/>
     <w:p>
       <w:pPr>
         <w:pStyle w:val="Heading3"/>
@@ -5492,7 +5787,7 @@
         <w:pStyle w:val="Compact"/>
         <w:numPr>
           <w:ilvl w:val="0"/>
-          <w:numId w:val="1014"/>
+          <w:numId w:val="1015"/>
         </w:numPr>
       </w:pPr>
       <w:r>
@@ -5514,7 +5809,7 @@
         <w:pStyle w:val="Compact"/>
         <w:numPr>
           <w:ilvl w:val="0"/>
-          <w:numId w:val="1014"/>
+          <w:numId w:val="1015"/>
         </w:numPr>
       </w:pPr>
       <w:r>
@@ -5536,7 +5831,7 @@
         <w:pStyle w:val="Compact"/>
         <w:numPr>
           <w:ilvl w:val="0"/>
-          <w:numId w:val="1014"/>
+          <w:numId w:val="1015"/>
         </w:numPr>
       </w:pPr>
       <w:r>
@@ -5553,8 +5848,8 @@
         <w:t xml:space="preserve">Photos still flow through the couple’s gallery, still get monogram-stamped if the Custom Monogram Pack is purchased, still feed Personal Reels.</w:t>
       </w:r>
     </w:p>
-    <w:bookmarkEnd w:id="35"/>
-    <w:bookmarkStart w:id="36" w:name="what-it-does-not-do-in-v1"/>
+    <w:bookmarkEnd w:id="37"/>
+    <w:bookmarkStart w:id="38" w:name="what-it-does-not-do-in-v1"/>
     <w:p>
       <w:pPr>
         <w:pStyle w:val="Heading3"/>
@@ -5568,7 +5863,7 @@
         <w:pStyle w:val="Compact"/>
         <w:numPr>
           <w:ilvl w:val="0"/>
-          <w:numId w:val="1015"/>
+          <w:numId w:val="1016"/>
         </w:numPr>
       </w:pPr>
       <w:r>
@@ -5590,7 +5885,7 @@
         <w:pStyle w:val="Compact"/>
         <w:numPr>
           <w:ilvl w:val="0"/>
-          <w:numId w:val="1015"/>
+          <w:numId w:val="1016"/>
         </w:numPr>
       </w:pPr>
       <w:r>
@@ -5624,7 +5919,7 @@
         <w:pStyle w:val="Compact"/>
         <w:numPr>
           <w:ilvl w:val="0"/>
-          <w:numId w:val="1015"/>
+          <w:numId w:val="1016"/>
         </w:numPr>
       </w:pPr>
       <w:r>
@@ -5646,7 +5941,7 @@
         <w:pStyle w:val="Compact"/>
         <w:numPr>
           <w:ilvl w:val="0"/>
-          <w:numId w:val="1015"/>
+          <w:numId w:val="1016"/>
         </w:numPr>
       </w:pPr>
       <w:r>
@@ -5670,9 +5965,9 @@
         </w:pict>
       </w:r>
     </w:p>
-    <w:bookmarkEnd w:id="36"/>
-    <w:bookmarkEnd w:id="37"/>
-    <w:bookmarkStart w:id="43" w:name="X8be77ca745bc6b214936c3262663511ce6de240"/>
+    <w:bookmarkEnd w:id="38"/>
+    <w:bookmarkEnd w:id="39"/>
+    <w:bookmarkStart w:id="45" w:name="X8be77ca745bc6b214936c3262663511ce6de240"/>
     <w:p>
       <w:pPr>
         <w:pStyle w:val="Heading2"/>
@@ -5681,7 +5976,7 @@
         <w:t xml:space="preserve">Face detection — layered enrollment + auto-tag</w:t>
       </w:r>
     </w:p>
-    <w:bookmarkStart w:id="38" w:name="Xabf33bbe1ab801152c53486fdb8ad352d7c0ce8"/>
+    <w:bookmarkStart w:id="40" w:name="Xabf33bbe1ab801152c53486fdb8ad352d7c0ce8"/>
     <w:p>
       <w:pPr>
         <w:pStyle w:val="Heading3"/>
@@ -5703,7 +5998,7 @@
         <w:pStyle w:val="Compact"/>
         <w:numPr>
           <w:ilvl w:val="0"/>
-          <w:numId w:val="1016"/>
+          <w:numId w:val="1017"/>
         </w:numPr>
       </w:pPr>
       <w:r>
@@ -5752,7 +6047,7 @@
         <w:pStyle w:val="Compact"/>
         <w:numPr>
           <w:ilvl w:val="0"/>
-          <w:numId w:val="1016"/>
+          <w:numId w:val="1017"/>
         </w:numPr>
       </w:pPr>
       <w:r>
@@ -5835,7 +6130,7 @@
         <w:pStyle w:val="Compact"/>
         <w:numPr>
           <w:ilvl w:val="0"/>
-          <w:numId w:val="1016"/>
+          <w:numId w:val="1017"/>
         </w:numPr>
       </w:pPr>
       <w:r>
@@ -5902,8 +6197,8 @@
         <w:t xml:space="preserve">The matcher prefers the highest-quality enrollment per guest. If a guest has all three, the kiosk vector wins; if they have only an RSVP photo, that’s the vector used. Coverage &gt; absolute precision — V1’s design accepts that some guests will only have RSVP-quality enrollment, and the auto-tag confidence threshold absorbs that.</w:t>
       </w:r>
     </w:p>
-    <w:bookmarkEnd w:id="38"/>
-    <w:bookmarkStart w:id="39" w:name="on-device-inference"/>
+    <w:bookmarkEnd w:id="40"/>
+    <w:bookmarkStart w:id="41" w:name="on-device-inference"/>
     <w:p>
       <w:pPr>
         <w:pStyle w:val="Heading3"/>
@@ -5970,7 +6265,7 @@
         <w:pStyle w:val="Compact"/>
         <w:numPr>
           <w:ilvl w:val="0"/>
-          <w:numId w:val="1017"/>
+          <w:numId w:val="1018"/>
         </w:numPr>
       </w:pPr>
       <w:r>
@@ -5982,7 +6277,7 @@
         <w:pStyle w:val="Compact"/>
         <w:numPr>
           <w:ilvl w:val="0"/>
-          <w:numId w:val="1017"/>
+          <w:numId w:val="1018"/>
         </w:numPr>
       </w:pPr>
       <w:r>
@@ -5994,7 +6289,7 @@
         <w:pStyle w:val="Compact"/>
         <w:numPr>
           <w:ilvl w:val="0"/>
-          <w:numId w:val="1017"/>
+          <w:numId w:val="1018"/>
         </w:numPr>
       </w:pPr>
       <w:r>
@@ -6009,8 +6304,8 @@
         <w:t xml:space="preserve">Cache size: ~50 KB per 100 guests. A 200-guest wedding caches at ~100 KB. No meaningful storage or bandwidth cost.</w:t>
       </w:r>
     </w:p>
-    <w:bookmarkEnd w:id="39"/>
-    <w:bookmarkStart w:id="40" w:name="confidence-thresholds"/>
+    <w:bookmarkEnd w:id="41"/>
+    <w:bookmarkStart w:id="42" w:name="confidence-thresholds"/>
     <w:p>
       <w:pPr>
         <w:pStyle w:val="Heading3"/>
@@ -6200,8 +6495,8 @@
         <w:t xml:space="preserve">) and causes confusion. The suggested-tag tier exists to handle borderline cases without polluting anyone’s personal feed.</w:t>
       </w:r>
     </w:p>
-    <w:bookmarkEnd w:id="40"/>
-    <w:bookmarkStart w:id="41" w:name="privacy"/>
+    <w:bookmarkEnd w:id="42"/>
+    <w:bookmarkStart w:id="43" w:name="privacy"/>
     <w:p>
       <w:pPr>
         <w:pStyle w:val="Heading3"/>
@@ -6324,8 +6619,8 @@
         <w:t xml:space="preserve">The face vector store is deleted in full at the event’s 5-year retention boundary, alongside the rest of the event’s media.</w:t>
       </w:r>
     </w:p>
-    <w:bookmarkEnd w:id="41"/>
-    <w:bookmarkStart w:id="42" w:name="data-model-additions"/>
+    <w:bookmarkEnd w:id="43"/>
+    <w:bookmarkStart w:id="44" w:name="data-model-additions"/>
     <w:p>
       <w:pPr>
         <w:pStyle w:val="Heading3"/>
@@ -6993,9 +7288,9 @@
         </w:pict>
       </w:r>
     </w:p>
-    <w:bookmarkEnd w:id="42"/>
-    <w:bookmarkEnd w:id="43"/>
-    <w:bookmarkStart w:id="57" w:name="face-enrollment-ux-three-paths-in-detail"/>
+    <w:bookmarkEnd w:id="44"/>
+    <w:bookmarkEnd w:id="45"/>
+    <w:bookmarkStart w:id="59" w:name="face-enrollment-ux-three-paths-in-detail"/>
     <w:p>
       <w:pPr>
         <w:pStyle w:val="Heading2"/>
@@ -7050,7 +7345,7 @@
         <w:t xml:space="preserve">) and the same on-device QA pre-flight; they differ only in surface and operator.</w:t>
       </w:r>
     </w:p>
-    <w:bookmarkStart w:id="46" w:name="shared-building-blocks"/>
+    <w:bookmarkStart w:id="48" w:name="shared-building-blocks"/>
     <w:p>
       <w:pPr>
         <w:pStyle w:val="Heading3"/>
@@ -7059,7 +7354,7 @@
         <w:t xml:space="preserve">Shared building blocks</w:t>
       </w:r>
     </w:p>
-    <w:bookmarkStart w:id="44" w:name="quality-qa-pre-flight"/>
+    <w:bookmarkStart w:id="46" w:name="quality-qa-pre-flight"/>
     <w:p>
       <w:pPr>
         <w:pStyle w:val="Heading4"/>
@@ -7357,8 +7652,8 @@
         <w:t xml:space="preserve">for Android — so the bar is identical across surfaces.</w:t>
       </w:r>
     </w:p>
-    <w:bookmarkEnd w:id="44"/>
-    <w:bookmarkStart w:id="45" w:name="consent-text-canonical-all-three-paths"/>
+    <w:bookmarkEnd w:id="46"/>
+    <w:bookmarkStart w:id="47" w:name="consent-text-canonical-all-three-paths"/>
     <w:p>
       <w:pPr>
         <w:pStyle w:val="Heading4"/>
@@ -7387,9 +7682,9 @@
         <w:t xml:space="preserve">This appears verbatim above the camera tile / file picker on every enrollment surface. It links to the DPO contact card and to the master spec’s privacy section.</w:t>
       </w:r>
     </w:p>
-    <w:bookmarkEnd w:id="45"/>
-    <w:bookmarkEnd w:id="46"/>
-    <w:bookmarkStart w:id="47" w:name="path-1-rsvp-profile-photo-0001-0002"/>
+    <w:bookmarkEnd w:id="47"/>
+    <w:bookmarkEnd w:id="48"/>
+    <w:bookmarkStart w:id="49" w:name="path-1-rsvp-profile-photo-0001-0002"/>
     <w:p>
       <w:pPr>
         <w:pStyle w:val="Heading3"/>
@@ -7411,7 +7706,7 @@
         <w:pStyle w:val="Compact"/>
         <w:numPr>
           <w:ilvl w:val="0"/>
-          <w:numId w:val="1018"/>
+          <w:numId w:val="1019"/>
         </w:numPr>
       </w:pPr>
       <w:r>
@@ -7461,7 +7756,7 @@
         <w:pStyle w:val="Compact"/>
         <w:numPr>
           <w:ilvl w:val="0"/>
-          <w:numId w:val="1018"/>
+          <w:numId w:val="1019"/>
         </w:numPr>
       </w:pPr>
       <w:r>
@@ -7527,7 +7822,7 @@
         <w:pStyle w:val="Compact"/>
         <w:numPr>
           <w:ilvl w:val="0"/>
-          <w:numId w:val="1018"/>
+          <w:numId w:val="1019"/>
         </w:numPr>
       </w:pPr>
       <w:r>
@@ -7582,8 +7877,8 @@
         <w:t xml:space="preserve">No additional UI surface, no extra step in the RSVP flow. Coverage = baseline ~90% of guests.</w:t>
       </w:r>
     </w:p>
-    <w:bookmarkEnd w:id="47"/>
-    <w:bookmarkStart w:id="48" w:name="X9bbf56f7ee3d99a3868973de4408b67b4d65f68"/>
+    <w:bookmarkEnd w:id="49"/>
+    <w:bookmarkStart w:id="50" w:name="X9bbf56f7ee3d99a3868973de4408b67b4d65f68"/>
     <w:p>
       <w:pPr>
         <w:pStyle w:val="Heading3"/>
@@ -7841,8 +8136,8 @@
         <w:t xml:space="preserve">from RSVP — they’ve explicitly opted out of being tagged at all, so we don’t surface enrollment.</w:t>
       </w:r>
     </w:p>
-    <w:bookmarkEnd w:id="48"/>
-    <w:bookmarkStart w:id="54" w:name="Xb2e096b140d87e87de9084fb931d17de84c4bbd"/>
+    <w:bookmarkEnd w:id="50"/>
+    <w:bookmarkStart w:id="56" w:name="Xb2e096b140d87e87de9084fb931d17de84c4bbd"/>
     <w:p>
       <w:pPr>
         <w:pStyle w:val="Heading3"/>
@@ -7859,7 +8154,7 @@
         <w:t xml:space="preserve">The highest-quality enrollment path. Couples opting in install Setnayan’s check-in kiosk app on a laptop or iPad at the venue’s main entrance. Existing guests who already enrolled via RSVP / portal are skipped silently; guests with no enrollment, low-quality enrollment, or who want to refresh get a fresh capture under controlled lighting.</w:t>
       </w:r>
     </w:p>
-    <w:bookmarkStart w:id="49" w:name="hardware-footprint"/>
+    <w:bookmarkStart w:id="51" w:name="hardware-footprint"/>
     <w:p>
       <w:pPr>
         <w:pStyle w:val="Heading4"/>
@@ -7873,7 +8168,7 @@
         <w:pStyle w:val="Compact"/>
         <w:numPr>
           <w:ilvl w:val="0"/>
-          <w:numId w:val="1019"/>
+          <w:numId w:val="1020"/>
         </w:numPr>
       </w:pPr>
       <w:r>
@@ -7885,7 +8180,7 @@
         <w:pStyle w:val="Compact"/>
         <w:numPr>
           <w:ilvl w:val="0"/>
-          <w:numId w:val="1019"/>
+          <w:numId w:val="1020"/>
         </w:numPr>
       </w:pPr>
       <w:r>
@@ -7897,15 +8192,15 @@
         <w:pStyle w:val="Compact"/>
         <w:numPr>
           <w:ilvl w:val="0"/>
-          <w:numId w:val="1019"/>
+          <w:numId w:val="1020"/>
         </w:numPr>
       </w:pPr>
       <w:r>
         <w:t xml:space="preserve">Optional: a softbox or ring light placed over the device. Setnayan includes a recommendation in the setup guide; not required.</w:t>
       </w:r>
     </w:p>
-    <w:bookmarkEnd w:id="49"/>
-    <w:bookmarkStart w:id="50" w:name="operator-flow"/>
+    <w:bookmarkEnd w:id="51"/>
+    <w:bookmarkStart w:id="52" w:name="operator-flow"/>
     <w:p>
       <w:pPr>
         <w:pStyle w:val="Heading4"/>
@@ -7936,7 +8231,7 @@
         <w:pStyle w:val="Compact"/>
         <w:numPr>
           <w:ilvl w:val="0"/>
-          <w:numId w:val="1020"/>
+          <w:numId w:val="1021"/>
         </w:numPr>
       </w:pPr>
       <w:r>
@@ -7948,7 +8243,7 @@
         <w:pStyle w:val="Compact"/>
         <w:numPr>
           <w:ilvl w:val="0"/>
-          <w:numId w:val="1020"/>
+          <w:numId w:val="1021"/>
         </w:numPr>
       </w:pPr>
       <w:r>
@@ -7960,7 +8255,7 @@
         <w:pStyle w:val="Compact"/>
         <w:numPr>
           <w:ilvl w:val="0"/>
-          <w:numId w:val="1020"/>
+          <w:numId w:val="1021"/>
         </w:numPr>
       </w:pPr>
       <w:r>
@@ -8003,7 +8298,7 @@
         <w:pStyle w:val="Compact"/>
         <w:numPr>
           <w:ilvl w:val="0"/>
-          <w:numId w:val="1020"/>
+          <w:numId w:val="1021"/>
         </w:numPr>
       </w:pPr>
       <w:r>
@@ -8031,7 +8326,7 @@
         <w:pStyle w:val="Compact"/>
         <w:numPr>
           <w:ilvl w:val="0"/>
-          <w:numId w:val="1020"/>
+          <w:numId w:val="1021"/>
         </w:numPr>
       </w:pPr>
       <w:r>
@@ -8043,7 +8338,7 @@
         <w:pStyle w:val="Compact"/>
         <w:numPr>
           <w:ilvl w:val="0"/>
-          <w:numId w:val="1020"/>
+          <w:numId w:val="1021"/>
         </w:numPr>
       </w:pPr>
       <w:r>
@@ -8117,8 +8412,8 @@
         <w:t xml:space="preserve">when enrollment is needed. Zero seconds when the guest is already enrolled (the QR scan alone confirms).</w:t>
       </w:r>
     </w:p>
-    <w:bookmarkEnd w:id="50"/>
-    <w:bookmarkStart w:id="51" w:name="operator-console-couple-coordinator-side"/>
+    <w:bookmarkEnd w:id="52"/>
+    <w:bookmarkStart w:id="53" w:name="operator-console-couple-coordinator-side"/>
     <w:p>
       <w:pPr>
         <w:pStyle w:val="Heading4"/>
@@ -8140,7 +8435,7 @@
         <w:pStyle w:val="Compact"/>
         <w:numPr>
           <w:ilvl w:val="0"/>
-          <w:numId w:val="1021"/>
+          <w:numId w:val="1022"/>
         </w:numPr>
       </w:pPr>
       <w:r>
@@ -8152,7 +8447,7 @@
         <w:pStyle w:val="Compact"/>
         <w:numPr>
           <w:ilvl w:val="0"/>
-          <w:numId w:val="1021"/>
+          <w:numId w:val="1022"/>
         </w:numPr>
       </w:pPr>
       <w:r>
@@ -8164,7 +8459,7 @@
         <w:pStyle w:val="Compact"/>
         <w:numPr>
           <w:ilvl w:val="0"/>
-          <w:numId w:val="1021"/>
+          <w:numId w:val="1022"/>
         </w:numPr>
       </w:pPr>
       <w:r>
@@ -8176,7 +8471,7 @@
         <w:pStyle w:val="Compact"/>
         <w:numPr>
           <w:ilvl w:val="0"/>
-          <w:numId w:val="1021"/>
+          <w:numId w:val="1022"/>
         </w:numPr>
       </w:pPr>
       <w:r>
@@ -8191,8 +8486,8 @@
         <w:t xml:space="preserve">The panel never shows guest face thumbnails — it’s flow stats only, to keep operators from accidentally turning the kiosk into a guest-photo browser.</w:t>
       </w:r>
     </w:p>
-    <w:bookmarkEnd w:id="51"/>
-    <w:bookmarkStart w:id="52" w:name="offline-behavior"/>
+    <w:bookmarkEnd w:id="53"/>
+    <w:bookmarkStart w:id="54" w:name="offline-behavior"/>
     <w:p>
       <w:pPr>
         <w:pStyle w:val="Heading4"/>
@@ -8221,8 +8516,8 @@
         <w:t xml:space="preserve">warning.</w:t>
       </w:r>
     </w:p>
-    <w:bookmarkEnd w:id="52"/>
-    <w:bookmarkStart w:id="53" w:name="hard-rules"/>
+    <w:bookmarkEnd w:id="54"/>
+    <w:bookmarkStart w:id="55" w:name="hard-rules"/>
     <w:p>
       <w:pPr>
         <w:pStyle w:val="Heading4"/>
@@ -8236,7 +8531,7 @@
         <w:pStyle w:val="Compact"/>
         <w:numPr>
           <w:ilvl w:val="0"/>
-          <w:numId w:val="1022"/>
+          <w:numId w:val="1023"/>
         </w:numPr>
       </w:pPr>
       <w:r>
@@ -8258,7 +8553,7 @@
         <w:pStyle w:val="Compact"/>
         <w:numPr>
           <w:ilvl w:val="0"/>
-          <w:numId w:val="1022"/>
+          <w:numId w:val="1023"/>
         </w:numPr>
       </w:pPr>
       <w:r>
@@ -8295,7 +8590,7 @@
         <w:pStyle w:val="Compact"/>
         <w:numPr>
           <w:ilvl w:val="0"/>
-          <w:numId w:val="1022"/>
+          <w:numId w:val="1023"/>
         </w:numPr>
       </w:pPr>
       <w:r>
@@ -8350,9 +8645,9 @@
         <w:t xml:space="preserve">greeting and the kiosk skips enrollment entirely.</w:t>
       </w:r>
     </w:p>
-    <w:bookmarkEnd w:id="53"/>
-    <w:bookmarkEnd w:id="54"/>
-    <w:bookmarkStart w:id="55" w:name="revocation-delete-my-face-data"/>
+    <w:bookmarkEnd w:id="55"/>
+    <w:bookmarkEnd w:id="56"/>
+    <w:bookmarkStart w:id="57" w:name="revocation-delete-my-face-data"/>
     <w:p>
       <w:pPr>
         <w:pStyle w:val="Heading3"/>
@@ -8523,7 +8818,7 @@
         <w:pStyle w:val="Compact"/>
         <w:numPr>
           <w:ilvl w:val="0"/>
-          <w:numId w:val="1023"/>
+          <w:numId w:val="1024"/>
         </w:numPr>
       </w:pPr>
       <w:r>
@@ -8545,7 +8840,7 @@
         <w:pStyle w:val="Compact"/>
         <w:numPr>
           <w:ilvl w:val="0"/>
-          <w:numId w:val="1023"/>
+          <w:numId w:val="1024"/>
         </w:numPr>
       </w:pPr>
       <w:r>
@@ -8602,7 +8897,7 @@
         <w:pStyle w:val="Compact"/>
         <w:numPr>
           <w:ilvl w:val="0"/>
-          <w:numId w:val="1023"/>
+          <w:numId w:val="1024"/>
         </w:numPr>
       </w:pPr>
       <w:r>
@@ -8614,7 +8909,7 @@
         <w:pStyle w:val="Compact"/>
         <w:numPr>
           <w:ilvl w:val="0"/>
-          <w:numId w:val="1023"/>
+          <w:numId w:val="1024"/>
         </w:numPr>
       </w:pPr>
       <w:r>
@@ -8700,8 +8995,8 @@
         <w:t xml:space="preserve">. Revoking at Wedding A does not affect a guest’s enrollment at Wedding B (they would re-enroll separately for B anyway, since the vector store is per-event).</w:t>
       </w:r>
     </w:p>
-    <w:bookmarkEnd w:id="55"/>
-    <w:bookmarkStart w:id="56" w:name="coverage-targets-v1-acceptance"/>
+    <w:bookmarkEnd w:id="57"/>
+    <w:bookmarkStart w:id="58" w:name="coverage-targets-v1-acceptance"/>
     <w:p>
       <w:pPr>
         <w:pStyle w:val="Heading3"/>
@@ -8881,9 +9176,9 @@
         </w:pict>
       </w:r>
     </w:p>
-    <w:bookmarkEnd w:id="56"/>
-    <w:bookmarkEnd w:id="57"/>
-    <w:bookmarkStart w:id="62" w:name="X103dfcd52f7267d23e4fcb2924bb5bc28dc97ba"/>
+    <w:bookmarkEnd w:id="58"/>
+    <w:bookmarkEnd w:id="59"/>
+    <w:bookmarkStart w:id="64" w:name="X103dfcd52f7267d23e4fcb2924bb5bc28dc97ba"/>
     <w:p>
       <w:pPr>
         <w:pStyle w:val="Heading2"/>
@@ -8915,7 +9210,7 @@
         <w:t xml:space="preserve">table (queryable), the file’s EXIF / QuickTime atoms (survives any download), and the local SQLite WAL row (so the queue can resume even if the photo never made it to the server).</w:t>
       </w:r>
     </w:p>
-    <w:bookmarkStart w:id="58" w:name="fields"/>
+    <w:bookmarkStart w:id="60" w:name="fields"/>
     <w:p>
       <w:pPr>
         <w:pStyle w:val="Heading3"/>
@@ -9400,8 +9695,8 @@
         </w:tc>
       </w:tr>
     </w:tbl>
-    <w:bookmarkEnd w:id="58"/>
-    <w:bookmarkStart w:id="59" w:name="exif-quicktime-injection"/>
+    <w:bookmarkEnd w:id="60"/>
+    <w:bookmarkStart w:id="61" w:name="exif-quicktime-injection"/>
     <w:p>
       <w:pPr>
         <w:pStyle w:val="Heading3"/>
@@ -9562,8 +9857,8 @@
         <w:t xml:space="preserve">Setnayan’s metadata into the existing EXIF without overwriting the body’s optical fields. Couples downloading a JPEG from the gallery get a file with both Canon’s lens info and Setnayan’s geo / seat / timestamp. Photographers who want the file as-shot still see the original camera settings.</w:t>
       </w:r>
     </w:p>
-    <w:bookmarkEnd w:id="59"/>
-    <w:bookmarkStart w:id="60" w:name="privacy-1"/>
+    <w:bookmarkEnd w:id="61"/>
+    <w:bookmarkStart w:id="62" w:name="privacy-1"/>
     <w:p>
       <w:pPr>
         <w:pStyle w:val="Heading3"/>
@@ -9577,7 +9872,7 @@
         <w:pStyle w:val="Compact"/>
         <w:numPr>
           <w:ilvl w:val="0"/>
-          <w:numId w:val="1024"/>
+          <w:numId w:val="1025"/>
         </w:numPr>
       </w:pPr>
       <w:r>
@@ -9599,7 +9894,7 @@
         <w:pStyle w:val="Compact"/>
         <w:numPr>
           <w:ilvl w:val="0"/>
-          <w:numId w:val="1024"/>
+          <w:numId w:val="1025"/>
         </w:numPr>
       </w:pPr>
       <w:r>
@@ -9621,7 +9916,7 @@
         <w:pStyle w:val="Compact"/>
         <w:numPr>
           <w:ilvl w:val="0"/>
-          <w:numId w:val="1024"/>
+          <w:numId w:val="1025"/>
         </w:numPr>
       </w:pPr>
       <w:r>
@@ -9650,8 +9945,8 @@
         <w:t xml:space="preserve">and quietly dropped from the photo’s metadata. Prevents a paparazzo’s phone with a stale GPS fix from stamping a wedding photo with their morning-coffee-shop coordinates.</w:t>
       </w:r>
     </w:p>
-    <w:bookmarkEnd w:id="60"/>
-    <w:bookmarkStart w:id="61" w:name="data-model-additions-1"/>
+    <w:bookmarkEnd w:id="62"/>
+    <w:bookmarkStart w:id="63" w:name="data-model-additions-1"/>
     <w:p>
       <w:pPr>
         <w:pStyle w:val="Heading3"/>
@@ -10104,9 +10399,9 @@
         </w:pict>
       </w:r>
     </w:p>
-    <w:bookmarkEnd w:id="61"/>
-    <w:bookmarkEnd w:id="62"/>
-    <w:bookmarkStart w:id="67" w:name="adaptive-compression-offline-queue"/>
+    <w:bookmarkEnd w:id="63"/>
+    <w:bookmarkEnd w:id="64"/>
+    <w:bookmarkStart w:id="69" w:name="adaptive-compression-offline-queue"/>
     <w:p>
       <w:pPr>
         <w:pStyle w:val="Heading2"/>
@@ -10115,7 +10410,7 @@
         <w:t xml:space="preserve">Adaptive compression + offline queue</w:t>
       </w:r>
     </w:p>
-    <w:bookmarkStart w:id="63" w:name="network-speed-estimator"/>
+    <w:bookmarkStart w:id="65" w:name="network-speed-estimator"/>
     <w:p>
       <w:pPr>
         <w:pStyle w:val="Heading3"/>
@@ -10308,8 +10603,8 @@
         <w:t xml:space="preserve">Mode switches are sticky — the estimator avoids flipping between modes more than once every 30 seconds to prevent oscillation when bandwidth is right at the boundary.</w:t>
       </w:r>
     </w:p>
-    <w:bookmarkEnd w:id="63"/>
-    <w:bookmarkStart w:id="64" w:name="raw-handling"/>
+    <w:bookmarkEnd w:id="65"/>
+    <w:bookmarkStart w:id="66" w:name="raw-handling"/>
     <w:p>
       <w:pPr>
         <w:pStyle w:val="Heading3"/>
@@ -10326,8 +10621,8 @@
         <w:t xml:space="preserve">DSLR RAW files are first-class citizens of the queue but never upload in medium mode (a 30 MB RAW on a 2 Mbps link blocks the queue for two minutes). RAW files always upload in strong mode, or wait. JPEGs always ship first because they’re what the couple’s gallery and the Personal Reel render use; RAW is preserved as the post-event archive and is never on a critical path.</w:t>
       </w:r>
     </w:p>
-    <w:bookmarkEnd w:id="64"/>
-    <w:bookmarkStart w:id="65" w:name="offline-queue"/>
+    <w:bookmarkEnd w:id="66"/>
+    <w:bookmarkStart w:id="67" w:name="offline-queue"/>
     <w:p>
       <w:pPr>
         <w:pStyle w:val="Heading3"/>
@@ -10349,7 +10644,7 @@
         <w:pStyle w:val="Compact"/>
         <w:numPr>
           <w:ilvl w:val="0"/>
-          <w:numId w:val="1025"/>
+          <w:numId w:val="1026"/>
         </w:numPr>
       </w:pPr>
       <w:r>
@@ -10371,7 +10666,7 @@
         <w:pStyle w:val="Compact"/>
         <w:numPr>
           <w:ilvl w:val="0"/>
-          <w:numId w:val="1025"/>
+          <w:numId w:val="1026"/>
         </w:numPr>
       </w:pPr>
       <w:r>
@@ -10420,7 +10715,7 @@
         <w:pStyle w:val="Compact"/>
         <w:numPr>
           <w:ilvl w:val="0"/>
-          <w:numId w:val="1025"/>
+          <w:numId w:val="1026"/>
         </w:numPr>
       </w:pPr>
       <w:r>
@@ -10442,7 +10737,7 @@
         <w:pStyle w:val="Compact"/>
         <w:numPr>
           <w:ilvl w:val="0"/>
-          <w:numId w:val="1025"/>
+          <w:numId w:val="1026"/>
         </w:numPr>
       </w:pPr>
       <w:r>
@@ -10508,7 +10803,7 @@
         <w:pStyle w:val="Compact"/>
         <w:numPr>
           <w:ilvl w:val="0"/>
-          <w:numId w:val="1025"/>
+          <w:numId w:val="1026"/>
         </w:numPr>
       </w:pPr>
       <w:r>
@@ -10557,7 +10852,7 @@
         <w:pStyle w:val="Compact"/>
         <w:numPr>
           <w:ilvl w:val="0"/>
-          <w:numId w:val="1025"/>
+          <w:numId w:val="1026"/>
         </w:numPr>
       </w:pPr>
       <w:r>
@@ -10586,8 +10881,8 @@
         <w:t xml:space="preserve">badge on that photo. The badge clears the moment the original PUT completes.</w:t>
       </w:r>
     </w:p>
-    <w:bookmarkEnd w:id="65"/>
-    <w:bookmarkStart w:id="66" w:name="failure-modes-worth-calling-out"/>
+    <w:bookmarkEnd w:id="67"/>
+    <w:bookmarkStart w:id="68" w:name="failure-modes-worth-calling-out"/>
     <w:p>
       <w:pPr>
         <w:pStyle w:val="Heading3"/>
@@ -10601,7 +10896,7 @@
         <w:pStyle w:val="Compact"/>
         <w:numPr>
           <w:ilvl w:val="0"/>
-          <w:numId w:val="1026"/>
+          <w:numId w:val="1027"/>
         </w:numPr>
       </w:pPr>
       <w:r>
@@ -10623,7 +10918,7 @@
         <w:pStyle w:val="Compact"/>
         <w:numPr>
           <w:ilvl w:val="0"/>
-          <w:numId w:val="1026"/>
+          <w:numId w:val="1027"/>
         </w:numPr>
       </w:pPr>
       <w:r>
@@ -10661,7 +10956,7 @@
         <w:pStyle w:val="Compact"/>
         <w:numPr>
           <w:ilvl w:val="0"/>
-          <w:numId w:val="1026"/>
+          <w:numId w:val="1027"/>
         </w:numPr>
       </w:pPr>
       <w:r>
@@ -10685,9 +10980,9 @@
         </w:pict>
       </w:r>
     </w:p>
-    <w:bookmarkEnd w:id="66"/>
-    <w:bookmarkEnd w:id="67"/>
-    <w:bookmarkStart w:id="71" w:name="tagging"/>
+    <w:bookmarkEnd w:id="68"/>
+    <w:bookmarkEnd w:id="69"/>
+    <w:bookmarkStart w:id="73" w:name="tagging"/>
     <w:p>
       <w:pPr>
         <w:pStyle w:val="Heading2"/>
@@ -10696,7 +10991,7 @@
         <w:t xml:space="preserve">Tagging</w:t>
       </w:r>
     </w:p>
-    <w:bookmarkStart w:id="68" w:name="qr-based-tagging-primary-path"/>
+    <w:bookmarkStart w:id="70" w:name="qr-based-tagging-primary-path"/>
     <w:p>
       <w:pPr>
         <w:pStyle w:val="Heading3"/>
@@ -10718,7 +11013,7 @@
         <w:pStyle w:val="Compact"/>
         <w:numPr>
           <w:ilvl w:val="0"/>
-          <w:numId w:val="1027"/>
+          <w:numId w:val="1028"/>
         </w:numPr>
       </w:pPr>
       <w:r>
@@ -10739,7 +11034,7 @@
         <w:pStyle w:val="Compact"/>
         <w:numPr>
           <w:ilvl w:val="0"/>
-          <w:numId w:val="1027"/>
+          <w:numId w:val="1028"/>
         </w:numPr>
       </w:pPr>
       <w:r>
@@ -10797,8 +11092,8 @@
         <w:t xml:space="preserve">every photo and clip uploaded by a Papic is delivered to the couple’s gallery in full resolution regardless of tagging status. Tags improve guest navigation and Personal Reel matching but never gate delivery to the couple.</w:t>
       </w:r>
     </w:p>
-    <w:bookmarkEnd w:id="68"/>
-    <w:bookmarkStart w:id="69" w:name="Xc8cd6398a2cc08d5fc5376397d48cca559ce3bf"/>
+    <w:bookmarkEnd w:id="70"/>
+    <w:bookmarkStart w:id="71" w:name="Xc8cd6398a2cc08d5fc5376397d48cca559ce3bf"/>
     <w:p>
       <w:pPr>
         <w:pStyle w:val="Heading3"/>
@@ -10832,7 +11127,7 @@
         <w:pStyle w:val="Compact"/>
         <w:numPr>
           <w:ilvl w:val="0"/>
-          <w:numId w:val="1028"/>
+          <w:numId w:val="1029"/>
         </w:numPr>
       </w:pPr>
       <w:r>
@@ -10854,7 +11149,7 @@
         <w:pStyle w:val="Compact"/>
         <w:numPr>
           <w:ilvl w:val="0"/>
-          <w:numId w:val="1028"/>
+          <w:numId w:val="1029"/>
         </w:numPr>
       </w:pPr>
       <w:r>
@@ -10876,7 +11171,7 @@
         <w:pStyle w:val="Compact"/>
         <w:numPr>
           <w:ilvl w:val="0"/>
-          <w:numId w:val="1028"/>
+          <w:numId w:val="1029"/>
         </w:numPr>
       </w:pPr>
       <w:r>
@@ -10898,7 +11193,7 @@
         <w:pStyle w:val="Compact"/>
         <w:numPr>
           <w:ilvl w:val="0"/>
-          <w:numId w:val="1028"/>
+          <w:numId w:val="1029"/>
         </w:numPr>
       </w:pPr>
       <w:r>
@@ -10920,7 +11215,7 @@
         <w:pStyle w:val="Compact"/>
         <w:numPr>
           <w:ilvl w:val="0"/>
-          <w:numId w:val="1028"/>
+          <w:numId w:val="1029"/>
         </w:numPr>
       </w:pPr>
       <w:r>
@@ -10945,8 +11240,8 @@
         <w:t xml:space="preserve">Each row shows the guest’s RSVP profile photo (no auto-update from wedding-day captures in V1 — face detection identifies people without needing a refreshed thumbnail), name, table assignment, and a checkmark when tagged. The 10-tag cap applies.</w:t>
       </w:r>
     </w:p>
-    <w:bookmarkEnd w:id="69"/>
-    <w:bookmarkStart w:id="70" w:name="tag-visibility-for-guests"/>
+    <w:bookmarkEnd w:id="71"/>
+    <w:bookmarkStart w:id="72" w:name="tag-visibility-for-guests"/>
     <w:p>
       <w:pPr>
         <w:pStyle w:val="Heading3"/>
@@ -11006,9 +11301,9 @@
         </w:pict>
       </w:r>
     </w:p>
-    <w:bookmarkEnd w:id="70"/>
-    <w:bookmarkEnd w:id="71"/>
-    <w:bookmarkStart w:id="74" w:name="couple-gallery-v1-spec"/>
+    <w:bookmarkEnd w:id="72"/>
+    <w:bookmarkEnd w:id="73"/>
+    <w:bookmarkStart w:id="76" w:name="couple-gallery-v1-spec"/>
     <w:p>
       <w:pPr>
         <w:pStyle w:val="Heading2"/>
@@ -11017,7 +11312,7 @@
         <w:t xml:space="preserve">Couple gallery — V1 spec</w:t>
       </w:r>
     </w:p>
-    <w:bookmarkStart w:id="72" w:name="filters-v1-ships-four"/>
+    <w:bookmarkStart w:id="74" w:name="filters-v1-ships-four"/>
     <w:p>
       <w:pPr>
         <w:pStyle w:val="Heading3"/>
@@ -11031,7 +11326,7 @@
         <w:pStyle w:val="Compact"/>
         <w:numPr>
           <w:ilvl w:val="0"/>
-          <w:numId w:val="1029"/>
+          <w:numId w:val="1030"/>
         </w:numPr>
       </w:pPr>
       <w:r>
@@ -11053,7 +11348,7 @@
         <w:pStyle w:val="Compact"/>
         <w:numPr>
           <w:ilvl w:val="0"/>
-          <w:numId w:val="1029"/>
+          <w:numId w:val="1030"/>
         </w:numPr>
       </w:pPr>
       <w:r>
@@ -11075,7 +11370,7 @@
         <w:pStyle w:val="Compact"/>
         <w:numPr>
           <w:ilvl w:val="0"/>
-          <w:numId w:val="1029"/>
+          <w:numId w:val="1030"/>
         </w:numPr>
       </w:pPr>
       <w:r>
@@ -11097,7 +11392,7 @@
         <w:pStyle w:val="Compact"/>
         <w:numPr>
           <w:ilvl w:val="0"/>
-          <w:numId w:val="1029"/>
+          <w:numId w:val="1030"/>
         </w:numPr>
       </w:pPr>
       <w:r>
@@ -11122,8 +11417,8 @@
         <w:t xml:space="preserve">V1.1 adds: by role (bridal party, family, friends, vendors), by team (Bride / Groom side), by schedule segment (ceremony, cocktail, reception, after-party), by individual guest, couple-favorited, needs-attention (untagged + NSFW-flagged), by papic seat, orientation. None of these are blockers for V1; couple feedback after launch will tell us which to prioritize first.</w:t>
       </w:r>
     </w:p>
-    <w:bookmarkEnd w:id="72"/>
-    <w:bookmarkStart w:id="73" w:name="day-review-window"/>
+    <w:bookmarkEnd w:id="74"/>
+    <w:bookmarkStart w:id="75" w:name="day-review-window"/>
     <w:p>
       <w:pPr>
         <w:pStyle w:val="Heading3"/>
@@ -11145,7 +11440,7 @@
         <w:pStyle w:val="Compact"/>
         <w:numPr>
           <w:ilvl w:val="0"/>
-          <w:numId w:val="1030"/>
+          <w:numId w:val="1031"/>
         </w:numPr>
       </w:pPr>
       <w:r>
@@ -11179,7 +11474,7 @@
         <w:pStyle w:val="Compact"/>
         <w:numPr>
           <w:ilvl w:val="0"/>
-          <w:numId w:val="1030"/>
+          <w:numId w:val="1031"/>
         </w:numPr>
       </w:pPr>
       <w:r>
@@ -11201,7 +11496,7 @@
         <w:pStyle w:val="Compact"/>
         <w:numPr>
           <w:ilvl w:val="0"/>
-          <w:numId w:val="1030"/>
+          <w:numId w:val="1031"/>
         </w:numPr>
       </w:pPr>
       <w:r>
@@ -11233,9 +11528,9 @@
         </w:pict>
       </w:r>
     </w:p>
-    <w:bookmarkEnd w:id="73"/>
-    <w:bookmarkEnd w:id="74"/>
-    <w:bookmarkStart w:id="76" w:name="personal-reels-v1-spec"/>
+    <w:bookmarkEnd w:id="75"/>
+    <w:bookmarkEnd w:id="76"/>
+    <w:bookmarkStart w:id="78" w:name="personal-reels-v1-spec"/>
     <w:p>
       <w:pPr>
         <w:pStyle w:val="Heading2"/>
@@ -11257,7 +11552,7 @@
         <w:pStyle w:val="Compact"/>
         <w:numPr>
           <w:ilvl w:val="0"/>
-          <w:numId w:val="1031"/>
+          <w:numId w:val="1032"/>
         </w:numPr>
       </w:pPr>
       <w:r>
@@ -11269,7 +11564,7 @@
         <w:pStyle w:val="Compact"/>
         <w:numPr>
           <w:ilvl w:val="0"/>
-          <w:numId w:val="1031"/>
+          <w:numId w:val="1032"/>
         </w:numPr>
       </w:pPr>
       <w:r>
@@ -11281,7 +11576,7 @@
         <w:pStyle w:val="Compact"/>
         <w:numPr>
           <w:ilvl w:val="0"/>
-          <w:numId w:val="1031"/>
+          <w:numId w:val="1032"/>
         </w:numPr>
       </w:pPr>
       <w:r>
@@ -11293,7 +11588,7 @@
         <w:pStyle w:val="Compact"/>
         <w:numPr>
           <w:ilvl w:val="0"/>
-          <w:numId w:val="1031"/>
+          <w:numId w:val="1032"/>
         </w:numPr>
       </w:pPr>
       <w:r>
@@ -11305,7 +11600,7 @@
         <w:pStyle w:val="Compact"/>
         <w:numPr>
           <w:ilvl w:val="0"/>
-          <w:numId w:val="1031"/>
+          <w:numId w:val="1032"/>
         </w:numPr>
       </w:pPr>
       <w:r>
@@ -11317,7 +11612,7 @@
         <w:pStyle w:val="Compact"/>
         <w:numPr>
           <w:ilvl w:val="0"/>
-          <w:numId w:val="1031"/>
+          <w:numId w:val="1032"/>
         </w:numPr>
       </w:pPr>
       <w:r>
@@ -11329,7 +11624,7 @@
         <w:pStyle w:val="Compact"/>
         <w:numPr>
           <w:ilvl w:val="0"/>
-          <w:numId w:val="1031"/>
+          <w:numId w:val="1032"/>
         </w:numPr>
       </w:pPr>
       <w:r>
@@ -11341,7 +11636,7 @@
         <w:pStyle w:val="Compact"/>
         <w:numPr>
           <w:ilvl w:val="0"/>
-          <w:numId w:val="1031"/>
+          <w:numId w:val="1032"/>
         </w:numPr>
       </w:pPr>
       <w:r>
@@ -11364,7 +11659,7 @@
         <w:t xml:space="preserve">when the Custom Monogram Pack (0011) is purchased</w:t>
       </w:r>
     </w:p>
-    <w:bookmarkStart w:id="75" w:name="landscape-source-handling"/>
+    <w:bookmarkStart w:id="77" w:name="landscape-source-handling"/>
     <w:p>
       <w:pPr>
         <w:pStyle w:val="Heading3"/>
@@ -11412,9 +11707,9 @@
         </w:pict>
       </w:r>
     </w:p>
-    <w:bookmarkEnd w:id="75"/>
-    <w:bookmarkEnd w:id="76"/>
-    <w:bookmarkStart w:id="77" w:name="privacy-2"/>
+    <w:bookmarkEnd w:id="77"/>
+    <w:bookmarkEnd w:id="78"/>
+    <w:bookmarkStart w:id="79" w:name="privacy-2"/>
     <w:p>
       <w:pPr>
         <w:pStyle w:val="Heading2"/>
@@ -11436,7 +11731,7 @@
         <w:pStyle w:val="Compact"/>
         <w:numPr>
           <w:ilvl w:val="0"/>
-          <w:numId w:val="1032"/>
+          <w:numId w:val="1033"/>
         </w:numPr>
       </w:pPr>
       <w:r>
@@ -11454,7 +11749,7 @@
         <w:pStyle w:val="Compact"/>
         <w:numPr>
           <w:ilvl w:val="0"/>
-          <w:numId w:val="1032"/>
+          <w:numId w:val="1033"/>
         </w:numPr>
       </w:pPr>
       <w:r>
@@ -11466,7 +11761,7 @@
         <w:pStyle w:val="Compact"/>
         <w:numPr>
           <w:ilvl w:val="0"/>
-          <w:numId w:val="1032"/>
+          <w:numId w:val="1033"/>
         </w:numPr>
       </w:pPr>
       <w:r>
@@ -11478,7 +11773,7 @@
         <w:pStyle w:val="Compact"/>
         <w:numPr>
           <w:ilvl w:val="0"/>
-          <w:numId w:val="1032"/>
+          <w:numId w:val="1033"/>
         </w:numPr>
       </w:pPr>
       <w:r>
@@ -11490,7 +11785,7 @@
         <w:pStyle w:val="Compact"/>
         <w:numPr>
           <w:ilvl w:val="0"/>
-          <w:numId w:val="1032"/>
+          <w:numId w:val="1033"/>
         </w:numPr>
       </w:pPr>
       <w:r>
@@ -11504,8 +11799,8 @@
         </w:pict>
       </w:r>
     </w:p>
-    <w:bookmarkEnd w:id="77"/>
-    <w:bookmarkStart w:id="78" w:name="payments-integration-depends-on-0034"/>
+    <w:bookmarkEnd w:id="79"/>
+    <w:bookmarkStart w:id="80" w:name="payments-integration-depends-on-0034"/>
     <w:p>
       <w:pPr>
         <w:pStyle w:val="Heading2"/>
@@ -11842,8 +12137,8 @@
         </w:pict>
       </w:r>
     </w:p>
-    <w:bookmarkEnd w:id="78"/>
-    <w:bookmarkStart w:id="79" w:name="admin"/>
+    <w:bookmarkEnd w:id="80"/>
+    <w:bookmarkStart w:id="81" w:name="admin"/>
     <w:p>
       <w:pPr>
         <w:pStyle w:val="Heading2"/>
@@ -11857,7 +12152,7 @@
         <w:pStyle w:val="Compact"/>
         <w:numPr>
           <w:ilvl w:val="0"/>
-          <w:numId w:val="1033"/>
+          <w:numId w:val="1034"/>
         </w:numPr>
       </w:pPr>
       <w:r>
@@ -11879,7 +12174,7 @@
         <w:pStyle w:val="Compact"/>
         <w:numPr>
           <w:ilvl w:val="0"/>
-          <w:numId w:val="1033"/>
+          <w:numId w:val="1034"/>
         </w:numPr>
       </w:pPr>
       <w:r>
@@ -11911,8 +12206,8 @@
         </w:pict>
       </w:r>
     </w:p>
-    <w:bookmarkEnd w:id="79"/>
-    <w:bookmarkStart w:id="91" w:name="Xa558ba0e9c11f4cfc990e663e9f1e85bdf0e420"/>
+    <w:bookmarkEnd w:id="81"/>
+    <w:bookmarkStart w:id="93" w:name="Xa558ba0e9c11f4cfc990e663e9f1e85bdf0e420"/>
     <w:p>
       <w:pPr>
         <w:pStyle w:val="Heading2"/>
@@ -11929,7 +12224,7 @@
         <w:t xml:space="preserve">Sprint plan for the additions specced in this revision (DSLR pairing, face detection auto-tag, capture metadata, adaptive compression + offline queue). Sequenced to keep critical path short and parallelize where possible. Each sprint is 2 weeks; total ≈ 16 weeks of engineering for V1 launch including the existing 0012 V1 work.</w:t>
       </w:r>
     </w:p>
-    <w:bookmarkStart w:id="80" w:name="X93e25ad2885626eb38d9a99810f66c1d4ad5809"/>
+    <w:bookmarkStart w:id="82" w:name="X93e25ad2885626eb38d9a99810f66c1d4ad5809"/>
     <w:p>
       <w:pPr>
         <w:pStyle w:val="Heading3"/>
@@ -11951,7 +12246,7 @@
         <w:pStyle w:val="Compact"/>
         <w:numPr>
           <w:ilvl w:val="0"/>
-          <w:numId w:val="1034"/>
+          <w:numId w:val="1035"/>
         </w:numPr>
       </w:pPr>
       <w:r>
@@ -12036,7 +12331,7 @@
         <w:pStyle w:val="Compact"/>
         <w:numPr>
           <w:ilvl w:val="0"/>
-          <w:numId w:val="1035"/>
+          <w:numId w:val="1036"/>
         </w:numPr>
       </w:pPr>
       <w:r>
@@ -12088,7 +12383,7 @@
         <w:pStyle w:val="Compact"/>
         <w:numPr>
           <w:ilvl w:val="0"/>
-          <w:numId w:val="1036"/>
+          <w:numId w:val="1037"/>
         </w:numPr>
       </w:pPr>
       <w:r>
@@ -12137,7 +12432,7 @@
         <w:pStyle w:val="Compact"/>
         <w:numPr>
           <w:ilvl w:val="0"/>
-          <w:numId w:val="1037"/>
+          <w:numId w:val="1038"/>
         </w:numPr>
       </w:pPr>
       <w:r>
@@ -12159,8 +12454,8 @@
         <w:t xml:space="preserve">for per-vendor steps. Allow 2–4 weeks lead time for Sony and Fujifilm approvals; start day one.</w:t>
       </w:r>
     </w:p>
-    <w:bookmarkEnd w:id="80"/>
-    <w:bookmarkStart w:id="81" w:name="Xd0c87d25bddaf1e122ca127979d1bb163a0981b"/>
+    <w:bookmarkEnd w:id="82"/>
+    <w:bookmarkStart w:id="83" w:name="Xd0c87d25bddaf1e122ca127979d1bb163a0981b"/>
     <w:p>
       <w:pPr>
         <w:pStyle w:val="Heading3"/>
@@ -12182,7 +12477,7 @@
         <w:pStyle w:val="Compact"/>
         <w:numPr>
           <w:ilvl w:val="0"/>
-          <w:numId w:val="1038"/>
+          <w:numId w:val="1039"/>
         </w:numPr>
       </w:pPr>
       <w:r>
@@ -12194,7 +12489,7 @@
         <w:pStyle w:val="Compact"/>
         <w:numPr>
           <w:ilvl w:val="0"/>
-          <w:numId w:val="1039"/>
+          <w:numId w:val="1040"/>
         </w:numPr>
       </w:pPr>
       <w:r>
@@ -12206,7 +12501,7 @@
         <w:pStyle w:val="Compact"/>
         <w:numPr>
           <w:ilvl w:val="0"/>
-          <w:numId w:val="1040"/>
+          <w:numId w:val="1041"/>
         </w:numPr>
       </w:pPr>
       <w:r>
@@ -12287,7 +12582,7 @@
         <w:pStyle w:val="Compact"/>
         <w:numPr>
           <w:ilvl w:val="0"/>
-          <w:numId w:val="1041"/>
+          <w:numId w:val="1042"/>
         </w:numPr>
       </w:pPr>
       <w:r>
@@ -12308,7 +12603,7 @@
         <w:pStyle w:val="Compact"/>
         <w:numPr>
           <w:ilvl w:val="0"/>
-          <w:numId w:val="1042"/>
+          <w:numId w:val="1043"/>
         </w:numPr>
       </w:pPr>
       <w:r>
@@ -12338,8 +12633,8 @@
         <w:t xml:space="preserve">Deliverable: a paparazzo can install the app, claim a seat via QR, and shoot photos / clips with the phone-internal camera. No DSLR support yet.</w:t>
       </w:r>
     </w:p>
-    <w:bookmarkEnd w:id="81"/>
-    <w:bookmarkStart w:id="82" w:name="Xcd891644427811c71e68cc0db8f77f59e75f61d"/>
+    <w:bookmarkEnd w:id="83"/>
+    <w:bookmarkStart w:id="84" w:name="Xcd891644427811c71e68cc0db8f77f59e75f61d"/>
     <w:p>
       <w:pPr>
         <w:pStyle w:val="Heading3"/>
@@ -12361,7 +12656,7 @@
         <w:pStyle w:val="Compact"/>
         <w:numPr>
           <w:ilvl w:val="0"/>
-          <w:numId w:val="1043"/>
+          <w:numId w:val="1044"/>
         </w:numPr>
       </w:pPr>
       <w:r>
@@ -12388,7 +12683,7 @@
         <w:pStyle w:val="Compact"/>
         <w:numPr>
           <w:ilvl w:val="0"/>
-          <w:numId w:val="1044"/>
+          <w:numId w:val="1045"/>
         </w:numPr>
       </w:pPr>
       <w:r>
@@ -12415,7 +12710,7 @@
         <w:pStyle w:val="Compact"/>
         <w:numPr>
           <w:ilvl w:val="0"/>
-          <w:numId w:val="1045"/>
+          <w:numId w:val="1046"/>
         </w:numPr>
       </w:pPr>
       <w:r>
@@ -12487,7 +12782,7 @@
         <w:pStyle w:val="Compact"/>
         <w:numPr>
           <w:ilvl w:val="0"/>
-          <w:numId w:val="1046"/>
+          <w:numId w:val="1047"/>
         </w:numPr>
       </w:pPr>
       <w:r>
@@ -12499,7 +12794,7 @@
         <w:pStyle w:val="Compact"/>
         <w:numPr>
           <w:ilvl w:val="0"/>
-          <w:numId w:val="1047"/>
+          <w:numId w:val="1048"/>
         </w:numPr>
       </w:pPr>
       <w:r>
@@ -12511,7 +12806,7 @@
         <w:pStyle w:val="Compact"/>
         <w:numPr>
           <w:ilvl w:val="0"/>
-          <w:numId w:val="1048"/>
+          <w:numId w:val="1049"/>
         </w:numPr>
       </w:pPr>
       <w:r>
@@ -12523,7 +12818,7 @@
         <w:pStyle w:val="Compact"/>
         <w:numPr>
           <w:ilvl w:val="0"/>
-          <w:numId w:val="1049"/>
+          <w:numId w:val="1050"/>
         </w:numPr>
       </w:pPr>
       <w:r>
@@ -12535,7 +12830,7 @@
         <w:pStyle w:val="Compact"/>
         <w:numPr>
           <w:ilvl w:val="0"/>
-          <w:numId w:val="1050"/>
+          <w:numId w:val="1051"/>
         </w:numPr>
       </w:pPr>
       <w:r>
@@ -12547,7 +12842,7 @@
         <w:pStyle w:val="Compact"/>
         <w:numPr>
           <w:ilvl w:val="0"/>
-          <w:numId w:val="1051"/>
+          <w:numId w:val="1052"/>
         </w:numPr>
       </w:pPr>
       <w:r>
@@ -12559,7 +12854,7 @@
         <w:pStyle w:val="Compact"/>
         <w:numPr>
           <w:ilvl w:val="0"/>
-          <w:numId w:val="1052"/>
+          <w:numId w:val="1053"/>
         </w:numPr>
       </w:pPr>
       <w:r>
@@ -12574,8 +12869,8 @@
         <w:t xml:space="preserve">Deliverable: phone-internal captures survive a 10-minute network blackout test, ship correct EXIF, and switch compression modes under a network-throttling rig.</w:t>
       </w:r>
     </w:p>
-    <w:bookmarkEnd w:id="82"/>
-    <w:bookmarkStart w:id="83" w:name="X85aacba77605f992679d56b4f8a8e99da68d22c"/>
+    <w:bookmarkEnd w:id="84"/>
+    <w:bookmarkStart w:id="85" w:name="X85aacba77605f992679d56b4f8a8e99da68d22c"/>
     <w:p>
       <w:pPr>
         <w:pStyle w:val="Heading3"/>
@@ -12589,7 +12884,7 @@
         <w:pStyle w:val="Compact"/>
         <w:numPr>
           <w:ilvl w:val="0"/>
-          <w:numId w:val="1053"/>
+          <w:numId w:val="1054"/>
         </w:numPr>
       </w:pPr>
       <w:r>
@@ -12631,7 +12926,7 @@
         <w:pStyle w:val="Compact"/>
         <w:numPr>
           <w:ilvl w:val="0"/>
-          <w:numId w:val="1054"/>
+          <w:numId w:val="1055"/>
         </w:numPr>
       </w:pPr>
       <w:r>
@@ -12643,7 +12938,7 @@
         <w:pStyle w:val="Compact"/>
         <w:numPr>
           <w:ilvl w:val="0"/>
-          <w:numId w:val="1055"/>
+          <w:numId w:val="1056"/>
         </w:numPr>
       </w:pPr>
       <w:r>
@@ -12655,7 +12950,7 @@
         <w:pStyle w:val="Compact"/>
         <w:numPr>
           <w:ilvl w:val="0"/>
-          <w:numId w:val="1056"/>
+          <w:numId w:val="1057"/>
         </w:numPr>
       </w:pPr>
       <w:r>
@@ -12667,7 +12962,7 @@
         <w:pStyle w:val="Compact"/>
         <w:numPr>
           <w:ilvl w:val="0"/>
-          <w:numId w:val="1057"/>
+          <w:numId w:val="1058"/>
         </w:numPr>
       </w:pPr>
       <w:r>
@@ -12688,7 +12983,7 @@
         <w:pStyle w:val="Compact"/>
         <w:numPr>
           <w:ilvl w:val="0"/>
-          <w:numId w:val="1058"/>
+          <w:numId w:val="1059"/>
         </w:numPr>
       </w:pPr>
       <w:r>
@@ -12709,7 +13004,7 @@
         <w:pStyle w:val="Compact"/>
         <w:numPr>
           <w:ilvl w:val="0"/>
-          <w:numId w:val="1059"/>
+          <w:numId w:val="1060"/>
         </w:numPr>
       </w:pPr>
       <w:r>
@@ -12738,7 +13033,7 @@
         <w:pStyle w:val="Compact"/>
         <w:numPr>
           <w:ilvl w:val="0"/>
-          <w:numId w:val="1060"/>
+          <w:numId w:val="1061"/>
         </w:numPr>
       </w:pPr>
       <w:r>
@@ -12765,7 +13060,7 @@
         <w:pStyle w:val="Compact"/>
         <w:numPr>
           <w:ilvl w:val="0"/>
-          <w:numId w:val="1061"/>
+          <w:numId w:val="1062"/>
         </w:numPr>
       </w:pPr>
       <w:r>
@@ -12789,7 +13084,7 @@
         <w:pStyle w:val="Compact"/>
         <w:numPr>
           <w:ilvl w:val="0"/>
-          <w:numId w:val="1062"/>
+          <w:numId w:val="1063"/>
         </w:numPr>
       </w:pPr>
       <w:r>
@@ -12816,7 +13111,7 @@
         <w:pStyle w:val="Compact"/>
         <w:numPr>
           <w:ilvl w:val="0"/>
-          <w:numId w:val="1063"/>
+          <w:numId w:val="1064"/>
         </w:numPr>
       </w:pPr>
       <w:r>
@@ -12846,8 +13141,8 @@
         <w:t xml:space="preserve">Deliverable: a guest enrolls via RSVP photo → papic shoots a photo of them → photo arrives in the gallery already tagged with their name.</w:t>
       </w:r>
     </w:p>
-    <w:bookmarkEnd w:id="83"/>
-    <w:bookmarkStart w:id="84" w:name="Xe4a8911b041942b2806529476a7487a09b20b68"/>
+    <w:bookmarkEnd w:id="85"/>
+    <w:bookmarkStart w:id="86" w:name="Xe4a8911b041942b2806529476a7487a09b20b68"/>
     <w:p>
       <w:pPr>
         <w:pStyle w:val="Heading3"/>
@@ -12869,7 +13164,7 @@
         <w:pStyle w:val="Compact"/>
         <w:numPr>
           <w:ilvl w:val="0"/>
-          <w:numId w:val="1064"/>
+          <w:numId w:val="1065"/>
         </w:numPr>
       </w:pPr>
       <w:r>
@@ -12911,7 +13206,7 @@
         <w:pStyle w:val="Compact"/>
         <w:numPr>
           <w:ilvl w:val="0"/>
-          <w:numId w:val="1065"/>
+          <w:numId w:val="1066"/>
         </w:numPr>
       </w:pPr>
       <w:r>
@@ -12941,7 +13236,7 @@
         <w:pStyle w:val="Compact"/>
         <w:numPr>
           <w:ilvl w:val="0"/>
-          <w:numId w:val="1066"/>
+          <w:numId w:val="1067"/>
         </w:numPr>
       </w:pPr>
       <w:r>
@@ -12953,7 +13248,7 @@
         <w:pStyle w:val="Compact"/>
         <w:numPr>
           <w:ilvl w:val="0"/>
-          <w:numId w:val="1067"/>
+          <w:numId w:val="1068"/>
         </w:numPr>
       </w:pPr>
       <w:r>
@@ -12974,7 +13269,7 @@
         <w:pStyle w:val="Compact"/>
         <w:numPr>
           <w:ilvl w:val="0"/>
-          <w:numId w:val="1068"/>
+          <w:numId w:val="1069"/>
         </w:numPr>
       </w:pPr>
       <w:r>
@@ -12986,7 +13281,7 @@
         <w:pStyle w:val="Compact"/>
         <w:numPr>
           <w:ilvl w:val="0"/>
-          <w:numId w:val="1069"/>
+          <w:numId w:val="1070"/>
         </w:numPr>
       </w:pPr>
       <w:r>
@@ -12998,7 +13293,7 @@
         <w:pStyle w:val="Compact"/>
         <w:numPr>
           <w:ilvl w:val="0"/>
-          <w:numId w:val="1070"/>
+          <w:numId w:val="1071"/>
         </w:numPr>
       </w:pPr>
       <w:r>
@@ -13010,7 +13305,7 @@
         <w:pStyle w:val="Compact"/>
         <w:numPr>
           <w:ilvl w:val="0"/>
-          <w:numId w:val="1071"/>
+          <w:numId w:val="1072"/>
         </w:numPr>
       </w:pPr>
       <w:r>
@@ -13022,7 +13317,7 @@
         <w:pStyle w:val="Compact"/>
         <w:numPr>
           <w:ilvl w:val="0"/>
-          <w:numId w:val="1072"/>
+          <w:numId w:val="1073"/>
         </w:numPr>
       </w:pPr>
       <w:r>
@@ -13058,7 +13353,7 @@
         <w:pStyle w:val="Compact"/>
         <w:numPr>
           <w:ilvl w:val="0"/>
-          <w:numId w:val="1073"/>
+          <w:numId w:val="1074"/>
         </w:numPr>
       </w:pPr>
       <w:r>
@@ -13088,8 +13383,8 @@
         <w:t xml:space="preserve">Deliverable: a paparazzo with a Canon R6 or a Sony A7 IV can pair, shoot, and have their photos arrive in the gallery with full DSLR EXIF preserved + Setnayan provenance fields appended.</w:t>
       </w:r>
     </w:p>
-    <w:bookmarkEnd w:id="84"/>
-    <w:bookmarkStart w:id="85" w:name="Xd09a0343cefe022ce532b06e6dbfff88076a4d1"/>
+    <w:bookmarkEnd w:id="86"/>
+    <w:bookmarkStart w:id="87" w:name="Xd09a0343cefe022ce532b06e6dbfff88076a4d1"/>
     <w:p>
       <w:pPr>
         <w:pStyle w:val="Heading3"/>
@@ -13111,7 +13406,7 @@
         <w:pStyle w:val="Compact"/>
         <w:numPr>
           <w:ilvl w:val="0"/>
-          <w:numId w:val="1074"/>
+          <w:numId w:val="1075"/>
         </w:numPr>
       </w:pPr>
       <w:r>
@@ -13123,7 +13418,7 @@
         <w:pStyle w:val="Compact"/>
         <w:numPr>
           <w:ilvl w:val="0"/>
-          <w:numId w:val="1075"/>
+          <w:numId w:val="1076"/>
         </w:numPr>
       </w:pPr>
       <w:r>
@@ -13144,7 +13439,7 @@
         <w:pStyle w:val="Compact"/>
         <w:numPr>
           <w:ilvl w:val="0"/>
-          <w:numId w:val="1076"/>
+          <w:numId w:val="1077"/>
         </w:numPr>
       </w:pPr>
       <w:r>
@@ -13156,7 +13451,7 @@
         <w:pStyle w:val="Compact"/>
         <w:numPr>
           <w:ilvl w:val="0"/>
-          <w:numId w:val="1077"/>
+          <w:numId w:val="1078"/>
         </w:numPr>
       </w:pPr>
       <w:r>
@@ -13192,8 +13487,8 @@
         <w:t xml:space="preserve">.</w:t>
       </w:r>
     </w:p>
-    <w:bookmarkEnd w:id="85"/>
-    <w:bookmarkStart w:id="86" w:name="X8bad9a7b7dc95b1500ec71f0f0c644278c22d45"/>
+    <w:bookmarkEnd w:id="87"/>
+    <w:bookmarkStart w:id="88" w:name="X8bad9a7b7dc95b1500ec71f0f0c644278c22d45"/>
     <w:p>
       <w:pPr>
         <w:pStyle w:val="Heading3"/>
@@ -13207,7 +13502,7 @@
         <w:pStyle w:val="Compact"/>
         <w:numPr>
           <w:ilvl w:val="0"/>
-          <w:numId w:val="1078"/>
+          <w:numId w:val="1079"/>
         </w:numPr>
       </w:pPr>
       <w:r>
@@ -13237,7 +13532,7 @@
         <w:pStyle w:val="Compact"/>
         <w:numPr>
           <w:ilvl w:val="0"/>
-          <w:numId w:val="1079"/>
+          <w:numId w:val="1080"/>
         </w:numPr>
       </w:pPr>
       <w:r>
@@ -13249,7 +13544,7 @@
         <w:pStyle w:val="Compact"/>
         <w:numPr>
           <w:ilvl w:val="0"/>
-          <w:numId w:val="1080"/>
+          <w:numId w:val="1081"/>
         </w:numPr>
       </w:pPr>
       <w:r>
@@ -13276,7 +13571,7 @@
         <w:pStyle w:val="Compact"/>
         <w:numPr>
           <w:ilvl w:val="0"/>
-          <w:numId w:val="1081"/>
+          <w:numId w:val="1082"/>
         </w:numPr>
       </w:pPr>
       <w:r>
@@ -13327,7 +13622,7 @@
         <w:pStyle w:val="Compact"/>
         <w:numPr>
           <w:ilvl w:val="0"/>
-          <w:numId w:val="1082"/>
+          <w:numId w:val="1083"/>
         </w:numPr>
       </w:pPr>
       <w:r>
@@ -13342,8 +13637,8 @@
         <w:t xml:space="preserve">Deliverable: a Panood camera operator with a DSLR can run the 0012 native binary in LS-camera mode and appear on the broadcaster’s grid as a normal camera tile, with the brand/model surfaced in the tile metadata.</w:t>
       </w:r>
     </w:p>
-    <w:bookmarkEnd w:id="86"/>
-    <w:bookmarkStart w:id="87" w:name="sprint-7-hardening-field-test-weeks-1112"/>
+    <w:bookmarkEnd w:id="88"/>
+    <w:bookmarkStart w:id="89" w:name="sprint-7-hardening-field-test-weeks-1112"/>
     <w:p>
       <w:pPr>
         <w:pStyle w:val="Heading3"/>
@@ -13357,7 +13652,7 @@
         <w:pStyle w:val="Compact"/>
         <w:numPr>
           <w:ilvl w:val="0"/>
-          <w:numId w:val="1083"/>
+          <w:numId w:val="1084"/>
         </w:numPr>
       </w:pPr>
       <w:r>
@@ -13369,7 +13664,7 @@
         <w:pStyle w:val="Compact"/>
         <w:numPr>
           <w:ilvl w:val="0"/>
-          <w:numId w:val="1084"/>
+          <w:numId w:val="1085"/>
         </w:numPr>
       </w:pPr>
       <w:r>
@@ -13381,7 +13676,7 @@
         <w:pStyle w:val="Compact"/>
         <w:numPr>
           <w:ilvl w:val="0"/>
-          <w:numId w:val="1085"/>
+          <w:numId w:val="1086"/>
         </w:numPr>
       </w:pPr>
       <w:r>
@@ -13393,7 +13688,7 @@
         <w:pStyle w:val="Compact"/>
         <w:numPr>
           <w:ilvl w:val="0"/>
-          <w:numId w:val="1086"/>
+          <w:numId w:val="1087"/>
         </w:numPr>
       </w:pPr>
       <w:r>
@@ -13405,7 +13700,7 @@
         <w:pStyle w:val="Compact"/>
         <w:numPr>
           <w:ilvl w:val="0"/>
-          <w:numId w:val="1087"/>
+          <w:numId w:val="1088"/>
         </w:numPr>
       </w:pPr>
       <w:r>
@@ -13417,7 +13712,7 @@
         <w:pStyle w:val="Compact"/>
         <w:numPr>
           <w:ilvl w:val="0"/>
-          <w:numId w:val="1088"/>
+          <w:numId w:val="1089"/>
         </w:numPr>
       </w:pPr>
       <w:r>
@@ -13432,8 +13727,8 @@
         <w:t xml:space="preserve">Deliverable: V1 acceptance criteria all green; field-test photos render correctly in the gallery with auto-tags + DSLR EXIF + Setnayan metadata.</w:t>
       </w:r>
     </w:p>
-    <w:bookmarkEnd w:id="87"/>
-    <w:bookmarkStart w:id="88" w:name="sprint-8-beta-launch-weeks-1316"/>
+    <w:bookmarkEnd w:id="89"/>
+    <w:bookmarkStart w:id="90" w:name="sprint-8-beta-launch-weeks-1316"/>
     <w:p>
       <w:pPr>
         <w:pStyle w:val="Heading3"/>
@@ -13447,7 +13742,7 @@
         <w:pStyle w:val="Compact"/>
         <w:numPr>
           <w:ilvl w:val="0"/>
-          <w:numId w:val="1089"/>
+          <w:numId w:val="1090"/>
         </w:numPr>
       </w:pPr>
       <w:r>
@@ -13459,7 +13754,7 @@
         <w:pStyle w:val="Compact"/>
         <w:numPr>
           <w:ilvl w:val="0"/>
-          <w:numId w:val="1090"/>
+          <w:numId w:val="1091"/>
         </w:numPr>
       </w:pPr>
       <w:r>
@@ -13471,7 +13766,7 @@
         <w:pStyle w:val="Compact"/>
         <w:numPr>
           <w:ilvl w:val="0"/>
-          <w:numId w:val="1091"/>
+          <w:numId w:val="1092"/>
         </w:numPr>
       </w:pPr>
       <w:r>
@@ -13483,15 +13778,15 @@
         <w:pStyle w:val="Compact"/>
         <w:numPr>
           <w:ilvl w:val="0"/>
-          <w:numId w:val="1092"/>
+          <w:numId w:val="1093"/>
         </w:numPr>
       </w:pPr>
       <w:r>
         <w:t xml:space="preserve">Public launch when: zero P0 bugs in beta + closed-loop tagging accuracy ≥ 92% + DSLR pairing reconnect rate ≥ 95% on each brand</w:t>
       </w:r>
     </w:p>
-    <w:bookmarkEnd w:id="88"/>
-    <w:bookmarkStart w:id="89" w:name="critical-path-dependency-graph"/>
+    <w:bookmarkEnd w:id="90"/>
+    <w:bookmarkStart w:id="91" w:name="critical-path-dependency-graph"/>
     <w:p>
       <w:pPr>
         <w:pStyle w:val="Heading3"/>
@@ -13555,8 +13850,8 @@
         <w:t xml:space="preserve">Sprints 2 and 3 run in parallel with Sprint 1 and start as soon as their backend surfaces (schemas, edge functions) are landed by Sprint 0. Sprint 6 (LS operator mode) depends on Sprint 4 finishing the Canon + Sony bridges so it can validate the WebRTC re-encode path against a paired DSLR.</w:t>
       </w:r>
     </w:p>
-    <w:bookmarkEnd w:id="89"/>
-    <w:bookmarkStart w:id="90" w:name="Xeea61d7322fd5ec541f5647dfcfc4f0f7bdeeff"/>
+    <w:bookmarkEnd w:id="91"/>
+    <w:bookmarkStart w:id="92" w:name="Xeea61d7322fd5ec541f5647dfcfc4f0f7bdeeff"/>
     <w:p>
       <w:pPr>
         <w:pStyle w:val="Heading3"/>
@@ -13570,7 +13865,7 @@
         <w:pStyle w:val="Compact"/>
         <w:numPr>
           <w:ilvl w:val="0"/>
-          <w:numId w:val="1093"/>
+          <w:numId w:val="1094"/>
         </w:numPr>
       </w:pPr>
       <w:r>
@@ -13616,7 +13911,7 @@
         <w:pStyle w:val="Compact"/>
         <w:numPr>
           <w:ilvl w:val="0"/>
-          <w:numId w:val="1093"/>
+          <w:numId w:val="1094"/>
         </w:numPr>
       </w:pPr>
       <w:r>
@@ -13638,7 +13933,7 @@
         <w:pStyle w:val="Compact"/>
         <w:numPr>
           <w:ilvl w:val="0"/>
-          <w:numId w:val="1093"/>
+          <w:numId w:val="1094"/>
         </w:numPr>
       </w:pPr>
       <w:r>
@@ -13660,7 +13955,7 @@
         <w:pStyle w:val="Compact"/>
         <w:numPr>
           <w:ilvl w:val="0"/>
-          <w:numId w:val="1093"/>
+          <w:numId w:val="1094"/>
         </w:numPr>
       </w:pPr>
       <w:r>
@@ -13684,9 +13979,9 @@
         </w:pict>
       </w:r>
     </w:p>
-    <w:bookmarkEnd w:id="90"/>
-    <w:bookmarkEnd w:id="91"/>
-    <w:bookmarkStart w:id="92" w:name="acceptance-criteria"/>
+    <w:bookmarkEnd w:id="92"/>
+    <w:bookmarkEnd w:id="93"/>
+    <w:bookmarkStart w:id="94" w:name="acceptance-criteria"/>
     <w:p>
       <w:pPr>
         <w:pStyle w:val="Heading2"/>
@@ -13708,7 +14003,7 @@
         <w:pStyle w:val="Compact"/>
         <w:numPr>
           <w:ilvl w:val="0"/>
-          <w:numId w:val="1094"/>
+          <w:numId w:val="1095"/>
         </w:numPr>
       </w:pPr>
       <w:r>
@@ -13720,7 +14015,7 @@
         <w:pStyle w:val="Compact"/>
         <w:numPr>
           <w:ilvl w:val="0"/>
-          <w:numId w:val="1094"/>
+          <w:numId w:val="1095"/>
         </w:numPr>
       </w:pPr>
       <w:r>
@@ -13732,7 +14027,7 @@
         <w:pStyle w:val="Compact"/>
         <w:numPr>
           <w:ilvl w:val="0"/>
-          <w:numId w:val="1094"/>
+          <w:numId w:val="1095"/>
         </w:numPr>
       </w:pPr>
       <w:r>
@@ -13744,7 +14039,7 @@
         <w:pStyle w:val="Compact"/>
         <w:numPr>
           <w:ilvl w:val="0"/>
-          <w:numId w:val="1094"/>
+          <w:numId w:val="1095"/>
         </w:numPr>
       </w:pPr>
       <w:r>
@@ -13756,7 +14051,7 @@
         <w:pStyle w:val="Compact"/>
         <w:numPr>
           <w:ilvl w:val="0"/>
-          <w:numId w:val="1094"/>
+          <w:numId w:val="1095"/>
         </w:numPr>
       </w:pPr>
       <w:r>
@@ -13768,7 +14063,7 @@
         <w:pStyle w:val="Compact"/>
         <w:numPr>
           <w:ilvl w:val="0"/>
-          <w:numId w:val="1094"/>
+          <w:numId w:val="1095"/>
         </w:numPr>
       </w:pPr>
       <w:r>
@@ -13780,7 +14075,7 @@
         <w:pStyle w:val="Compact"/>
         <w:numPr>
           <w:ilvl w:val="0"/>
-          <w:numId w:val="1094"/>
+          <w:numId w:val="1095"/>
         </w:numPr>
       </w:pPr>
       <w:r>
@@ -13792,7 +14087,7 @@
         <w:pStyle w:val="Compact"/>
         <w:numPr>
           <w:ilvl w:val="0"/>
-          <w:numId w:val="1094"/>
+          <w:numId w:val="1095"/>
         </w:numPr>
       </w:pPr>
       <w:r>
@@ -13804,7 +14099,7 @@
         <w:pStyle w:val="Compact"/>
         <w:numPr>
           <w:ilvl w:val="0"/>
-          <w:numId w:val="1094"/>
+          <w:numId w:val="1095"/>
         </w:numPr>
       </w:pPr>
       <w:r>
@@ -13816,7 +14111,7 @@
         <w:pStyle w:val="Compact"/>
         <w:numPr>
           <w:ilvl w:val="0"/>
-          <w:numId w:val="1094"/>
+          <w:numId w:val="1095"/>
         </w:numPr>
       </w:pPr>
       <w:r>
@@ -13828,7 +14123,7 @@
         <w:pStyle w:val="Compact"/>
         <w:numPr>
           <w:ilvl w:val="0"/>
-          <w:numId w:val="1094"/>
+          <w:numId w:val="1095"/>
         </w:numPr>
       </w:pPr>
       <w:r>
@@ -13840,7 +14135,7 @@
         <w:pStyle w:val="Compact"/>
         <w:numPr>
           <w:ilvl w:val="0"/>
-          <w:numId w:val="1094"/>
+          <w:numId w:val="1095"/>
         </w:numPr>
       </w:pPr>
       <w:r>
@@ -13852,7 +14147,7 @@
         <w:pStyle w:val="Compact"/>
         <w:numPr>
           <w:ilvl w:val="0"/>
-          <w:numId w:val="1094"/>
+          <w:numId w:val="1095"/>
         </w:numPr>
       </w:pPr>
       <w:r>
@@ -13864,7 +14159,7 @@
         <w:pStyle w:val="Compact"/>
         <w:numPr>
           <w:ilvl w:val="0"/>
-          <w:numId w:val="1094"/>
+          <w:numId w:val="1095"/>
         </w:numPr>
       </w:pPr>
       <w:r>
@@ -13876,7 +14171,7 @@
         <w:pStyle w:val="Compact"/>
         <w:numPr>
           <w:ilvl w:val="0"/>
-          <w:numId w:val="1094"/>
+          <w:numId w:val="1095"/>
         </w:numPr>
       </w:pPr>
       <w:r>
@@ -13888,7 +14183,7 @@
         <w:pStyle w:val="Compact"/>
         <w:numPr>
           <w:ilvl w:val="0"/>
-          <w:numId w:val="1094"/>
+          <w:numId w:val="1095"/>
         </w:numPr>
       </w:pPr>
       <w:r>
@@ -13900,7 +14195,7 @@
         <w:pStyle w:val="Compact"/>
         <w:numPr>
           <w:ilvl w:val="0"/>
-          <w:numId w:val="1094"/>
+          <w:numId w:val="1095"/>
         </w:numPr>
       </w:pPr>
       <w:r>
@@ -13918,7 +14213,7 @@
         <w:pStyle w:val="Compact"/>
         <w:numPr>
           <w:ilvl w:val="0"/>
-          <w:numId w:val="1094"/>
+          <w:numId w:val="1095"/>
         </w:numPr>
       </w:pPr>
       <w:r>
@@ -13930,7 +14225,7 @@
         <w:pStyle w:val="Compact"/>
         <w:numPr>
           <w:ilvl w:val="0"/>
-          <w:numId w:val="1094"/>
+          <w:numId w:val="1095"/>
         </w:numPr>
       </w:pPr>
       <w:r>
@@ -13961,7 +14256,7 @@
         <w:pStyle w:val="Compact"/>
         <w:numPr>
           <w:ilvl w:val="0"/>
-          <w:numId w:val="1094"/>
+          <w:numId w:val="1095"/>
         </w:numPr>
       </w:pPr>
       <w:r>
@@ -13983,7 +14278,7 @@
         <w:pStyle w:val="Compact"/>
         <w:numPr>
           <w:ilvl w:val="0"/>
-          <w:numId w:val="1094"/>
+          <w:numId w:val="1095"/>
         </w:numPr>
       </w:pPr>
       <w:r>
@@ -14005,7 +14300,7 @@
         <w:pStyle w:val="Compact"/>
         <w:numPr>
           <w:ilvl w:val="0"/>
-          <w:numId w:val="1094"/>
+          <w:numId w:val="1095"/>
         </w:numPr>
       </w:pPr>
       <w:r>
@@ -14027,7 +14322,7 @@
         <w:pStyle w:val="Compact"/>
         <w:numPr>
           <w:ilvl w:val="0"/>
-          <w:numId w:val="1094"/>
+          <w:numId w:val="1095"/>
         </w:numPr>
       </w:pPr>
       <w:r>
@@ -14049,7 +14344,7 @@
         <w:pStyle w:val="Compact"/>
         <w:numPr>
           <w:ilvl w:val="0"/>
-          <w:numId w:val="1094"/>
+          <w:numId w:val="1095"/>
         </w:numPr>
       </w:pPr>
       <w:r>
@@ -14071,7 +14366,7 @@
         <w:pStyle w:val="Compact"/>
         <w:numPr>
           <w:ilvl w:val="0"/>
-          <w:numId w:val="1094"/>
+          <w:numId w:val="1095"/>
         </w:numPr>
       </w:pPr>
       <w:r>
@@ -14108,7 +14403,7 @@
         <w:pStyle w:val="Compact"/>
         <w:numPr>
           <w:ilvl w:val="0"/>
-          <w:numId w:val="1094"/>
+          <w:numId w:val="1095"/>
         </w:numPr>
       </w:pPr>
       <w:r>
@@ -14142,7 +14437,7 @@
         <w:pStyle w:val="Compact"/>
         <w:numPr>
           <w:ilvl w:val="0"/>
-          <w:numId w:val="1094"/>
+          <w:numId w:val="1095"/>
         </w:numPr>
       </w:pPr>
       <w:r>
@@ -14254,7 +14549,7 @@
         <w:pStyle w:val="Compact"/>
         <w:numPr>
           <w:ilvl w:val="0"/>
-          <w:numId w:val="1094"/>
+          <w:numId w:val="1095"/>
         </w:numPr>
       </w:pPr>
       <w:r>
@@ -14276,7 +14571,7 @@
         <w:pStyle w:val="Compact"/>
         <w:numPr>
           <w:ilvl w:val="0"/>
-          <w:numId w:val="1094"/>
+          <w:numId w:val="1095"/>
         </w:numPr>
       </w:pPr>
       <w:r>
@@ -14298,7 +14593,7 @@
         <w:pStyle w:val="Compact"/>
         <w:numPr>
           <w:ilvl w:val="0"/>
-          <w:numId w:val="1094"/>
+          <w:numId w:val="1095"/>
         </w:numPr>
       </w:pPr>
       <w:r>
@@ -14320,7 +14615,7 @@
         <w:pStyle w:val="Compact"/>
         <w:numPr>
           <w:ilvl w:val="0"/>
-          <w:numId w:val="1094"/>
+          <w:numId w:val="1095"/>
         </w:numPr>
       </w:pPr>
       <w:r>
@@ -14342,7 +14637,7 @@
         <w:pStyle w:val="Compact"/>
         <w:numPr>
           <w:ilvl w:val="0"/>
-          <w:numId w:val="1094"/>
+          <w:numId w:val="1095"/>
         </w:numPr>
       </w:pPr>
       <w:r>
@@ -14366,8 +14661,8 @@
         </w:pict>
       </w:r>
     </w:p>
-    <w:bookmarkEnd w:id="92"/>
-    <w:bookmarkStart w:id="93" w:name="open-questions"/>
+    <w:bookmarkEnd w:id="94"/>
+    <w:bookmarkStart w:id="95" w:name="open-questions"/>
     <w:p>
       <w:pPr>
         <w:pStyle w:val="Heading2"/>
@@ -14381,7 +14676,7 @@
         <w:pStyle w:val="Compact"/>
         <w:numPr>
           <w:ilvl w:val="0"/>
-          <w:numId w:val="1095"/>
+          <w:numId w:val="1096"/>
         </w:numPr>
       </w:pPr>
       <w:r>
@@ -14405,7 +14700,7 @@
         <w:pStyle w:val="Compact"/>
         <w:numPr>
           <w:ilvl w:val="0"/>
-          <w:numId w:val="1095"/>
+          <w:numId w:val="1096"/>
         </w:numPr>
       </w:pPr>
       <w:r>
@@ -14419,8 +14714,8 @@
         </w:pict>
       </w:r>
     </w:p>
-    <w:bookmarkEnd w:id="93"/>
-    <w:bookmarkStart w:id="96" w:name="companion-specs-and-cross-references"/>
+    <w:bookmarkEnd w:id="95"/>
+    <w:bookmarkStart w:id="98" w:name="companion-specs-and-cross-references"/>
     <w:p>
       <w:pPr>
         <w:pStyle w:val="Heading2"/>
@@ -14434,7 +14729,7 @@
         <w:pStyle w:val="Compact"/>
         <w:numPr>
           <w:ilvl w:val="0"/>
-          <w:numId w:val="1096"/>
+          <w:numId w:val="1097"/>
         </w:numPr>
       </w:pPr>
       <w:r>
@@ -14455,7 +14750,7 @@
         <w:pStyle w:val="Compact"/>
         <w:numPr>
           <w:ilvl w:val="0"/>
-          <w:numId w:val="1096"/>
+          <w:numId w:val="1097"/>
         </w:numPr>
       </w:pPr>
       <w:r>
@@ -14491,7 +14786,7 @@
         <w:pStyle w:val="Compact"/>
         <w:numPr>
           <w:ilvl w:val="0"/>
-          <w:numId w:val="1096"/>
+          <w:numId w:val="1097"/>
         </w:numPr>
       </w:pPr>
       <w:r>
@@ -14512,7 +14807,7 @@
         <w:pStyle w:val="Compact"/>
         <w:numPr>
           <w:ilvl w:val="0"/>
-          <w:numId w:val="1096"/>
+          <w:numId w:val="1097"/>
         </w:numPr>
       </w:pPr>
       <w:r>
@@ -14533,7 +14828,7 @@
         <w:pStyle w:val="Compact"/>
         <w:numPr>
           <w:ilvl w:val="0"/>
-          <w:numId w:val="1096"/>
+          <w:numId w:val="1097"/>
         </w:numPr>
       </w:pPr>
       <w:r>
@@ -14554,7 +14849,7 @@
         <w:pStyle w:val="Compact"/>
         <w:numPr>
           <w:ilvl w:val="0"/>
-          <w:numId w:val="1096"/>
+          <w:numId w:val="1097"/>
         </w:numPr>
       </w:pPr>
       <w:r>
@@ -14575,7 +14870,7 @@
         <w:pStyle w:val="Compact"/>
         <w:numPr>
           <w:ilvl w:val="0"/>
-          <w:numId w:val="1096"/>
+          <w:numId w:val="1097"/>
         </w:numPr>
       </w:pPr>
       <w:r>
@@ -14602,7 +14897,7 @@
       <w:pPr>
         <w:pStyle w:val="FirstParagraph"/>
       </w:pPr>
-      <w:hyperlink r:id="rId94">
+      <w:hyperlink r:id="rId96">
         <w:r>
           <w:rPr>
             <w:rStyle w:val="Hyperlink"/>
@@ -14615,7 +14910,7 @@
       <w:pPr>
         <w:pStyle w:val="BodyText"/>
       </w:pPr>
-      <w:hyperlink r:id="rId95">
+      <w:hyperlink r:id="rId97">
         <w:r>
           <w:rPr>
             <w:rStyle w:val="Hyperlink"/>
@@ -14624,8 +14919,8 @@
         </w:r>
       </w:hyperlink>
     </w:p>
-    <w:bookmarkEnd w:id="96"/>
-    <w:bookmarkEnd w:id="97"/>
+    <w:bookmarkEnd w:id="98"/>
+    <w:bookmarkEnd w:id="99"/>
     <w:sectPr>
       <w:footnotePr>
         <w:numRestart w:val="eachSect"/>
@@ -15022,6 +15317,9 @@
     <w:abstractNumId w:val="991"/>
   </w:num>
   <w:num w:numId="1007">
+    <w:abstractNumId w:val="991"/>
+  </w:num>
+  <w:num w:numId="1008">
     <w:abstractNumId w:val="99411"/>
     <w:lvlOverride w:ilvl="0">
       <w:startOverride w:val="1"/>
@@ -15051,10 +15349,10 @@
       <w:startOverride w:val="1"/>
     </w:lvlOverride>
   </w:num>
-  <w:num w:numId="1008">
+  <w:num w:numId="1009">
     <w:abstractNumId w:val="991"/>
   </w:num>
-  <w:num w:numId="1009">
+  <w:num w:numId="1010">
     <w:abstractNumId w:val="99411"/>
     <w:lvlOverride w:ilvl="0">
       <w:startOverride w:val="1"/>
@@ -15084,38 +15382,8 @@
       <w:startOverride w:val="1"/>
     </w:lvlOverride>
   </w:num>
-  <w:num w:numId="1010">
+  <w:num w:numId="1011">
     <w:abstractNumId w:val="991"/>
-  </w:num>
-  <w:num w:numId="1011">
-    <w:abstractNumId w:val="99411"/>
-    <w:lvlOverride w:ilvl="0">
-      <w:startOverride w:val="1"/>
-    </w:lvlOverride>
-    <w:lvlOverride w:ilvl="1">
-      <w:startOverride w:val="1"/>
-    </w:lvlOverride>
-    <w:lvlOverride w:ilvl="2">
-      <w:startOverride w:val="1"/>
-    </w:lvlOverride>
-    <w:lvlOverride w:ilvl="3">
-      <w:startOverride w:val="1"/>
-    </w:lvlOverride>
-    <w:lvlOverride w:ilvl="4">
-      <w:startOverride w:val="1"/>
-    </w:lvlOverride>
-    <w:lvlOverride w:ilvl="5">
-      <w:startOverride w:val="1"/>
-    </w:lvlOverride>
-    <w:lvlOverride w:ilvl="6">
-      <w:startOverride w:val="1"/>
-    </w:lvlOverride>
-    <w:lvlOverride w:ilvl="7">
-      <w:startOverride w:val="1"/>
-    </w:lvlOverride>
-    <w:lvlOverride w:ilvl="8">
-      <w:startOverride w:val="1"/>
-    </w:lvlOverride>
   </w:num>
   <w:num w:numId="1012">
     <w:abstractNumId w:val="99411"/>
@@ -15148,15 +15416,6 @@
     </w:lvlOverride>
   </w:num>
   <w:num w:numId="1013">
-    <w:abstractNumId w:val="991"/>
-  </w:num>
-  <w:num w:numId="1014">
-    <w:abstractNumId w:val="991"/>
-  </w:num>
-  <w:num w:numId="1015">
-    <w:abstractNumId w:val="991"/>
-  </w:num>
-  <w:num w:numId="1016">
     <w:abstractNumId w:val="99411"/>
     <w:lvlOverride w:ilvl="0">
       <w:startOverride w:val="1"/>
@@ -15186,10 +15445,16 @@
       <w:startOverride w:val="1"/>
     </w:lvlOverride>
   </w:num>
-  <w:num w:numId="1017">
+  <w:num w:numId="1014">
     <w:abstractNumId w:val="991"/>
   </w:num>
-  <w:num w:numId="1018">
+  <w:num w:numId="1015">
+    <w:abstractNumId w:val="991"/>
+  </w:num>
+  <w:num w:numId="1016">
+    <w:abstractNumId w:val="991"/>
+  </w:num>
+  <w:num w:numId="1017">
     <w:abstractNumId w:val="99411"/>
     <w:lvlOverride w:ilvl="0">
       <w:startOverride w:val="1"/>
@@ -15219,10 +15484,10 @@
       <w:startOverride w:val="1"/>
     </w:lvlOverride>
   </w:num>
-  <w:num w:numId="1019">
+  <w:num w:numId="1018">
     <w:abstractNumId w:val="991"/>
   </w:num>
-  <w:num w:numId="1020">
+  <w:num w:numId="1019">
     <w:abstractNumId w:val="99411"/>
     <w:lvlOverride w:ilvl="0">
       <w:startOverride w:val="1"/>
@@ -15252,13 +15517,10 @@
       <w:startOverride w:val="1"/>
     </w:lvlOverride>
   </w:num>
-  <w:num w:numId="1021">
+  <w:num w:numId="1020">
     <w:abstractNumId w:val="991"/>
   </w:num>
-  <w:num w:numId="1022">
-    <w:abstractNumId w:val="991"/>
-  </w:num>
-  <w:num w:numId="1023">
+  <w:num w:numId="1021">
     <w:abstractNumId w:val="99411"/>
     <w:lvlOverride w:ilvl="0">
       <w:startOverride w:val="1"/>
@@ -15288,19 +15550,13 @@
       <w:startOverride w:val="1"/>
     </w:lvlOverride>
   </w:num>
-  <w:num w:numId="1024">
+  <w:num w:numId="1022">
     <w:abstractNumId w:val="991"/>
   </w:num>
-  <w:num w:numId="1025">
+  <w:num w:numId="1023">
     <w:abstractNumId w:val="991"/>
   </w:num>
-  <w:num w:numId="1026">
-    <w:abstractNumId w:val="991"/>
-  </w:num>
-  <w:num w:numId="1027">
-    <w:abstractNumId w:val="991"/>
-  </w:num>
-  <w:num w:numId="1028">
+  <w:num w:numId="1024">
     <w:abstractNumId w:val="99411"/>
     <w:lvlOverride w:ilvl="0">
       <w:startOverride w:val="1"/>
@@ -15329,6 +15585,18 @@
     <w:lvlOverride w:ilvl="8">
       <w:startOverride w:val="1"/>
     </w:lvlOverride>
+  </w:num>
+  <w:num w:numId="1025">
+    <w:abstractNumId w:val="991"/>
+  </w:num>
+  <w:num w:numId="1026">
+    <w:abstractNumId w:val="991"/>
+  </w:num>
+  <w:num w:numId="1027">
+    <w:abstractNumId w:val="991"/>
+  </w:num>
+  <w:num w:numId="1028">
+    <w:abstractNumId w:val="991"/>
   </w:num>
   <w:num w:numId="1029">
     <w:abstractNumId w:val="99411"/>
@@ -15361,7 +15629,34 @@
     </w:lvlOverride>
   </w:num>
   <w:num w:numId="1030">
-    <w:abstractNumId w:val="991"/>
+    <w:abstractNumId w:val="99411"/>
+    <w:lvlOverride w:ilvl="0">
+      <w:startOverride w:val="1"/>
+    </w:lvlOverride>
+    <w:lvlOverride w:ilvl="1">
+      <w:startOverride w:val="1"/>
+    </w:lvlOverride>
+    <w:lvlOverride w:ilvl="2">
+      <w:startOverride w:val="1"/>
+    </w:lvlOverride>
+    <w:lvlOverride w:ilvl="3">
+      <w:startOverride w:val="1"/>
+    </w:lvlOverride>
+    <w:lvlOverride w:ilvl="4">
+      <w:startOverride w:val="1"/>
+    </w:lvlOverride>
+    <w:lvlOverride w:ilvl="5">
+      <w:startOverride w:val="1"/>
+    </w:lvlOverride>
+    <w:lvlOverride w:ilvl="6">
+      <w:startOverride w:val="1"/>
+    </w:lvlOverride>
+    <w:lvlOverride w:ilvl="7">
+      <w:startOverride w:val="1"/>
+    </w:lvlOverride>
+    <w:lvlOverride w:ilvl="8">
+      <w:startOverride w:val="1"/>
+    </w:lvlOverride>
   </w:num>
   <w:num w:numId="1031">
     <w:abstractNumId w:val="991"/>
@@ -15373,7 +15668,7 @@
     <w:abstractNumId w:val="991"/>
   </w:num>
   <w:num w:numId="1034">
-    <w:abstractNumId w:val="992"/>
+    <w:abstractNumId w:val="991"/>
   </w:num>
   <w:num w:numId="1035">
     <w:abstractNumId w:val="992"/>
@@ -15550,7 +15845,7 @@
     <w:abstractNumId w:val="992"/>
   </w:num>
   <w:num w:numId="1093">
-    <w:abstractNumId w:val="991"/>
+    <w:abstractNumId w:val="992"/>
   </w:num>
   <w:num w:numId="1094">
     <w:abstractNumId w:val="991"/>
@@ -15559,6 +15854,9 @@
     <w:abstractNumId w:val="991"/>
   </w:num>
   <w:num w:numId="1096">
+    <w:abstractNumId w:val="991"/>
+  </w:num>
+  <w:num w:numId="1097">
     <w:abstractNumId w:val="991"/>
   </w:num>
 </w:numbering>

--- a/0012_papic/0012_papic.docx
+++ b/0012_papic/0012_papic.docx
@@ -2,13 +2,569 @@
 <file path=word/document.xml><?xml version="1.0" encoding="utf-8"?>
 <w:document xmlns:w="http://schemas.openxmlformats.org/wordprocessingml/2006/main" xmlns:m="http://schemas.openxmlformats.org/officeDocument/2006/math" xmlns:r="http://schemas.openxmlformats.org/officeDocument/2006/relationships" xmlns:o="urn:schemas-microsoft-com:office:office" xmlns:v="urn:schemas-microsoft-com:vml" xmlns:w10="urn:schemas-microsoft-com:office:word" xmlns:a="http://schemas.openxmlformats.org/drawingml/2006/main" xmlns:pic="http://schemas.openxmlformats.org/drawingml/2006/picture" xmlns:wp="http://schemas.openxmlformats.org/drawingml/2006/wordprocessingDrawing">
   <w:body>
-    <w:bookmarkStart w:id="99" w:name="iteration-0012-papic"/>
+    <w:bookmarkStart w:id="100" w:name="iteration-0012-papic"/>
     <w:p>
       <w:pPr>
         <w:pStyle w:val="Heading1"/>
       </w:pPr>
       <w:r>
         <w:t xml:space="preserve">Iteration 0012 — Papic</w:t>
+      </w:r>
+    </w:p>
+    <w:p>
+      <w:pPr>
+        <w:pStyle w:val="Heading2"/>
+      </w:pPr>
+      <w:bookmarkStart w:id="9" w:name="X15fe45fd35a3898cec2809a953f74255a18bbe7"/>
+      <w:r>
+        <w:t xml:space="preserve">WARNING: AS-BUILT CORRECTION — 2026-06-07 (reconciled to live site + origin/main @ 34347c3c)</w:t>
+      </w:r>
+      <w:bookmarkEnd w:id="9"/>
+    </w:p>
+    <w:p>
+      <w:pPr>
+        <w:pStyle w:val="BlockText"/>
+      </w:pPr>
+      <w:r>
+        <w:rPr>
+          <w:b/>
+          <w:bCs/>
+        </w:rPr>
+        <w:t xml:space="preserve">This spec is HISTORICAL.</w:t>
+      </w:r>
+      <w:r>
+        <w:t xml:space="preserve"> </w:t>
+      </w:r>
+      <w:r>
+        <w:t xml:space="preserve">Authoritative current state = the live site (www.setnayan.com) + shipped code +</w:t>
+      </w:r>
+      <w:r>
+        <w:t xml:space="preserve"> </w:t>
+      </w:r>
+      <w:r>
+        <w:rPr>
+          <w:rStyle w:val="VerbatimChar"/>
+        </w:rPr>
+        <w:t xml:space="preserve">AS_BUILT_GROUND_TRUTH_2026-06-07.md</w:t>
+      </w:r>
+      <w:r>
+        <w:t xml:space="preserve">. Deltas vs what actually shipped:</w:t>
+      </w:r>
+      <w:r>
+        <w:t xml:space="preserve"> </w:t>
+      </w:r>
+      <w:r>
+        <w:t xml:space="preserve">-</w:t>
+      </w:r>
+      <w:r>
+        <w:t xml:space="preserve"> </w:t>
+      </w:r>
+      <w:r>
+        <w:rPr>
+          <w:b/>
+          <w:bCs/>
+        </w:rPr>
+        <w:t xml:space="preserve">Price split: site says Papic (5 Seats) ₱2,999, CODE ships ₱2,499.</w:t>
+      </w:r>
+      <w:r>
+        <w:t xml:space="preserve"> </w:t>
+      </w:r>
+      <w:r>
+        <w:t xml:space="preserve">Live site =</w:t>
+      </w:r>
+      <w:r>
+        <w:t xml:space="preserve"> </w:t>
+      </w:r>
+      <w:r>
+        <w:t xml:space="preserve">“Papic (5 Seats) ₱2,999 · Live”</w:t>
+      </w:r>
+      <w:r>
+        <w:t xml:space="preserve"> </w:t>
+      </w:r>
+      <w:r>
+        <w:t xml:space="preserve">+</w:t>
+      </w:r>
+      <w:r>
+        <w:t xml:space="preserve"> </w:t>
+      </w:r>
+      <w:r>
+        <w:t xml:space="preserve">“Papic Guest (Disposable Camera) from ₱2,999 · Live”</w:t>
+      </w:r>
+      <w:r>
+        <w:t xml:space="preserve">. Shipped code (</w:t>
+      </w:r>
+      <w:r>
+        <w:rPr>
+          <w:rStyle w:val="VerbatimChar"/>
+        </w:rPr>
+        <w:t xml:space="preserve">lib/sku-catalog.ts</w:t>
+      </w:r>
+      <w:r>
+        <w:t xml:space="preserve">) =</w:t>
+      </w:r>
+      <w:r>
+        <w:t xml:space="preserve"> </w:t>
+      </w:r>
+      <w:r>
+        <w:rPr>
+          <w:rStyle w:val="VerbatimChar"/>
+        </w:rPr>
+        <w:t xml:space="preserve">paparazzi_5_seats</w:t>
+      </w:r>
+      <w:r>
+        <w:t xml:space="preserve"> </w:t>
+      </w:r>
+      <w:r>
+        <w:rPr>
+          <w:b/>
+          <w:bCs/>
+        </w:rPr>
+        <w:t xml:space="preserve">₱2,499</w:t>
+      </w:r>
+      <w:r>
+        <w:t xml:space="preserve"> </w:t>
+      </w:r>
+      <w:r>
+        <w:t xml:space="preserve">+</w:t>
+      </w:r>
+      <w:r>
+        <w:t xml:space="preserve"> </w:t>
+      </w:r>
+      <w:r>
+        <w:rPr>
+          <w:rStyle w:val="VerbatimChar"/>
+        </w:rPr>
+        <w:t xml:space="preserve">paparazzi_3_seats</w:t>
+      </w:r>
+      <w:r>
+        <w:t xml:space="preserve"> </w:t>
+      </w:r>
+      <w:r>
+        <w:rPr>
+          <w:b/>
+          <w:bCs/>
+        </w:rPr>
+        <w:t xml:space="preserve">₱1,499</w:t>
+      </w:r>
+      <w:r>
+        <w:t xml:space="preserve"> </w:t>
+      </w:r>
+      <w:r>
+        <w:t xml:space="preserve">(3-seat pack still</w:t>
+      </w:r>
+      <w:r>
+        <w:t xml:space="preserve"> </w:t>
+      </w:r>
+      <w:r>
+        <w:rPr>
+          <w:rStyle w:val="VerbatimChar"/>
+        </w:rPr>
+        <w:t xml:space="preserve">isActive</w:t>
+      </w:r>
+      <w:r>
+        <w:t xml:space="preserve"> </w:t>
+      </w:r>
+      <w:r>
+        <w:t xml:space="preserve">in code but NOT on the live catalog) +</w:t>
+      </w:r>
+      <w:r>
+        <w:t xml:space="preserve"> </w:t>
+      </w:r>
+      <w:r>
+        <w:rPr>
+          <w:rStyle w:val="VerbatimChar"/>
+        </w:rPr>
+        <w:t xml:space="preserve">paparazzi_camera_addon</w:t>
+      </w:r>
+      <w:r>
+        <w:t xml:space="preserve"> </w:t>
+      </w:r>
+      <w:r>
+        <w:t xml:space="preserve">₱999. The site is authoritative on price/catalog; the ₱2,999 reprice + retiring the 3-seat pack + adding the</w:t>
+      </w:r>
+      <w:r>
+        <w:t xml:space="preserve"> </w:t>
+      </w:r>
+      <w:r>
+        <w:t xml:space="preserve">“Papic Guest disposable camera”</w:t>
+      </w:r>
+      <w:r>
+        <w:t xml:space="preserve"> </w:t>
+      </w:r>
+      <w:r>
+        <w:t xml:space="preserve">SKU have not all landed in code. Flag for owner.</w:t>
+      </w:r>
+      <w:r>
+        <w:t xml:space="preserve"> </w:t>
+      </w:r>
+      <w:r>
+        <w:t xml:space="preserve">-</w:t>
+      </w:r>
+      <w:r>
+        <w:t xml:space="preserve"> </w:t>
+      </w:r>
+      <w:r>
+        <w:rPr>
+          <w:b/>
+          <w:bCs/>
+        </w:rPr>
+        <w:t xml:space="preserve">SHIPPED webapp slice:</w:t>
+      </w:r>
+      <w:r>
+        <w:t xml:space="preserve"> </w:t>
+      </w:r>
+      <w:r>
+        <w:t xml:space="preserve">couple gallery + seat purchase +</w:t>
+      </w:r>
+      <w:r>
+        <w:t xml:space="preserve"> </w:t>
+      </w:r>
+      <w:r>
+        <w:rPr>
+          <w:rStyle w:val="VerbatimChar"/>
+        </w:rPr>
+        <w:t xml:space="preserve">app/papic/{seat,claim,guest}</w:t>
+      </w:r>
+      <w:r>
+        <w:t xml:space="preserve"> </w:t>
+      </w:r>
+      <w:r>
+        <w:t xml:space="preserve">+</w:t>
+      </w:r>
+      <w:r>
+        <w:t xml:space="preserve"> </w:t>
+      </w:r>
+      <w:r>
+        <w:rPr>
+          <w:rStyle w:val="VerbatimChar"/>
+        </w:rPr>
+        <w:t xml:space="preserve">app/api/papic</w:t>
+      </w:r>
+      <w:r>
+        <w:t xml:space="preserve">. Cam Bridge (</w:t>
+      </w:r>
+      <w:r>
+        <w:rPr>
+          <w:rStyle w:val="VerbatimChar"/>
+        </w:rPr>
+        <w:t xml:space="preserve">papic_cam_bridge_slot_day</w:t>
+      </w:r>
+      <w:r>
+        <w:t xml:space="preserve">) is cataloged but</w:t>
+      </w:r>
+      <w:r>
+        <w:t xml:space="preserve"> </w:t>
+      </w:r>
+      <w:r>
+        <w:rPr>
+          <w:rStyle w:val="VerbatimChar"/>
+          <w:b/>
+          <w:bCs/>
+        </w:rPr>
+        <w:t xml:space="preserve">isActive=false</w:t>
+      </w:r>
+      <w:r>
+        <w:t xml:space="preserve"> </w:t>
+      </w:r>
+      <w:r>
+        <w:t xml:space="preserve">(native Papic binary + DSLR WiFi SDK deferred until pilot wraps). Native iOS/Android Papic capture app is NOT built (Capacitor remote-URL shell only; Android shell built).</w:t>
+      </w:r>
+      <w:r>
+        <w:t xml:space="preserve"> </w:t>
+      </w:r>
+      <w:r>
+        <w:t xml:space="preserve">-</w:t>
+      </w:r>
+      <w:r>
+        <w:t xml:space="preserve"> </w:t>
+      </w:r>
+      <w:r>
+        <w:rPr>
+          <w:b/>
+          <w:bCs/>
+        </w:rPr>
+        <w:t xml:space="preserve">0003 token wallet RETIRED</w:t>
+      </w:r>
+      <w:r>
+        <w:t xml:space="preserve"> </w:t>
+      </w:r>
+      <w:r>
+        <w:t xml:space="preserve">— Papic seat purchases route through</w:t>
+      </w:r>
+      <w:r>
+        <w:t xml:space="preserve"> </w:t>
+      </w:r>
+      <w:r>
+        <w:rPr>
+          <w:b/>
+          <w:bCs/>
+        </w:rPr>
+        <w:t xml:space="preserve">0034 apply-then-pay</w:t>
+      </w:r>
+      <w:r>
+        <w:t xml:space="preserve"> </w:t>
+      </w:r>
+      <w:r>
+        <w:t xml:space="preserve">(</w:t>
+      </w:r>
+      <w:r>
+        <w:rPr>
+          <w:rStyle w:val="VerbatimChar"/>
+        </w:rPr>
+        <w:t xml:space="preserve">orders</w:t>
+      </w:r>
+      <w:r>
+        <w:t xml:space="preserve">/</w:t>
+      </w:r>
+      <w:r>
+        <w:rPr>
+          <w:rStyle w:val="VerbatimChar"/>
+        </w:rPr>
+        <w:t xml:space="preserve">payments</w:t>
+      </w:r>
+      <w:r>
+        <w:t xml:space="preserve">, manual admin approval), not a wallet/</w:t>
+      </w:r>
+      <w:r>
+        <w:rPr>
+          <w:rStyle w:val="VerbatimChar"/>
+        </w:rPr>
+        <w:t xml:space="preserve">spend()</w:t>
+      </w:r>
+      <w:r>
+        <w:t xml:space="preserve">. Token-wallet language was already purged 2026-05-12; the vendor token economy (LIVE) is a separate thing and Papic shows</w:t>
+      </w:r>
+      <w:r>
+        <w:t xml:space="preserve"> </w:t>
+      </w:r>
+      <w:r>
+        <w:t xml:space="preserve">“Token Worthy”</w:t>
+      </w:r>
+      <w:r>
+        <w:t xml:space="preserve"> </w:t>
+      </w:r>
+      <w:r>
+        <w:t xml:space="preserve">on the site.</w:t>
+      </w:r>
+      <w:r>
+        <w:t xml:space="preserve"> </w:t>
+      </w:r>
+      <w:r>
+        <w:t xml:space="preserve">- The 207-camera mesh / 150-credit /</w:t>
+      </w:r>
+      <w:r>
+        <w:t xml:space="preserve"> </w:t>
+      </w:r>
+      <w:r>
+        <w:t xml:space="preserve">“Premium Guest Camera Pack ₱1,499”</w:t>
+      </w:r>
+      <w:r>
+        <w:t xml:space="preserve"> </w:t>
+      </w:r>
+      <w:r>
+        <w:t xml:space="preserve">/ Auto-Recap economics in this body predate the live catalog — treat as design history, not as-built pricing.</w:t>
+      </w:r>
+      <w:r>
+        <w:t xml:space="preserve"> </w:t>
+      </w:r>
+      <w:r>
+        <w:t xml:space="preserve">-</w:t>
+      </w:r>
+      <w:r>
+        <w:t xml:space="preserve"> </w:t>
+      </w:r>
+      <w:r>
+        <w:rPr>
+          <w:b/>
+          <w:bCs/>
+        </w:rPr>
+        <w:t xml:space="preserve">Cross-cutting:</w:t>
+      </w:r>
+      <w:r>
+        <w:t xml:space="preserve"> </w:t>
+      </w:r>
+      <w:r>
+        <w:t xml:space="preserve">commission 0% (no Setnayan Pay 3%); vendor↔customer money is off-platform.</w:t>
+      </w:r>
+    </w:p>
+    <w:p>
+      <w:pPr>
+        <w:pStyle w:val="BlockText"/>
+      </w:pPr>
+      <w:r>
+        <w:t xml:space="preserve">When this body disagrees with the above,</w:t>
+      </w:r>
+      <w:r>
+        <w:t xml:space="preserve"> </w:t>
+      </w:r>
+      <w:r>
+        <w:rPr>
+          <w:b/>
+          <w:bCs/>
+        </w:rPr>
+        <w:t xml:space="preserve">the above wins.</w:t>
+      </w:r>
+    </w:p>
+    <w:p>
+      <w:pPr>
+        <w:pStyle w:val="BlockText"/>
+      </w:pPr>
+      <w:r>
+        <w:rPr>
+          <w:b/>
+          <w:bCs/>
+        </w:rPr>
+        <w:t xml:space="preserve">⚠ LIVE-SITE RECONCILIATION 2026-06-04.</w:t>
+      </w:r>
+      <w:r>
+        <w:t xml:space="preserve"> </w:t>
+      </w:r>
+      <w:r>
+        <w:t xml:space="preserve">setnayan.com/pricing now sells Papic as:</w:t>
+      </w:r>
+      <w:r>
+        <w:t xml:space="preserve"> </w:t>
+      </w:r>
+      <w:r>
+        <w:rPr>
+          <w:b/>
+          <w:bCs/>
+        </w:rPr>
+        <w:t xml:space="preserve">Papic (5 Seats) ₱2,999</w:t>
+      </w:r>
+      <w:r>
+        <w:t xml:space="preserve"> </w:t>
+      </w:r>
+      <w:r>
+        <w:t xml:space="preserve">(Token Worthy · unlimited photos + video for 5 hrs ·</w:t>
+      </w:r>
+      <w:r>
+        <w:t xml:space="preserve"> </w:t>
+      </w:r>
+      <w:r>
+        <w:rPr>
+          <w:b/>
+          <w:bCs/>
+        </w:rPr>
+        <w:t xml:space="preserve">Live</w:t>
+      </w:r>
+      <w:r>
+        <w:t xml:space="preserve">) and</w:t>
+      </w:r>
+      <w:r>
+        <w:t xml:space="preserve"> </w:t>
+      </w:r>
+      <w:r>
+        <w:rPr>
+          <w:b/>
+          <w:bCs/>
+        </w:rPr>
+        <w:t xml:space="preserve">Papic Guest (Disposable Camera) from ₱2,999</w:t>
+      </w:r>
+      <w:r>
+        <w:t xml:space="preserve"> </w:t>
+      </w:r>
+      <w:r>
+        <w:t xml:space="preserve">(24 photos + 10×5s clips ·</w:t>
+      </w:r>
+      <w:r>
+        <w:t xml:space="preserve"> </w:t>
+      </w:r>
+      <w:r>
+        <w:rPr>
+          <w:b/>
+          <w:bCs/>
+        </w:rPr>
+        <w:t xml:space="preserve">Live</w:t>
+      </w:r>
+      <w:r>
+        <w:t xml:space="preserve">). Papic-anchored add-ons (Coming soon unless noted):</w:t>
+      </w:r>
+      <w:r>
+        <w:t xml:space="preserve"> </w:t>
+      </w:r>
+      <w:r>
+        <w:rPr>
+          <w:b/>
+          <w:bCs/>
+        </w:rPr>
+        <w:t xml:space="preserve">SDE ₱3,499</w:t>
+      </w:r>
+      <w:r>
+        <w:t xml:space="preserve"> </w:t>
+      </w:r>
+      <w:r>
+        <w:t xml:space="preserve">(3-min compilation),</w:t>
+      </w:r>
+      <w:r>
+        <w:t xml:space="preserve"> </w:t>
+      </w:r>
+      <w:r>
+        <w:rPr>
+          <w:b/>
+          <w:bCs/>
+        </w:rPr>
+        <w:t xml:space="preserve">Thank You Video ₱5,499</w:t>
+      </w:r>
+      <w:r>
+        <w:t xml:space="preserve"> </w:t>
+      </w:r>
+      <w:r>
+        <w:t xml:space="preserve">(5-min),</w:t>
+      </w:r>
+      <w:r>
+        <w:t xml:space="preserve"> </w:t>
+      </w:r>
+      <w:r>
+        <w:rPr>
+          <w:b/>
+          <w:bCs/>
+        </w:rPr>
+        <w:t xml:space="preserve">Guest Stories ₱1,999</w:t>
+      </w:r>
+      <w:r>
+        <w:t xml:space="preserve"> </w:t>
+      </w:r>
+      <w:r>
+        <w:t xml:space="preserve">(30s),</w:t>
+      </w:r>
+      <w:r>
+        <w:t xml:space="preserve"> </w:t>
+      </w:r>
+      <w:r>
+        <w:rPr>
+          <w:b/>
+          <w:bCs/>
+        </w:rPr>
+        <w:t xml:space="preserve">Camera Bridge ₱1,999</w:t>
+      </w:r>
+      <w:r>
+        <w:t xml:space="preserve">,</w:t>
+      </w:r>
+      <w:r>
+        <w:t xml:space="preserve"> </w:t>
+      </w:r>
+      <w:r>
+        <w:rPr>
+          <w:b/>
+          <w:bCs/>
+        </w:rPr>
+        <w:t xml:space="preserve">Live Venue Photo Wall ₱2,499</w:t>
+      </w:r>
+      <w:r>
+        <w:t xml:space="preserve">. Supersedes the ₱1,499 / ₱2,499 3-seat/5-seat ladder in the body. Canonical catalog:</w:t>
+      </w:r>
+      <w:r>
+        <w:t xml:space="preserve"> </w:t>
+      </w:r>
+      <w:r>
+        <w:rPr>
+          <w:rStyle w:val="VerbatimChar"/>
+        </w:rPr>
+        <w:t xml:space="preserve">Pricing.md § 0</w:t>
+      </w:r>
+      <w:r>
+        <w:t xml:space="preserve">.</w:t>
       </w:r>
     </w:p>
     <w:p>
@@ -235,7 +791,7 @@
         </w:pict>
       </w:r>
     </w:p>
-    <w:bookmarkStart w:id="22" w:name="X57ea6e74ea95d60c4556b5c643a5fa8cebc1623"/>
+    <w:bookmarkStart w:id="23" w:name="X57ea6e74ea95d60c4556b5c643a5fa8cebc1623"/>
     <w:p>
       <w:pPr>
         <w:pStyle w:val="Heading2"/>
@@ -329,7 +885,7 @@
         <w:t xml:space="preserve">section below describes V1 scope and remains canonical for build-time reference; SKU pricing is in the SKU table at the end of this section.</w:t>
       </w:r>
     </w:p>
-    <w:bookmarkStart w:id="9" w:name="camera-mesh-per-event"/>
+    <w:bookmarkStart w:id="10" w:name="camera-mesh-per-event"/>
     <w:p>
       <w:pPr>
         <w:pStyle w:val="Heading3"/>
@@ -391,8 +947,8 @@
         <w:t xml:space="preserve">(see § 8 below) rather than per-paparazzo quotas.</w:t>
       </w:r>
     </w:p>
-    <w:bookmarkEnd w:id="9"/>
-    <w:bookmarkStart w:id="10" w:name="Xcea3c0c172e56b5db7ba77306655b05ed3887ac"/>
+    <w:bookmarkEnd w:id="10"/>
+    <w:bookmarkStart w:id="11" w:name="Xcea3c0c172e56b5db7ba77306655b05ed3887ac"/>
     <w:p>
       <w:pPr>
         <w:pStyle w:val="Heading3"/>
@@ -591,8 +1147,8 @@
         <w:t xml:space="preserve">Couple owns the archive from first Drive write onward.</w:t>
       </w:r>
     </w:p>
-    <w:bookmarkEnd w:id="10"/>
-    <w:bookmarkStart w:id="11" w:name="cold-tier-90-day-safety-window"/>
+    <w:bookmarkEnd w:id="11"/>
+    <w:bookmarkStart w:id="12" w:name="cold-tier-90-day-safety-window"/>
     <w:p>
       <w:pPr>
         <w:pStyle w:val="Heading3"/>
@@ -625,8 +1181,8 @@
         <w:t xml:space="preserve">of the archive (R2 Infrequent Access class — ~₱0.004/GB/month vs hot-tier ~₱0.020/GB/month, ~80% cost reduction). After T+120d the cold-tier rows lapse and the couple’s own Google Drive becomes the only canonical copy. If a couple accidentally trashes the Drive folder within the 90-day window they can request re-transfer from Setnayan support.</w:t>
       </w:r>
     </w:p>
-    <w:bookmarkEnd w:id="11"/>
-    <w:bookmarkStart w:id="12" w:name="xmpexif-tag-embedding-on-drive-transfer"/>
+    <w:bookmarkEnd w:id="12"/>
+    <w:bookmarkStart w:id="13" w:name="xmpexif-tag-embedding-on-drive-transfer"/>
     <w:p>
       <w:pPr>
         <w:pStyle w:val="Heading3"/>
@@ -759,8 +1315,8 @@
         <w:t xml:space="preserve">Couple’s archive is queryable in Lightroom / Photo Mechanic / Capture One / Photos.app without Setnayan being in the loop — face tags surface as named keywords, table tags as a custom keyword, geo as standard EXIF lat/lon.</w:t>
       </w:r>
     </w:p>
-    <w:bookmarkEnd w:id="12"/>
-    <w:bookmarkStart w:id="13" w:name="Xc345a892e0994142bc3f645e2dc1e716d4af0cd"/>
+    <w:bookmarkEnd w:id="13"/>
+    <w:bookmarkStart w:id="14" w:name="Xc345a892e0994142bc3f645e2dc1e716d4af0cd"/>
     <w:p>
       <w:pPr>
         <w:pStyle w:val="Heading3"/>
@@ -844,8 +1400,8 @@
         <w:t xml:space="preserve">when the event has the Premium Guest Camera Pack (₱1,499 event-wide) — no separate per-event recap charge.</w:t>
       </w:r>
     </w:p>
-    <w:bookmarkEnd w:id="13"/>
-    <w:bookmarkStart w:id="14" w:name="folder-structure-on-drive"/>
+    <w:bookmarkEnd w:id="14"/>
+    <w:bookmarkStart w:id="15" w:name="folder-structure-on-drive"/>
     <w:p>
       <w:pPr>
         <w:pStyle w:val="Heading3"/>
@@ -918,8 +1474,8 @@
         <w:t xml:space="preserve">Phase-bucketed for Lightroom-style ingest. Couple can re-organize at will after T+30d (they own the folder).</w:t>
       </w:r>
     </w:p>
-    <w:bookmarkEnd w:id="14"/>
-    <w:bookmarkStart w:id="15" w:name="file-naming"/>
+    <w:bookmarkEnd w:id="15"/>
+    <w:bookmarkStart w:id="16" w:name="file-naming"/>
     <w:p>
       <w:pPr>
         <w:pStyle w:val="Heading3"/>
@@ -980,8 +1536,8 @@
         <w:t xml:space="preserve">) lets Lightroom collections filter by-photographer trivially.</w:t>
       </w:r>
     </w:p>
-    <w:bookmarkEnd w:id="15"/>
-    <w:bookmarkStart w:id="16" w:name="pooled-credit-pool"/>
+    <w:bookmarkEnd w:id="16"/>
+    <w:bookmarkStart w:id="17" w:name="pooled-credit-pool"/>
     <w:p>
       <w:pPr>
         <w:pStyle w:val="Heading3"/>
@@ -1098,8 +1654,8 @@
         <w:t xml:space="preserve">Pool sizes are calibrated for typical Filipino-wedding capture counts (200-guest event = 3K-5K paparazzi shots; pool gives 1.5-2× headroom). Per-paparazzo quotas would force premature shutter-discipline in high-value windows (ceremony, first dance, send-off) where one paparazzo legitimately shoots heavy while another shoots lighter at the same moment.</w:t>
       </w:r>
     </w:p>
-    <w:bookmarkEnd w:id="16"/>
-    <w:bookmarkStart w:id="17" w:name="X71f42eeec718ed44166825b9b36b93b74f695ed"/>
+    <w:bookmarkEnd w:id="17"/>
+    <w:bookmarkStart w:id="18" w:name="X71f42eeec718ed44166825b9b36b93b74f695ed"/>
     <w:p>
       <w:pPr>
         <w:pStyle w:val="Heading3"/>
@@ -1170,8 +1726,8 @@
         <w:t xml:space="preserve">, ₱299 / +1,000 credits, multi-purchase) inline without leaving the booth flow. Pool depletion is non-blocking — shutter still works after 100%, but each capture posts a warning toast and the couple’s dashboard surfaces the overage at event-end with a one-tap top-up button.</w:t>
       </w:r>
     </w:p>
-    <w:bookmarkEnd w:id="17"/>
-    <w:bookmarkStart w:id="18" w:name="X95b82bba9fdf3dbc352bd8075fae66b5cb04a72"/>
+    <w:bookmarkEnd w:id="18"/>
+    <w:bookmarkStart w:id="19" w:name="X95b82bba9fdf3dbc352bd8075fae66b5cb04a72"/>
     <w:p>
       <w:pPr>
         <w:pStyle w:val="Heading3"/>
@@ -2061,8 +2617,8 @@
         <w:t xml:space="preserve">. Each consuming product (Papic / Panood / Patiktok) has its own Cam Bridge tier structure with different pricing (locked 2026-05-17 per CLAUDE.md decision log). The underlying WiFi-SDK pairing tech in the Papic-binary native app is shared; the SKUs that gate it differ per product.</w:t>
       </w:r>
     </w:p>
-    <w:bookmarkEnd w:id="18"/>
-    <w:bookmarkStart w:id="19" w:name="tax-tier-note"/>
+    <w:bookmarkEnd w:id="19"/>
+    <w:bookmarkStart w:id="20" w:name="tax-tier-note"/>
     <w:p>
       <w:pPr>
         <w:pStyle w:val="Heading3"/>
@@ -2095,8 +2651,8 @@
         <w:t xml:space="preserve">under V1 tax tier (Percentage Tax 3% + Local Business Tax 1% + Income Tax 25% — non-VAT lock). Cold-tier R2 + 90-day safety window cuts long-tail storage cost ~80% vs the prior hot-tier indefinite retention model.</w:t>
       </w:r>
     </w:p>
-    <w:bookmarkEnd w:id="19"/>
-    <w:bookmarkStart w:id="21" w:name="X4d9f91c7c06338c82a89c68a6a0b01e96bebc98"/>
+    <w:bookmarkEnd w:id="20"/>
+    <w:bookmarkStart w:id="22" w:name="X4d9f91c7c06338c82a89c68a6a0b01e96bebc98"/>
     <w:p>
       <w:pPr>
         <w:pStyle w:val="Heading3"/>
@@ -2160,7 +2716,7 @@
         </w:rPr>
         <w:t xml:space="preserve"> </w:t>
       </w:r>
-      <w:hyperlink r:id="rId20">
+      <w:hyperlink r:id="rId21">
         <w:r>
           <w:rPr>
             <w:rStyle w:val="Hyperlink"/>
@@ -2378,7 +2934,7 @@
       <w:r>
         <w:t xml:space="preserve"> </w:t>
       </w:r>
-      <w:hyperlink r:id="rId20">
+      <w:hyperlink r:id="rId21">
         <w:r>
           <w:rPr>
             <w:rStyle w:val="Hyperlink"/>
@@ -2397,9 +2953,9 @@
         </w:pict>
       </w:r>
     </w:p>
-    <w:bookmarkEnd w:id="21"/>
     <w:bookmarkEnd w:id="22"/>
-    <w:bookmarkStart w:id="23" w:name="what-this-iteration-ships"/>
+    <w:bookmarkEnd w:id="23"/>
+    <w:bookmarkStart w:id="24" w:name="what-this-iteration-ships"/>
     <w:p>
       <w:pPr>
         <w:pStyle w:val="Heading2"/>
@@ -3239,8 +3795,8 @@
         </w:pict>
       </w:r>
     </w:p>
-    <w:bookmarkEnd w:id="23"/>
-    <w:bookmarkStart w:id="24" w:name="pricing-alignment"/>
+    <w:bookmarkEnd w:id="24"/>
+    <w:bookmarkStart w:id="25" w:name="pricing-alignment"/>
     <w:p>
       <w:pPr>
         <w:pStyle w:val="Heading2"/>
@@ -3637,8 +4193,8 @@
         </w:pict>
       </w:r>
     </w:p>
-    <w:bookmarkEnd w:id="24"/>
-    <w:bookmarkStart w:id="29" w:name="capture-ui-v1-spec"/>
+    <w:bookmarkEnd w:id="25"/>
+    <w:bookmarkStart w:id="30" w:name="capture-ui-v1-spec"/>
     <w:p>
       <w:pPr>
         <w:pStyle w:val="Heading2"/>
@@ -3647,7 +4203,7 @@
         <w:t xml:space="preserve">Capture UI — V1 spec</w:t>
       </w:r>
     </w:p>
-    <w:bookmarkStart w:id="25" w:name="screen-layout-top-to-bottom"/>
+    <w:bookmarkStart w:id="26" w:name="screen-layout-top-to-bottom"/>
     <w:p>
       <w:pPr>
         <w:pStyle w:val="Heading3"/>
@@ -4077,8 +4633,8 @@
         <w:t xml:space="preserve">) from the master spec is removed in V1 — the gesture shutter handles mode selection.</w:t>
       </w:r>
     </w:p>
-    <w:bookmarkEnd w:id="25"/>
-    <w:bookmarkStart w:id="26" w:name="gesture-shutter-the-four-capture-modes"/>
+    <w:bookmarkEnd w:id="26"/>
+    <w:bookmarkStart w:id="27" w:name="gesture-shutter-the-four-capture-modes"/>
     <w:p>
       <w:pPr>
         <w:pStyle w:val="Heading3"/>
@@ -4401,8 +4957,8 @@
         <w:t xml:space="preserve">— the 5-second duration is fixed by design. This makes clips droppable straight into Reels / TikTok / Stories with no further trimming, and makes the upload payload size predictable.</w:t>
       </w:r>
     </w:p>
-    <w:bookmarkEnd w:id="26"/>
-    <w:bookmarkStart w:id="27" w:name="storage-and-album-behavior"/>
+    <w:bookmarkEnd w:id="27"/>
+    <w:bookmarkStart w:id="28" w:name="storage-and-album-behavior"/>
     <w:p>
       <w:pPr>
         <w:pStyle w:val="Heading3"/>
@@ -4565,8 +5121,8 @@
         <w:t xml:space="preserve">each paparazzo can access a personal gallery of their captures from the past event for download / sharing if the couple has granted them download access.</w:t>
       </w:r>
     </w:p>
-    <w:bookmarkEnd w:id="27"/>
-    <w:bookmarkStart w:id="28" w:name="battery-handoff-v1-single-threshold"/>
+    <w:bookmarkEnd w:id="28"/>
+    <w:bookmarkStart w:id="29" w:name="battery-handoff-v1-single-threshold"/>
     <w:p>
       <w:pPr>
         <w:pStyle w:val="Heading3"/>
@@ -4704,9 +5260,9 @@
         </w:pict>
       </w:r>
     </w:p>
-    <w:bookmarkEnd w:id="28"/>
     <w:bookmarkEnd w:id="29"/>
-    <w:bookmarkStart w:id="39" w:name="pro-camera-bridge-dslr-pairing"/>
+    <w:bookmarkEnd w:id="30"/>
+    <w:bookmarkStart w:id="40" w:name="pro-camera-bridge-dslr-pairing"/>
     <w:p>
       <w:pPr>
         <w:pStyle w:val="Heading2"/>
@@ -4715,7 +5271,7 @@
         <w:t xml:space="preserve">Pro Camera Bridge — DSLR pairing</w:t>
       </w:r>
     </w:p>
-    <w:bookmarkStart w:id="30" w:name="what-it-is"/>
+    <w:bookmarkStart w:id="31" w:name="what-it-is"/>
     <w:p>
       <w:pPr>
         <w:pStyle w:val="Heading3"/>
@@ -4776,8 +5332,8 @@
         <w:t xml:space="preserve">in the service_orders (V1 apply-then-pay) (shared SKU with 0011 — one purchase counts toward whichever surface the paired phone is running, Papic or Panood).</w:t>
       </w:r>
     </w:p>
-    <w:bookmarkEnd w:id="30"/>
-    <w:bookmarkStart w:id="31" w:name="X52ba8c465f34101a8d530c3c16ce9b582974552"/>
+    <w:bookmarkEnd w:id="31"/>
+    <w:bookmarkStart w:id="32" w:name="X52ba8c465f34101a8d530c3c16ce9b582974552"/>
     <w:p>
       <w:pPr>
         <w:pStyle w:val="Heading3"/>
@@ -4872,8 +5428,8 @@
         <w:t xml:space="preserve">is a small surface vs. re-implementing the whole stack on a body that won’t run our code anyway.</w:t>
       </w:r>
     </w:p>
-    <w:bookmarkEnd w:id="31"/>
-    <w:bookmarkStart w:id="32" w:name="vendor-sdk-matrix"/>
+    <w:bookmarkEnd w:id="32"/>
+    <w:bookmarkStart w:id="33" w:name="vendor-sdk-matrix"/>
     <w:p>
       <w:pPr>
         <w:pStyle w:val="Heading3"/>
@@ -5311,8 +5867,8 @@
         <w:t xml:space="preserve">└──────────────────────────────────────────────────────────────────────────────────┘</w:t>
       </w:r>
     </w:p>
-    <w:bookmarkEnd w:id="32"/>
-    <w:bookmarkStart w:id="33" w:name="pairing-flow"/>
+    <w:bookmarkEnd w:id="33"/>
+    <w:bookmarkStart w:id="34" w:name="pairing-flow"/>
     <w:p>
       <w:pPr>
         <w:pStyle w:val="Heading3"/>
@@ -5458,8 +6014,8 @@
         <w:t xml:space="preserve">A re-pair (camera was paired earlier in the day) is a single-tap reconnect — the phone remembers the last paired body per seat and reconnects automatically when both are powered on within range.</w:t>
       </w:r>
     </w:p>
-    <w:bookmarkEnd w:id="33"/>
-    <w:bookmarkStart w:id="34" w:name="capture-flow-when-paired"/>
+    <w:bookmarkEnd w:id="34"/>
+    <w:bookmarkStart w:id="35" w:name="capture-flow-when-paired"/>
     <w:p>
       <w:pPr>
         <w:pStyle w:val="Heading3"/>
@@ -5631,8 +6187,8 @@
         <w:t xml:space="preserve">Files transfer DSLR → phone over WiFi as they’re captured (5 GHz preferred for SDKs that support it; 2.4 GHz fallback). The phone’s WAL holds them; face detection runs on the phone; tagging works exactly as it does for phone-internal captures. The last-5 strip shows the DSLR’s photos, not the phone’s internal sensor’s.</w:t>
       </w:r>
     </w:p>
-    <w:bookmarkEnd w:id="34"/>
-    <w:bookmarkStart w:id="35" w:name="live-view-overlay"/>
+    <w:bookmarkEnd w:id="35"/>
+    <w:bookmarkStart w:id="36" w:name="live-view-overlay"/>
     <w:p>
       <w:pPr>
         <w:pStyle w:val="Heading3"/>
@@ -5665,8 +6221,8 @@
         <w:t xml:space="preserve">when paired. The vendor SDK streams a 720p preview from the DSLR body to the phone. Setnayan overlays its own UI chrome (storage chip, upload chip, tag drawer, gesture shutter, orientation nudge) on top of that preview, exactly as in the phone-internal path. The phone’s own rear camera is held inactive while paired, freeing thermal headroom for the upload + face-detection workload.</w:t>
       </w:r>
     </w:p>
-    <w:bookmarkEnd w:id="35"/>
-    <w:bookmarkStart w:id="36" w:name="fallback-to-phone-internal-on-disconnect"/>
+    <w:bookmarkEnd w:id="36"/>
+    <w:bookmarkStart w:id="37" w:name="fallback-to-phone-internal-on-disconnect"/>
     <w:p>
       <w:pPr>
         <w:pStyle w:val="Heading3"/>
@@ -5772,8 +6328,8 @@
         <w:t xml:space="preserve">— clearly distinguishable from paired captures in the gallery.</w:t>
       </w:r>
     </w:p>
-    <w:bookmarkEnd w:id="36"/>
-    <w:bookmarkStart w:id="37" w:name="what-the-bridge-unlock-gives-the-couple"/>
+    <w:bookmarkEnd w:id="37"/>
+    <w:bookmarkStart w:id="38" w:name="what-the-bridge-unlock-gives-the-couple"/>
     <w:p>
       <w:pPr>
         <w:pStyle w:val="Heading3"/>
@@ -5848,8 +6404,8 @@
         <w:t xml:space="preserve">Photos still flow through the couple’s gallery, still get monogram-stamped if the Custom Monogram Pack is purchased, still feed Personal Reels.</w:t>
       </w:r>
     </w:p>
-    <w:bookmarkEnd w:id="37"/>
-    <w:bookmarkStart w:id="38" w:name="what-it-does-not-do-in-v1"/>
+    <w:bookmarkEnd w:id="38"/>
+    <w:bookmarkStart w:id="39" w:name="what-it-does-not-do-in-v1"/>
     <w:p>
       <w:pPr>
         <w:pStyle w:val="Heading3"/>
@@ -5965,9 +6521,9 @@
         </w:pict>
       </w:r>
     </w:p>
-    <w:bookmarkEnd w:id="38"/>
     <w:bookmarkEnd w:id="39"/>
-    <w:bookmarkStart w:id="45" w:name="X8be77ca745bc6b214936c3262663511ce6de240"/>
+    <w:bookmarkEnd w:id="40"/>
+    <w:bookmarkStart w:id="46" w:name="X8be77ca745bc6b214936c3262663511ce6de240"/>
     <w:p>
       <w:pPr>
         <w:pStyle w:val="Heading2"/>
@@ -5976,7 +6532,7 @@
         <w:t xml:space="preserve">Face detection — layered enrollment + auto-tag</w:t>
       </w:r>
     </w:p>
-    <w:bookmarkStart w:id="40" w:name="Xabf33bbe1ab801152c53486fdb8ad352d7c0ce8"/>
+    <w:bookmarkStart w:id="41" w:name="Xabf33bbe1ab801152c53486fdb8ad352d7c0ce8"/>
     <w:p>
       <w:pPr>
         <w:pStyle w:val="Heading3"/>
@@ -6197,8 +6753,8 @@
         <w:t xml:space="preserve">The matcher prefers the highest-quality enrollment per guest. If a guest has all three, the kiosk vector wins; if they have only an RSVP photo, that’s the vector used. Coverage &gt; absolute precision — V1’s design accepts that some guests will only have RSVP-quality enrollment, and the auto-tag confidence threshold absorbs that.</w:t>
       </w:r>
     </w:p>
-    <w:bookmarkEnd w:id="40"/>
-    <w:bookmarkStart w:id="41" w:name="on-device-inference"/>
+    <w:bookmarkEnd w:id="41"/>
+    <w:bookmarkStart w:id="42" w:name="on-device-inference"/>
     <w:p>
       <w:pPr>
         <w:pStyle w:val="Heading3"/>
@@ -6304,8 +6860,8 @@
         <w:t xml:space="preserve">Cache size: ~50 KB per 100 guests. A 200-guest wedding caches at ~100 KB. No meaningful storage or bandwidth cost.</w:t>
       </w:r>
     </w:p>
-    <w:bookmarkEnd w:id="41"/>
-    <w:bookmarkStart w:id="42" w:name="confidence-thresholds"/>
+    <w:bookmarkEnd w:id="42"/>
+    <w:bookmarkStart w:id="43" w:name="confidence-thresholds"/>
     <w:p>
       <w:pPr>
         <w:pStyle w:val="Heading3"/>
@@ -6495,8 +7051,8 @@
         <w:t xml:space="preserve">) and causes confusion. The suggested-tag tier exists to handle borderline cases without polluting anyone’s personal feed.</w:t>
       </w:r>
     </w:p>
-    <w:bookmarkEnd w:id="42"/>
-    <w:bookmarkStart w:id="43" w:name="privacy"/>
+    <w:bookmarkEnd w:id="43"/>
+    <w:bookmarkStart w:id="44" w:name="privacy"/>
     <w:p>
       <w:pPr>
         <w:pStyle w:val="Heading3"/>
@@ -6619,8 +7175,8 @@
         <w:t xml:space="preserve">The face vector store is deleted in full at the event’s 5-year retention boundary, alongside the rest of the event’s media.</w:t>
       </w:r>
     </w:p>
-    <w:bookmarkEnd w:id="43"/>
-    <w:bookmarkStart w:id="44" w:name="data-model-additions"/>
+    <w:bookmarkEnd w:id="44"/>
+    <w:bookmarkStart w:id="45" w:name="data-model-additions"/>
     <w:p>
       <w:pPr>
         <w:pStyle w:val="Heading3"/>
@@ -7288,9 +7844,9 @@
         </w:pict>
       </w:r>
     </w:p>
-    <w:bookmarkEnd w:id="44"/>
     <w:bookmarkEnd w:id="45"/>
-    <w:bookmarkStart w:id="59" w:name="face-enrollment-ux-three-paths-in-detail"/>
+    <w:bookmarkEnd w:id="46"/>
+    <w:bookmarkStart w:id="60" w:name="face-enrollment-ux-three-paths-in-detail"/>
     <w:p>
       <w:pPr>
         <w:pStyle w:val="Heading2"/>
@@ -7345,7 +7901,7 @@
         <w:t xml:space="preserve">) and the same on-device QA pre-flight; they differ only in surface and operator.</w:t>
       </w:r>
     </w:p>
-    <w:bookmarkStart w:id="48" w:name="shared-building-blocks"/>
+    <w:bookmarkStart w:id="49" w:name="shared-building-blocks"/>
     <w:p>
       <w:pPr>
         <w:pStyle w:val="Heading3"/>
@@ -7354,7 +7910,7 @@
         <w:t xml:space="preserve">Shared building blocks</w:t>
       </w:r>
     </w:p>
-    <w:bookmarkStart w:id="46" w:name="quality-qa-pre-flight"/>
+    <w:bookmarkStart w:id="47" w:name="quality-qa-pre-flight"/>
     <w:p>
       <w:pPr>
         <w:pStyle w:val="Heading4"/>
@@ -7652,8 +8208,8 @@
         <w:t xml:space="preserve">for Android — so the bar is identical across surfaces.</w:t>
       </w:r>
     </w:p>
-    <w:bookmarkEnd w:id="46"/>
-    <w:bookmarkStart w:id="47" w:name="consent-text-canonical-all-three-paths"/>
+    <w:bookmarkEnd w:id="47"/>
+    <w:bookmarkStart w:id="48" w:name="consent-text-canonical-all-three-paths"/>
     <w:p>
       <w:pPr>
         <w:pStyle w:val="Heading4"/>
@@ -7682,9 +8238,9 @@
         <w:t xml:space="preserve">This appears verbatim above the camera tile / file picker on every enrollment surface. It links to the DPO contact card and to the master spec’s privacy section.</w:t>
       </w:r>
     </w:p>
-    <w:bookmarkEnd w:id="47"/>
     <w:bookmarkEnd w:id="48"/>
-    <w:bookmarkStart w:id="49" w:name="path-1-rsvp-profile-photo-0001-0002"/>
+    <w:bookmarkEnd w:id="49"/>
+    <w:bookmarkStart w:id="50" w:name="path-1-rsvp-profile-photo-0001-0002"/>
     <w:p>
       <w:pPr>
         <w:pStyle w:val="Heading3"/>
@@ -7877,8 +8433,8 @@
         <w:t xml:space="preserve">No additional UI surface, no extra step in the RSVP flow. Coverage = baseline ~90% of guests.</w:t>
       </w:r>
     </w:p>
-    <w:bookmarkEnd w:id="49"/>
-    <w:bookmarkStart w:id="50" w:name="X9bbf56f7ee3d99a3868973de4408b67b4d65f68"/>
+    <w:bookmarkEnd w:id="50"/>
+    <w:bookmarkStart w:id="51" w:name="X9bbf56f7ee3d99a3868973de4408b67b4d65f68"/>
     <w:p>
       <w:pPr>
         <w:pStyle w:val="Heading3"/>
@@ -8136,8 +8692,8 @@
         <w:t xml:space="preserve">from RSVP — they’ve explicitly opted out of being tagged at all, so we don’t surface enrollment.</w:t>
       </w:r>
     </w:p>
-    <w:bookmarkEnd w:id="50"/>
-    <w:bookmarkStart w:id="56" w:name="Xb2e096b140d87e87de9084fb931d17de84c4bbd"/>
+    <w:bookmarkEnd w:id="51"/>
+    <w:bookmarkStart w:id="57" w:name="Xb2e096b140d87e87de9084fb931d17de84c4bbd"/>
     <w:p>
       <w:pPr>
         <w:pStyle w:val="Heading3"/>
@@ -8154,7 +8710,7 @@
         <w:t xml:space="preserve">The highest-quality enrollment path. Couples opting in install Setnayan’s check-in kiosk app on a laptop or iPad at the venue’s main entrance. Existing guests who already enrolled via RSVP / portal are skipped silently; guests with no enrollment, low-quality enrollment, or who want to refresh get a fresh capture under controlled lighting.</w:t>
       </w:r>
     </w:p>
-    <w:bookmarkStart w:id="51" w:name="hardware-footprint"/>
+    <w:bookmarkStart w:id="52" w:name="hardware-footprint"/>
     <w:p>
       <w:pPr>
         <w:pStyle w:val="Heading4"/>
@@ -8199,8 +8755,8 @@
         <w:t xml:space="preserve">Optional: a softbox or ring light placed over the device. Setnayan includes a recommendation in the setup guide; not required.</w:t>
       </w:r>
     </w:p>
-    <w:bookmarkEnd w:id="51"/>
-    <w:bookmarkStart w:id="52" w:name="operator-flow"/>
+    <w:bookmarkEnd w:id="52"/>
+    <w:bookmarkStart w:id="53" w:name="operator-flow"/>
     <w:p>
       <w:pPr>
         <w:pStyle w:val="Heading4"/>
@@ -8412,8 +8968,8 @@
         <w:t xml:space="preserve">when enrollment is needed. Zero seconds when the guest is already enrolled (the QR scan alone confirms).</w:t>
       </w:r>
     </w:p>
-    <w:bookmarkEnd w:id="52"/>
-    <w:bookmarkStart w:id="53" w:name="operator-console-couple-coordinator-side"/>
+    <w:bookmarkEnd w:id="53"/>
+    <w:bookmarkStart w:id="54" w:name="operator-console-couple-coordinator-side"/>
     <w:p>
       <w:pPr>
         <w:pStyle w:val="Heading4"/>
@@ -8486,8 +9042,8 @@
         <w:t xml:space="preserve">The panel never shows guest face thumbnails — it’s flow stats only, to keep operators from accidentally turning the kiosk into a guest-photo browser.</w:t>
       </w:r>
     </w:p>
-    <w:bookmarkEnd w:id="53"/>
-    <w:bookmarkStart w:id="54" w:name="offline-behavior"/>
+    <w:bookmarkEnd w:id="54"/>
+    <w:bookmarkStart w:id="55" w:name="offline-behavior"/>
     <w:p>
       <w:pPr>
         <w:pStyle w:val="Heading4"/>
@@ -8516,8 +9072,8 @@
         <w:t xml:space="preserve">warning.</w:t>
       </w:r>
     </w:p>
-    <w:bookmarkEnd w:id="54"/>
-    <w:bookmarkStart w:id="55" w:name="hard-rules"/>
+    <w:bookmarkEnd w:id="55"/>
+    <w:bookmarkStart w:id="56" w:name="hard-rules"/>
     <w:p>
       <w:pPr>
         <w:pStyle w:val="Heading4"/>
@@ -8645,9 +9201,9 @@
         <w:t xml:space="preserve">greeting and the kiosk skips enrollment entirely.</w:t>
       </w:r>
     </w:p>
-    <w:bookmarkEnd w:id="55"/>
     <w:bookmarkEnd w:id="56"/>
-    <w:bookmarkStart w:id="57" w:name="revocation-delete-my-face-data"/>
+    <w:bookmarkEnd w:id="57"/>
+    <w:bookmarkStart w:id="58" w:name="revocation-delete-my-face-data"/>
     <w:p>
       <w:pPr>
         <w:pStyle w:val="Heading3"/>
@@ -8995,8 +9551,8 @@
         <w:t xml:space="preserve">. Revoking at Wedding A does not affect a guest’s enrollment at Wedding B (they would re-enroll separately for B anyway, since the vector store is per-event).</w:t>
       </w:r>
     </w:p>
-    <w:bookmarkEnd w:id="57"/>
-    <w:bookmarkStart w:id="58" w:name="coverage-targets-v1-acceptance"/>
+    <w:bookmarkEnd w:id="58"/>
+    <w:bookmarkStart w:id="59" w:name="coverage-targets-v1-acceptance"/>
     <w:p>
       <w:pPr>
         <w:pStyle w:val="Heading3"/>
@@ -9176,9 +9732,9 @@
         </w:pict>
       </w:r>
     </w:p>
-    <w:bookmarkEnd w:id="58"/>
     <w:bookmarkEnd w:id="59"/>
-    <w:bookmarkStart w:id="64" w:name="X103dfcd52f7267d23e4fcb2924bb5bc28dc97ba"/>
+    <w:bookmarkEnd w:id="60"/>
+    <w:bookmarkStart w:id="65" w:name="X103dfcd52f7267d23e4fcb2924bb5bc28dc97ba"/>
     <w:p>
       <w:pPr>
         <w:pStyle w:val="Heading2"/>
@@ -9210,7 +9766,7 @@
         <w:t xml:space="preserve">table (queryable), the file’s EXIF / QuickTime atoms (survives any download), and the local SQLite WAL row (so the queue can resume even if the photo never made it to the server).</w:t>
       </w:r>
     </w:p>
-    <w:bookmarkStart w:id="60" w:name="fields"/>
+    <w:bookmarkStart w:id="61" w:name="fields"/>
     <w:p>
       <w:pPr>
         <w:pStyle w:val="Heading3"/>
@@ -9695,8 +10251,8 @@
         </w:tc>
       </w:tr>
     </w:tbl>
-    <w:bookmarkEnd w:id="60"/>
-    <w:bookmarkStart w:id="61" w:name="exif-quicktime-injection"/>
+    <w:bookmarkEnd w:id="61"/>
+    <w:bookmarkStart w:id="62" w:name="exif-quicktime-injection"/>
     <w:p>
       <w:pPr>
         <w:pStyle w:val="Heading3"/>
@@ -9857,8 +10413,8 @@
         <w:t xml:space="preserve">Setnayan’s metadata into the existing EXIF without overwriting the body’s optical fields. Couples downloading a JPEG from the gallery get a file with both Canon’s lens info and Setnayan’s geo / seat / timestamp. Photographers who want the file as-shot still see the original camera settings.</w:t>
       </w:r>
     </w:p>
-    <w:bookmarkEnd w:id="61"/>
-    <w:bookmarkStart w:id="62" w:name="privacy-1"/>
+    <w:bookmarkEnd w:id="62"/>
+    <w:bookmarkStart w:id="63" w:name="privacy-1"/>
     <w:p>
       <w:pPr>
         <w:pStyle w:val="Heading3"/>
@@ -9945,8 +10501,8 @@
         <w:t xml:space="preserve">and quietly dropped from the photo’s metadata. Prevents a paparazzo’s phone with a stale GPS fix from stamping a wedding photo with their morning-coffee-shop coordinates.</w:t>
       </w:r>
     </w:p>
-    <w:bookmarkEnd w:id="62"/>
-    <w:bookmarkStart w:id="63" w:name="data-model-additions-1"/>
+    <w:bookmarkEnd w:id="63"/>
+    <w:bookmarkStart w:id="64" w:name="data-model-additions-1"/>
     <w:p>
       <w:pPr>
         <w:pStyle w:val="Heading3"/>
@@ -10399,9 +10955,9 @@
         </w:pict>
       </w:r>
     </w:p>
-    <w:bookmarkEnd w:id="63"/>
     <w:bookmarkEnd w:id="64"/>
-    <w:bookmarkStart w:id="69" w:name="adaptive-compression-offline-queue"/>
+    <w:bookmarkEnd w:id="65"/>
+    <w:bookmarkStart w:id="70" w:name="adaptive-compression-offline-queue"/>
     <w:p>
       <w:pPr>
         <w:pStyle w:val="Heading2"/>
@@ -10410,7 +10966,7 @@
         <w:t xml:space="preserve">Adaptive compression + offline queue</w:t>
       </w:r>
     </w:p>
-    <w:bookmarkStart w:id="65" w:name="network-speed-estimator"/>
+    <w:bookmarkStart w:id="66" w:name="network-speed-estimator"/>
     <w:p>
       <w:pPr>
         <w:pStyle w:val="Heading3"/>
@@ -10603,8 +11159,8 @@
         <w:t xml:space="preserve">Mode switches are sticky — the estimator avoids flipping between modes more than once every 30 seconds to prevent oscillation when bandwidth is right at the boundary.</w:t>
       </w:r>
     </w:p>
-    <w:bookmarkEnd w:id="65"/>
-    <w:bookmarkStart w:id="66" w:name="raw-handling"/>
+    <w:bookmarkEnd w:id="66"/>
+    <w:bookmarkStart w:id="67" w:name="raw-handling"/>
     <w:p>
       <w:pPr>
         <w:pStyle w:val="Heading3"/>
@@ -10621,8 +11177,8 @@
         <w:t xml:space="preserve">DSLR RAW files are first-class citizens of the queue but never upload in medium mode (a 30 MB RAW on a 2 Mbps link blocks the queue for two minutes). RAW files always upload in strong mode, or wait. JPEGs always ship first because they’re what the couple’s gallery and the Personal Reel render use; RAW is preserved as the post-event archive and is never on a critical path.</w:t>
       </w:r>
     </w:p>
-    <w:bookmarkEnd w:id="66"/>
-    <w:bookmarkStart w:id="67" w:name="offline-queue"/>
+    <w:bookmarkEnd w:id="67"/>
+    <w:bookmarkStart w:id="68" w:name="offline-queue"/>
     <w:p>
       <w:pPr>
         <w:pStyle w:val="Heading3"/>
@@ -10881,8 +11437,8 @@
         <w:t xml:space="preserve">badge on that photo. The badge clears the moment the original PUT completes.</w:t>
       </w:r>
     </w:p>
-    <w:bookmarkEnd w:id="67"/>
-    <w:bookmarkStart w:id="68" w:name="failure-modes-worth-calling-out"/>
+    <w:bookmarkEnd w:id="68"/>
+    <w:bookmarkStart w:id="69" w:name="failure-modes-worth-calling-out"/>
     <w:p>
       <w:pPr>
         <w:pStyle w:val="Heading3"/>
@@ -10980,9 +11536,9 @@
         </w:pict>
       </w:r>
     </w:p>
-    <w:bookmarkEnd w:id="68"/>
     <w:bookmarkEnd w:id="69"/>
-    <w:bookmarkStart w:id="73" w:name="tagging"/>
+    <w:bookmarkEnd w:id="70"/>
+    <w:bookmarkStart w:id="74" w:name="tagging"/>
     <w:p>
       <w:pPr>
         <w:pStyle w:val="Heading2"/>
@@ -10991,7 +11547,7 @@
         <w:t xml:space="preserve">Tagging</w:t>
       </w:r>
     </w:p>
-    <w:bookmarkStart w:id="70" w:name="qr-based-tagging-primary-path"/>
+    <w:bookmarkStart w:id="71" w:name="qr-based-tagging-primary-path"/>
     <w:p>
       <w:pPr>
         <w:pStyle w:val="Heading3"/>
@@ -11092,8 +11648,8 @@
         <w:t xml:space="preserve">every photo and clip uploaded by a Papic is delivered to the couple’s gallery in full resolution regardless of tagging status. Tags improve guest navigation and Personal Reel matching but never gate delivery to the couple.</w:t>
       </w:r>
     </w:p>
-    <w:bookmarkEnd w:id="70"/>
-    <w:bookmarkStart w:id="71" w:name="Xc8cd6398a2cc08d5fc5376397d48cca559ce3bf"/>
+    <w:bookmarkEnd w:id="71"/>
+    <w:bookmarkStart w:id="72" w:name="Xc8cd6398a2cc08d5fc5376397d48cca559ce3bf"/>
     <w:p>
       <w:pPr>
         <w:pStyle w:val="Heading3"/>
@@ -11240,8 +11796,8 @@
         <w:t xml:space="preserve">Each row shows the guest’s RSVP profile photo (no auto-update from wedding-day captures in V1 — face detection identifies people without needing a refreshed thumbnail), name, table assignment, and a checkmark when tagged. The 10-tag cap applies.</w:t>
       </w:r>
     </w:p>
-    <w:bookmarkEnd w:id="71"/>
-    <w:bookmarkStart w:id="72" w:name="tag-visibility-for-guests"/>
+    <w:bookmarkEnd w:id="72"/>
+    <w:bookmarkStart w:id="73" w:name="tag-visibility-for-guests"/>
     <w:p>
       <w:pPr>
         <w:pStyle w:val="Heading3"/>
@@ -11301,9 +11857,9 @@
         </w:pict>
       </w:r>
     </w:p>
-    <w:bookmarkEnd w:id="72"/>
     <w:bookmarkEnd w:id="73"/>
-    <w:bookmarkStart w:id="76" w:name="couple-gallery-v1-spec"/>
+    <w:bookmarkEnd w:id="74"/>
+    <w:bookmarkStart w:id="77" w:name="couple-gallery-v1-spec"/>
     <w:p>
       <w:pPr>
         <w:pStyle w:val="Heading2"/>
@@ -11312,7 +11868,7 @@
         <w:t xml:space="preserve">Couple gallery — V1 spec</w:t>
       </w:r>
     </w:p>
-    <w:bookmarkStart w:id="74" w:name="filters-v1-ships-four"/>
+    <w:bookmarkStart w:id="75" w:name="filters-v1-ships-four"/>
     <w:p>
       <w:pPr>
         <w:pStyle w:val="Heading3"/>
@@ -11417,8 +11973,8 @@
         <w:t xml:space="preserve">V1.1 adds: by role (bridal party, family, friends, vendors), by team (Bride / Groom side), by schedule segment (ceremony, cocktail, reception, after-party), by individual guest, couple-favorited, needs-attention (untagged + NSFW-flagged), by papic seat, orientation. None of these are blockers for V1; couple feedback after launch will tell us which to prioritize first.</w:t>
       </w:r>
     </w:p>
-    <w:bookmarkEnd w:id="74"/>
-    <w:bookmarkStart w:id="75" w:name="day-review-window"/>
+    <w:bookmarkEnd w:id="75"/>
+    <w:bookmarkStart w:id="76" w:name="day-review-window"/>
     <w:p>
       <w:pPr>
         <w:pStyle w:val="Heading3"/>
@@ -11528,9 +12084,9 @@
         </w:pict>
       </w:r>
     </w:p>
-    <w:bookmarkEnd w:id="75"/>
     <w:bookmarkEnd w:id="76"/>
-    <w:bookmarkStart w:id="78" w:name="personal-reels-v1-spec"/>
+    <w:bookmarkEnd w:id="77"/>
+    <w:bookmarkStart w:id="79" w:name="personal-reels-v1-spec"/>
     <w:p>
       <w:pPr>
         <w:pStyle w:val="Heading2"/>
@@ -11659,7 +12215,7 @@
         <w:t xml:space="preserve">when the Custom Monogram Pack (0011) is purchased</w:t>
       </w:r>
     </w:p>
-    <w:bookmarkStart w:id="77" w:name="landscape-source-handling"/>
+    <w:bookmarkStart w:id="78" w:name="landscape-source-handling"/>
     <w:p>
       <w:pPr>
         <w:pStyle w:val="Heading3"/>
@@ -11707,9 +12263,9 @@
         </w:pict>
       </w:r>
     </w:p>
-    <w:bookmarkEnd w:id="77"/>
     <w:bookmarkEnd w:id="78"/>
-    <w:bookmarkStart w:id="79" w:name="privacy-2"/>
+    <w:bookmarkEnd w:id="79"/>
+    <w:bookmarkStart w:id="80" w:name="privacy-2"/>
     <w:p>
       <w:pPr>
         <w:pStyle w:val="Heading2"/>
@@ -11799,8 +12355,8 @@
         </w:pict>
       </w:r>
     </w:p>
-    <w:bookmarkEnd w:id="79"/>
-    <w:bookmarkStart w:id="80" w:name="payments-integration-depends-on-0034"/>
+    <w:bookmarkEnd w:id="80"/>
+    <w:bookmarkStart w:id="81" w:name="payments-integration-depends-on-0034"/>
     <w:p>
       <w:pPr>
         <w:pStyle w:val="Heading2"/>
@@ -12137,8 +12693,8 @@
         </w:pict>
       </w:r>
     </w:p>
-    <w:bookmarkEnd w:id="80"/>
-    <w:bookmarkStart w:id="81" w:name="admin"/>
+    <w:bookmarkEnd w:id="81"/>
+    <w:bookmarkStart w:id="82" w:name="admin"/>
     <w:p>
       <w:pPr>
         <w:pStyle w:val="Heading2"/>
@@ -12206,8 +12762,8 @@
         </w:pict>
       </w:r>
     </w:p>
-    <w:bookmarkEnd w:id="81"/>
-    <w:bookmarkStart w:id="93" w:name="Xa558ba0e9c11f4cfc990e663e9f1e85bdf0e420"/>
+    <w:bookmarkEnd w:id="82"/>
+    <w:bookmarkStart w:id="94" w:name="Xa558ba0e9c11f4cfc990e663e9f1e85bdf0e420"/>
     <w:p>
       <w:pPr>
         <w:pStyle w:val="Heading2"/>
@@ -12224,7 +12780,7 @@
         <w:t xml:space="preserve">Sprint plan for the additions specced in this revision (DSLR pairing, face detection auto-tag, capture metadata, adaptive compression + offline queue). Sequenced to keep critical path short and parallelize where possible. Each sprint is 2 weeks; total ≈ 16 weeks of engineering for V1 launch including the existing 0012 V1 work.</w:t>
       </w:r>
     </w:p>
-    <w:bookmarkStart w:id="82" w:name="X93e25ad2885626eb38d9a99810f66c1d4ad5809"/>
+    <w:bookmarkStart w:id="83" w:name="X93e25ad2885626eb38d9a99810f66c1d4ad5809"/>
     <w:p>
       <w:pPr>
         <w:pStyle w:val="Heading3"/>
@@ -12454,8 +13010,8 @@
         <w:t xml:space="preserve">for per-vendor steps. Allow 2–4 weeks lead time for Sony and Fujifilm approvals; start day one.</w:t>
       </w:r>
     </w:p>
-    <w:bookmarkEnd w:id="82"/>
-    <w:bookmarkStart w:id="83" w:name="Xd0c87d25bddaf1e122ca127979d1bb163a0981b"/>
+    <w:bookmarkEnd w:id="83"/>
+    <w:bookmarkStart w:id="84" w:name="Xd0c87d25bddaf1e122ca127979d1bb163a0981b"/>
     <w:p>
       <w:pPr>
         <w:pStyle w:val="Heading3"/>
@@ -12633,8 +13189,8 @@
         <w:t xml:space="preserve">Deliverable: a paparazzo can install the app, claim a seat via QR, and shoot photos / clips with the phone-internal camera. No DSLR support yet.</w:t>
       </w:r>
     </w:p>
-    <w:bookmarkEnd w:id="83"/>
-    <w:bookmarkStart w:id="84" w:name="Xcd891644427811c71e68cc0db8f77f59e75f61d"/>
+    <w:bookmarkEnd w:id="84"/>
+    <w:bookmarkStart w:id="85" w:name="Xcd891644427811c71e68cc0db8f77f59e75f61d"/>
     <w:p>
       <w:pPr>
         <w:pStyle w:val="Heading3"/>
@@ -12869,8 +13425,8 @@
         <w:t xml:space="preserve">Deliverable: phone-internal captures survive a 10-minute network blackout test, ship correct EXIF, and switch compression modes under a network-throttling rig.</w:t>
       </w:r>
     </w:p>
-    <w:bookmarkEnd w:id="84"/>
-    <w:bookmarkStart w:id="85" w:name="X85aacba77605f992679d56b4f8a8e99da68d22c"/>
+    <w:bookmarkEnd w:id="85"/>
+    <w:bookmarkStart w:id="86" w:name="X85aacba77605f992679d56b4f8a8e99da68d22c"/>
     <w:p>
       <w:pPr>
         <w:pStyle w:val="Heading3"/>
@@ -13141,8 +13697,8 @@
         <w:t xml:space="preserve">Deliverable: a guest enrolls via RSVP photo → papic shoots a photo of them → photo arrives in the gallery already tagged with their name.</w:t>
       </w:r>
     </w:p>
-    <w:bookmarkEnd w:id="85"/>
-    <w:bookmarkStart w:id="86" w:name="Xe4a8911b041942b2806529476a7487a09b20b68"/>
+    <w:bookmarkEnd w:id="86"/>
+    <w:bookmarkStart w:id="87" w:name="Xe4a8911b041942b2806529476a7487a09b20b68"/>
     <w:p>
       <w:pPr>
         <w:pStyle w:val="Heading3"/>
@@ -13383,8 +13939,8 @@
         <w:t xml:space="preserve">Deliverable: a paparazzo with a Canon R6 or a Sony A7 IV can pair, shoot, and have their photos arrive in the gallery with full DSLR EXIF preserved + Setnayan provenance fields appended.</w:t>
       </w:r>
     </w:p>
-    <w:bookmarkEnd w:id="86"/>
-    <w:bookmarkStart w:id="87" w:name="Xd09a0343cefe022ce532b06e6dbfff88076a4d1"/>
+    <w:bookmarkEnd w:id="87"/>
+    <w:bookmarkStart w:id="88" w:name="Xd09a0343cefe022ce532b06e6dbfff88076a4d1"/>
     <w:p>
       <w:pPr>
         <w:pStyle w:val="Heading3"/>
@@ -13487,8 +14043,8 @@
         <w:t xml:space="preserve">.</w:t>
       </w:r>
     </w:p>
-    <w:bookmarkEnd w:id="87"/>
-    <w:bookmarkStart w:id="88" w:name="X8bad9a7b7dc95b1500ec71f0f0c644278c22d45"/>
+    <w:bookmarkEnd w:id="88"/>
+    <w:bookmarkStart w:id="89" w:name="X8bad9a7b7dc95b1500ec71f0f0c644278c22d45"/>
     <w:p>
       <w:pPr>
         <w:pStyle w:val="Heading3"/>
@@ -13637,8 +14193,8 @@
         <w:t xml:space="preserve">Deliverable: a Panood camera operator with a DSLR can run the 0012 native binary in LS-camera mode and appear on the broadcaster’s grid as a normal camera tile, with the brand/model surfaced in the tile metadata.</w:t>
       </w:r>
     </w:p>
-    <w:bookmarkEnd w:id="88"/>
-    <w:bookmarkStart w:id="89" w:name="sprint-7-hardening-field-test-weeks-1112"/>
+    <w:bookmarkEnd w:id="89"/>
+    <w:bookmarkStart w:id="90" w:name="sprint-7-hardening-field-test-weeks-1112"/>
     <w:p>
       <w:pPr>
         <w:pStyle w:val="Heading3"/>
@@ -13727,8 +14283,8 @@
         <w:t xml:space="preserve">Deliverable: V1 acceptance criteria all green; field-test photos render correctly in the gallery with auto-tags + DSLR EXIF + Setnayan metadata.</w:t>
       </w:r>
     </w:p>
-    <w:bookmarkEnd w:id="89"/>
-    <w:bookmarkStart w:id="90" w:name="sprint-8-beta-launch-weeks-1316"/>
+    <w:bookmarkEnd w:id="90"/>
+    <w:bookmarkStart w:id="91" w:name="sprint-8-beta-launch-weeks-1316"/>
     <w:p>
       <w:pPr>
         <w:pStyle w:val="Heading3"/>
@@ -13785,8 +14341,8 @@
         <w:t xml:space="preserve">Public launch when: zero P0 bugs in beta + closed-loop tagging accuracy ≥ 92% + DSLR pairing reconnect rate ≥ 95% on each brand</w:t>
       </w:r>
     </w:p>
-    <w:bookmarkEnd w:id="90"/>
-    <w:bookmarkStart w:id="91" w:name="critical-path-dependency-graph"/>
+    <w:bookmarkEnd w:id="91"/>
+    <w:bookmarkStart w:id="92" w:name="critical-path-dependency-graph"/>
     <w:p>
       <w:pPr>
         <w:pStyle w:val="Heading3"/>
@@ -13850,8 +14406,8 @@
         <w:t xml:space="preserve">Sprints 2 and 3 run in parallel with Sprint 1 and start as soon as their backend surfaces (schemas, edge functions) are landed by Sprint 0. Sprint 6 (LS operator mode) depends on Sprint 4 finishing the Canon + Sony bridges so it can validate the WebRTC re-encode path against a paired DSLR.</w:t>
       </w:r>
     </w:p>
-    <w:bookmarkEnd w:id="91"/>
-    <w:bookmarkStart w:id="92" w:name="Xeea61d7322fd5ec541f5647dfcfc4f0f7bdeeff"/>
+    <w:bookmarkEnd w:id="92"/>
+    <w:bookmarkStart w:id="93" w:name="Xeea61d7322fd5ec541f5647dfcfc4f0f7bdeeff"/>
     <w:p>
       <w:pPr>
         <w:pStyle w:val="Heading3"/>
@@ -13979,9 +14535,9 @@
         </w:pict>
       </w:r>
     </w:p>
-    <w:bookmarkEnd w:id="92"/>
     <w:bookmarkEnd w:id="93"/>
-    <w:bookmarkStart w:id="94" w:name="acceptance-criteria"/>
+    <w:bookmarkEnd w:id="94"/>
+    <w:bookmarkStart w:id="95" w:name="acceptance-criteria"/>
     <w:p>
       <w:pPr>
         <w:pStyle w:val="Heading2"/>
@@ -14661,8 +15217,8 @@
         </w:pict>
       </w:r>
     </w:p>
-    <w:bookmarkEnd w:id="94"/>
-    <w:bookmarkStart w:id="95" w:name="open-questions"/>
+    <w:bookmarkEnd w:id="95"/>
+    <w:bookmarkStart w:id="96" w:name="open-questions"/>
     <w:p>
       <w:pPr>
         <w:pStyle w:val="Heading2"/>
@@ -14714,8 +15270,8 @@
         </w:pict>
       </w:r>
     </w:p>
-    <w:bookmarkEnd w:id="95"/>
-    <w:bookmarkStart w:id="98" w:name="companion-specs-and-cross-references"/>
+    <w:bookmarkEnd w:id="96"/>
+    <w:bookmarkStart w:id="99" w:name="companion-specs-and-cross-references"/>
     <w:p>
       <w:pPr>
         <w:pStyle w:val="Heading2"/>
@@ -14897,7 +15453,7 @@
       <w:pPr>
         <w:pStyle w:val="FirstParagraph"/>
       </w:pPr>
-      <w:hyperlink r:id="rId96">
+      <w:hyperlink r:id="rId97">
         <w:r>
           <w:rPr>
             <w:rStyle w:val="Hyperlink"/>
@@ -14910,7 +15466,7 @@
       <w:pPr>
         <w:pStyle w:val="BodyText"/>
       </w:pPr>
-      <w:hyperlink r:id="rId97">
+      <w:hyperlink r:id="rId98">
         <w:r>
           <w:rPr>
             <w:rStyle w:val="Hyperlink"/>
@@ -14919,8 +15475,8 @@
         </w:r>
       </w:hyperlink>
     </w:p>
-    <w:bookmarkEnd w:id="98"/>
     <w:bookmarkEnd w:id="99"/>
+    <w:bookmarkEnd w:id="100"/>
     <w:sectPr>
       <w:footnotePr>
         <w:numRestart w:val="eachSect"/>

--- a/0012_papic/0012_papic.docx
+++ b/0012_papic/0012_papic.docx
@@ -27027,6 +27027,195 @@
       </w:r>
       <w:r>
         <w:t xml:space="preserve">detection runs on the EXIF-normalized ≤1600px derivative (the wall’s own display cap) with tiling carrying small-face recall — original-res tiling at typical 12–48 MP capture sizes would cost 10–30× the CPU for faces the projection cannot resolve anyway.</w:t>
+      </w:r>
+    </w:p>
+    <w:p>
+      <w:pPr>
+        <w:pStyle w:val="BlockText"/>
+      </w:pPr>
+      <w:r>
+        <w:rPr>
+          <w:b/>
+          <w:bCs/>
+        </w:rPr>
+        <w:t xml:space="preserve">✅ P3 SHIPPED 2026-06-12 (PR #1282, no migration — composition only).</w:t>
+      </w:r>
+      <w:r>
+        <w:t xml:space="preserve"> </w:t>
+      </w:r>
+      <w:r>
+        <w:t xml:space="preserve">The day-of console at</w:t>
+      </w:r>
+      <w:r>
+        <w:t xml:space="preserve"> </w:t>
+      </w:r>
+      <w:r>
+        <w:rPr>
+          <w:rStyle w:val="VerbatimChar"/>
+          <w:b/>
+          <w:bCs/>
+        </w:rPr>
+        <w:t xml:space="preserve">/dashboard/[eventId]/live</w:t>
+      </w:r>
+      <w:r>
+        <w:t xml:space="preserve">, couple OR coordinator (the authority every wall RPC already checks): status counts (on-wall / hidden / screens connected) ·</w:t>
+      </w:r>
+      <w:r>
+        <w:t xml:space="preserve"> </w:t>
+      </w:r>
+      <w:r>
+        <w:rPr>
+          <w:b/>
+          <w:bCs/>
+        </w:rPr>
+        <w:t xml:space="preserve">lifecycle mode control</w:t>
+      </w:r>
+      <w:r>
+        <w:t xml:space="preserve"> </w:t>
+      </w:r>
+      <w:r>
+        <w:t xml:space="preserve">Auto/Teaser/Live/Recap writing</w:t>
+      </w:r>
+      <w:r>
+        <w:t xml:space="preserve"> </w:t>
+      </w:r>
+      <w:r>
+        <w:rPr>
+          <w:rStyle w:val="VerbatimChar"/>
+        </w:rPr>
+        <w:t xml:space="preserve">events.live_mode_override</w:t>
+      </w:r>
+      <w:r>
+        <w:t xml:space="preserve"> </w:t>
+      </w:r>
+      <w:r>
+        <w:t xml:space="preserve">(Auto = NULL, server derives from event date; covers the two real day-of moments — open the wall EARLY, freeze to RECAP at program end) ·</w:t>
+      </w:r>
+      <w:r>
+        <w:t xml:space="preserve"> </w:t>
+      </w:r>
+      <w:r>
+        <w:rPr>
+          <w:b/>
+          <w:bCs/>
+        </w:rPr>
+        <w:t xml:space="preserve">FaceBlock posture strip</w:t>
+      </w:r>
+      <w:r>
+        <w:t xml:space="preserve"> </w:t>
+      </w:r>
+      <w:r>
+        <w:t xml:space="preserve">(blur-ready coverage of recent tiles —</w:t>
+      </w:r>
+      <w:r>
+        <w:t xml:space="preserve"> </w:t>
+      </w:r>
+      <w:r>
+        <w:t xml:space="preserve">“why is the wall thin?”</w:t>
+      </w:r>
+      <w:r>
+        <w:t xml:space="preserve"> </w:t>
+      </w:r>
+      <w:r>
+        <w:t xml:space="preserve">answerable at a glance) · the P1 screen-code + kill-switch controls REUSED at 60 tiles · the Kwento approval queue REUSED inline (the</w:t>
+      </w:r>
+      <w:r>
+        <w:t xml:space="preserve"> </w:t>
+      </w:r>
+      <w:r>
+        <w:t xml:space="preserve">“Kwento lower-thirds”</w:t>
+      </w:r>
+      <w:r>
+        <w:t xml:space="preserve"> </w:t>
+      </w:r>
+      <w:r>
+        <w:t xml:space="preserve">half of this build-order row shipped with Kwento P2’s wall rendering).</w:t>
+      </w:r>
+      <w:r>
+        <w:t xml:space="preserve"> </w:t>
+      </w:r>
+      <w:r>
+        <w:t xml:space="preserve">“Live Wall”</w:t>
+      </w:r>
+      <w:r>
+        <w:t xml:space="preserve"> </w:t>
+      </w:r>
+      <w:r>
+        <w:t xml:space="preserve">nav entry in the Share group; events without LIVE_WALL get a quiet add-on doorway (no price copy).</w:t>
+      </w:r>
+      <w:r>
+        <w:t xml:space="preserve"> </w:t>
+      </w:r>
+      <w:r>
+        <w:rPr>
+          <w:rStyle w:val="VerbatimChar"/>
+        </w:rPr>
+        <w:t xml:space="preserve">setWallMode</w:t>
+      </w:r>
+      <w:r>
+        <w:t xml:space="preserve"> </w:t>
+      </w:r>
+      <w:r>
+        <w:t xml:space="preserve">checks couple/coordinator at app level and writes via the admin client (the shipped</w:t>
+      </w:r>
+      <w:r>
+        <w:t xml:space="preserve"> </w:t>
+      </w:r>
+      <w:r>
+        <w:rPr>
+          <w:rStyle w:val="VerbatimChar"/>
+        </w:rPr>
+        <w:t xml:space="preserve">couple_can_update_event</w:t>
+      </w:r>
+      <w:r>
+        <w:t xml:space="preserve"> </w:t>
+      </w:r>
+      <w:r>
+        <w:t xml:space="preserve">RLS policy is couple-keyed).</w:t>
+      </w:r>
+      <w:r>
+        <w:t xml:space="preserve"> </w:t>
+      </w:r>
+      <w:r>
+        <w:rPr>
+          <w:b/>
+          <w:bCs/>
+        </w:rPr>
+        <w:t xml:space="preserve">Salamisim remaining: P4</w:t>
+      </w:r>
+      <w:r>
+        <w:t xml:space="preserve"> </w:t>
+      </w:r>
+      <w:r>
+        <w:t xml:space="preserve">(SW cache + recap freeze</w:t>
+      </w:r>
+      <w:r>
+        <w:t xml:space="preserve"> </w:t>
+      </w:r>
+      <w:r>
+        <w:rPr>
+          <w:rStyle w:val="VerbatimChar"/>
+        </w:rPr>
+        <w:t xml:space="preserve">wall_freeze_recap</w:t>
+      </w:r>
+      <w:r>
+        <w:t xml:space="preserve">)</w:t>
+      </w:r>
+      <w:r>
+        <w:t xml:space="preserve"> </w:t>
+      </w:r>
+      <w:r>
+        <w:rPr>
+          <w:b/>
+          <w:bCs/>
+        </w:rPr>
+        <w:t xml:space="preserve">· P2b</w:t>
+      </w:r>
+      <w:r>
+        <w:t xml:space="preserve"> </w:t>
+      </w:r>
+      <w:r>
+        <w:t xml:space="preserve">(per-guest selective blur — needs the enroller + a validated embedding model).</w:t>
       </w:r>
     </w:p>
     <w:p>

--- a/0012_papic/0012_papic.docx
+++ b/0012_papic/0012_papic.docx
@@ -2,7 +2,7 @@
 <file path=word/document.xml><?xml version="1.0" encoding="utf-8"?>
 <w:document xmlns:w="http://schemas.openxmlformats.org/wordprocessingml/2006/main" xmlns:m="http://schemas.openxmlformats.org/officeDocument/2006/math" xmlns:r="http://schemas.openxmlformats.org/officeDocument/2006/relationships" xmlns:o="urn:schemas-microsoft-com:office:office" xmlns:v="urn:schemas-microsoft-com:vml" xmlns:w10="urn:schemas-microsoft-com:office:word" xmlns:a="http://schemas.openxmlformats.org/drawingml/2006/main" xmlns:pic="http://schemas.openxmlformats.org/drawingml/2006/picture" xmlns:wp="http://schemas.openxmlformats.org/drawingml/2006/wordprocessingDrawing">
   <w:body>
-    <w:bookmarkStart w:id="25" w:name="iteration-0012-papic"/>
+    <w:bookmarkStart w:id="26" w:name="iteration-0012-papic"/>
     <w:p>
       <w:pPr>
         <w:pStyle w:val="Heading1"/>
@@ -288,9 +288,15 @@
           <w:rPr>
             <w:rStyle w:val="Hyperlink"/>
           </w:rPr>
-          <w:t xml:space="preserve">0012_Camera_Move_Integration_Handoff_2026-06-29.md</w:t>
+          <w:t xml:space="preserve">Vendor_Portfolio_Credits_2026-09-05.md</w:t>
         </w:r>
       </w:hyperlink>
+      <w:r>
+        <w:t xml:space="preserve"> </w:t>
+      </w:r>
+      <w:r>
+        <w:t xml:space="preserve">— a supplier’s own Papic credits: 5% of the booking fee (cap 1,000, no floor) + the ₱500 pack (100 credits since 2026-09-06), landed on approval; replaces the 2026-08-26 ₱5/point allowance</w:t>
+      </w:r>
     </w:p>
     <w:p>
       <w:pPr>
@@ -301,6 +307,23 @@
         </w:numPr>
       </w:pPr>
       <w:hyperlink r:id="rId16">
+        <w:r>
+          <w:rPr>
+            <w:rStyle w:val="Hyperlink"/>
+          </w:rPr>
+          <w:t xml:space="preserve">0012_Camera_Move_Integration_Handoff_2026-06-29.md</w:t>
+        </w:r>
+      </w:hyperlink>
+    </w:p>
+    <w:p>
+      <w:pPr>
+        <w:pStyle w:val="Compact"/>
+        <w:numPr>
+          <w:ilvl w:val="0"/>
+          <w:numId w:val="1002"/>
+        </w:numPr>
+      </w:pPr>
+      <w:hyperlink r:id="rId17">
         <w:r>
           <w:rPr>
             <w:rStyle w:val="Hyperlink"/>
@@ -317,7 +340,7 @@
           <w:numId w:val="1002"/>
         </w:numPr>
       </w:pPr>
-      <w:hyperlink r:id="rId17">
+      <w:hyperlink r:id="rId18">
         <w:r>
           <w:rPr>
             <w:rStyle w:val="Hyperlink"/>
@@ -334,7 +357,7 @@
           <w:numId w:val="1002"/>
         </w:numPr>
       </w:pPr>
-      <w:hyperlink r:id="rId18">
+      <w:hyperlink r:id="rId19">
         <w:r>
           <w:rPr>
             <w:rStyle w:val="Hyperlink"/>
@@ -351,7 +374,7 @@
           <w:numId w:val="1002"/>
         </w:numPr>
       </w:pPr>
-      <w:hyperlink r:id="rId19">
+      <w:hyperlink r:id="rId20">
         <w:r>
           <w:rPr>
             <w:rStyle w:val="Hyperlink"/>
@@ -368,7 +391,7 @@
           <w:numId w:val="1002"/>
         </w:numPr>
       </w:pPr>
-      <w:hyperlink r:id="rId20">
+      <w:hyperlink r:id="rId21">
         <w:r>
           <w:rPr>
             <w:rStyle w:val="Hyperlink"/>
@@ -385,7 +408,7 @@
           <w:numId w:val="1002"/>
         </w:numPr>
       </w:pPr>
-      <w:hyperlink r:id="rId21">
+      <w:hyperlink r:id="rId22">
         <w:r>
           <w:rPr>
             <w:rStyle w:val="Hyperlink"/>
@@ -402,7 +425,7 @@
           <w:numId w:val="1002"/>
         </w:numPr>
       </w:pPr>
-      <w:hyperlink r:id="rId22">
+      <w:hyperlink r:id="rId23">
         <w:r>
           <w:rPr>
             <w:rStyle w:val="Hyperlink"/>
@@ -419,7 +442,7 @@
           <w:numId w:val="1002"/>
         </w:numPr>
       </w:pPr>
-      <w:hyperlink r:id="rId23">
+      <w:hyperlink r:id="rId24">
         <w:r>
           <w:rPr>
             <w:rStyle w:val="Hyperlink"/>
@@ -436,7 +459,7 @@
           <w:numId w:val="1002"/>
         </w:numPr>
       </w:pPr>
-      <w:hyperlink r:id="rId24">
+      <w:hyperlink r:id="rId25">
         <w:r>
           <w:rPr>
             <w:rStyle w:val="Hyperlink"/>
@@ -481,7 +504,7 @@
         <w:t xml:space="preserve">.</w:t>
       </w:r>
     </w:p>
-    <w:bookmarkEnd w:id="25"/>
+    <w:bookmarkEnd w:id="26"/>
     <w:sectPr>
       <w:footnotePr>
         <w:numRestart w:val="eachSect"/>
